--- a/downloads/workbook/ai-2-week-19.docx
+++ b/downloads/workbook/ai-2-week-19.docx
@@ -1557,6 +1557,178 @@
         <w:t>Project connection: Document whose requests inform the recommender and avoid treating an easily reached group as all intended users.</w:t>
       </w:r>
     </w:p>
+    <w:p>
+      <w:pPr>
+        <w:pStyle w:val="Heading1"/>
+      </w:pPr>
+      <w:r>
+        <w:t>24. Project portfolio milestone</w:t>
+      </w:r>
+    </w:p>
+    <w:p>
+      <w:r>
+        <w:t>Project: Transparent Book Recommender</w:t>
+      </w:r>
+    </w:p>
+    <w:p>
+      <w:r>
+        <w:t>Current milestone: Evaluate and revise. Compare with your starting method, explain errors and record a justified revision.</w:t>
+      </w:r>
+    </w:p>
+    <w:p>
+      <w:r>
+        <w:t>Document whose requests inform the recommender and avoid treating an easily reached group as all intended users.</w:t>
+      </w:r>
+    </w:p>
+    <w:tbl>
+      <w:tblPr>
+        <w:tblStyle w:val="LightShading-Accent1"/>
+        <w:tblW w:type="auto" w:w="0"/>
+        <w:tblLook w:firstColumn="1" w:firstRow="1" w:lastColumn="0" w:lastRow="0" w:noHBand="0" w:noVBand="1" w:val="04A0"/>
+      </w:tblPr>
+      <w:tblGrid>
+        <w:gridCol w:w="5112"/>
+        <w:gridCol w:w="5112"/>
+      </w:tblGrid>
+      <w:tr>
+        <w:trPr>
+          <w:tblHeader/>
+        </w:trPr>
+        <w:tc>
+          <w:tcPr>
+            <w:tcW w:type="dxa" w:w="5112"/>
+          </w:tcPr>
+          <w:p>
+            <w:r>
+              <w:t>Evidence to keep</w:t>
+            </w:r>
+          </w:p>
+        </w:tc>
+        <w:tc>
+          <w:tcPr>
+            <w:tcW w:type="dxa" w:w="5112"/>
+          </w:tcPr>
+          <w:p>
+            <w:r>
+              <w:t>My record</w:t>
+            </w:r>
+          </w:p>
+        </w:tc>
+      </w:tr>
+      <w:tr>
+        <w:tc>
+          <w:tcPr>
+            <w:tcW w:type="dxa" w:w="5112"/>
+          </w:tcPr>
+          <w:p>
+            <w:r>
+              <w:t>This week’s input and deciding step</w:t>
+            </w:r>
+          </w:p>
+        </w:tc>
+        <w:tc>
+          <w:tcPr>
+            <w:tcW w:type="dxa" w:w="5112"/>
+          </w:tcPr>
+          <w:p>
+            <w:r/>
+          </w:p>
+        </w:tc>
+      </w:tr>
+      <w:tr>
+        <w:tc>
+          <w:tcPr>
+            <w:tcW w:type="dxa" w:w="5112"/>
+          </w:tcPr>
+          <w:p>
+            <w:r>
+              <w:t>Prediction and actual result (or labelled paper trace)</w:t>
+            </w:r>
+          </w:p>
+        </w:tc>
+        <w:tc>
+          <w:tcPr>
+            <w:tcW w:type="dxa" w:w="5112"/>
+          </w:tcPr>
+          <w:p>
+            <w:r/>
+          </w:p>
+        </w:tc>
+      </w:tr>
+      <w:tr>
+        <w:tc>
+          <w:tcPr>
+            <w:tcW w:type="dxa" w:w="5112"/>
+          </w:tcPr>
+          <w:p>
+            <w:r>
+              <w:t>One change since the previous checkpoint and why</w:t>
+            </w:r>
+          </w:p>
+        </w:tc>
+        <w:tc>
+          <w:tcPr>
+            <w:tcW w:type="dxa" w:w="5112"/>
+          </w:tcPr>
+          <w:p>
+            <w:r/>
+          </w:p>
+        </w:tc>
+      </w:tr>
+      <w:tr>
+        <w:tc>
+          <w:tcPr>
+            <w:tcW w:type="dxa" w:w="5112"/>
+          </w:tcPr>
+          <w:p>
+            <w:r>
+              <w:t>One error or limit and the next test</w:t>
+            </w:r>
+          </w:p>
+        </w:tc>
+        <w:tc>
+          <w:tcPr>
+            <w:tcW w:type="dxa" w:w="5112"/>
+          </w:tcPr>
+          <w:p>
+            <w:r/>
+          </w:p>
+        </w:tc>
+      </w:tr>
+    </w:tbl>
+    <w:p>
+      <w:pPr>
+        <w:pStyle w:val="Heading3"/>
+      </w:pPr>
+      <w:r>
+        <w:t>Explain what this week adds to your project. Reuse last week’s record rather than starting again.</w:t>
+      </w:r>
+    </w:p>
+    <w:p>
+      <w:r>
+        <w:t>________________________________________________________________</w:t>
+      </w:r>
+    </w:p>
+    <w:p>
+      <w:r>
+        <w:t>________________________________________________________________</w:t>
+      </w:r>
+    </w:p>
+    <w:p>
+      <w:r>
+        <w:t>________________________________________________________________</w:t>
+      </w:r>
+    </w:p>
+    <w:p>
+      <w:r>
+        <w:t>________________________________________________________________</w:t>
+      </w:r>
+    </w:p>
+    <w:p>
+      <w:r>
+        <w:t>________________________________________________________________</w:t>
+      </w:r>
+    </w:p>
     <w:sectPr>
       <w:pgSz w:w="12240" w:h="15840"/>
       <w:pgMar w:top="936" w:right="1008" w:bottom="936" w:left="1008" w:header="720" w:footer="720" w:gutter="0"/>

--- a/downloads/workbook/ai-2-week-19.docx
+++ b/downloads/workbook/ai-2-week-19.docx
@@ -1729,6 +1729,253 @@
         <w:t>________________________________________________________________</w:t>
       </w:r>
     </w:p>
+    <w:p>
+      <w:pPr>
+        <w:pStyle w:val="Heading1"/>
+      </w:pPr>
+      <w:r>
+        <w:t>25. Supported practice and learning evidence</w:t>
+      </w:r>
+    </w:p>
+    <w:p>
+      <w:r>
+        <w:t>Use this supported practice once, in the browser or on paper. Keep the reserved independent assessment for a separate first attempt before teacher feedback.</w:t>
+      </w:r>
+    </w:p>
+    <w:p>
+      <w:r>
+        <w:t>A fictional Grade 7 class wants to understand book-format preferences across its whole grade.</w:t>
+      </w:r>
+    </w:p>
+    <w:p>
+      <w:pPr>
+        <w:pStyle w:val="Heading3"/>
+      </w:pPr>
+      <w:r>
+        <w:t>Practice 1: explain the deciding evidence</w:t>
+      </w:r>
+    </w:p>
+    <w:p>
+      <w:r>
+        <w:t>Which labelled step matches this detail? Invitation response rate 12/15=80%; preference counts describe respondents.</w:t>
+      </w:r>
+    </w:p>
+    <w:p>
+      <w:r>
+        <w:t>1. Define target</w:t>
+      </w:r>
+    </w:p>
+    <w:p>
+      <w:r>
+        <w:t>2. Report scope</w:t>
+      </w:r>
+    </w:p>
+    <w:p>
+      <w:r>
+        <w:t>3. Record responses</w:t>
+      </w:r>
+    </w:p>
+    <w:p>
+      <w:r>
+        <w:t>4. Select invitations</w:t>
+      </w:r>
+    </w:p>
+    <w:p>
+      <w:pPr>
+        <w:pStyle w:val="Heading3"/>
+      </w:pPr>
+      <w:r>
+        <w:t>My selected conclusion, deciding fact and explanation</w:t>
+      </w:r>
+    </w:p>
+    <w:p>
+      <w:r>
+        <w:t>________________________________________________________________</w:t>
+      </w:r>
+    </w:p>
+    <w:p>
+      <w:r>
+        <w:t>________________________________________________________________</w:t>
+      </w:r>
+    </w:p>
+    <w:p>
+      <w:r>
+        <w:t>________________________________________________________________</w:t>
+      </w:r>
+    </w:p>
+    <w:p>
+      <w:r>
+        <w:t>________________________________________________________________</w:t>
+      </w:r>
+    </w:p>
+    <w:p>
+      <w:r>
+        <w:t>________________________________________________________________</w:t>
+      </w:r>
+    </w:p>
+    <w:p>
+      <w:r>
+        <w:t>Hint if needed: Read the steps in the pictorial case. Match the supplied detail to the stage that performs or records it.</w:t>
+      </w:r>
+    </w:p>
+    <w:p>
+      <w:r>
+        <w:t>After your attempt, compare with the supported explanation: Report scope Invitation response rate 12/15=80%; preference counts describe respondents. A sample plan states who could be selected, how selection happens and what happens after invitation. Random invitations do not guarantee that respondents resemble those who declined. Use a neutral question and preserve nonresponse coverage. Learners can discuss aggregate counts without receiving the identifiable selection frame.</w:t>
+      </w:r>
+    </w:p>
+    <w:p>
+      <w:pPr>
+        <w:pStyle w:val="Heading3"/>
+      </w:pPr>
+      <w:r>
+        <w:t>Practice 2: explain the deciding evidence</w:t>
+      </w:r>
+    </w:p>
+    <w:p>
+      <w:r>
+        <w:t>Changed-case practice: Invite only the 15 library-club members instead. Which conclusion is supported by the supplied facts?</w:t>
+      </w:r>
+    </w:p>
+    <w:p>
+      <w:r>
+        <w:t>1. This one example guarantees correct results for every future input.</w:t>
+      </w:r>
+    </w:p>
+    <w:p>
+      <w:r>
+        <w:t>2. The invitation process no longer covers the whole grade through this frame.</w:t>
+      </w:r>
+    </w:p>
+    <w:p>
+      <w:r>
+        <w:t>3. We can decide the result without examining the changed input or the procedure.</w:t>
+      </w:r>
+    </w:p>
+    <w:p>
+      <w:pPr>
+        <w:pStyle w:val="Heading3"/>
+      </w:pPr>
+      <w:r>
+        <w:t>My selected conclusion, deciding fact and explanation</w:t>
+      </w:r>
+    </w:p>
+    <w:p>
+      <w:r>
+        <w:t>________________________________________________________________</w:t>
+      </w:r>
+    </w:p>
+    <w:p>
+      <w:r>
+        <w:t>________________________________________________________________</w:t>
+      </w:r>
+    </w:p>
+    <w:p>
+      <w:r>
+        <w:t>________________________________________________________________</w:t>
+      </w:r>
+    </w:p>
+    <w:p>
+      <w:r>
+        <w:t>________________________________________________________________</w:t>
+      </w:r>
+    </w:p>
+    <w:p>
+      <w:r>
+        <w:t>________________________________________________________________</w:t>
+      </w:r>
+    </w:p>
+    <w:p>
+      <w:r>
+        <w:t>Hint if needed: Use the changed condition and the deciding step in the pictorial trace. The answer must say what follows from those facts.</w:t>
+      </w:r>
+    </w:p>
+    <w:p>
+      <w:r>
+        <w:t>After your attempt, compare with the supported explanation: The invitation process no longer covers the whole grade through this frame. Club members may differ in reading interests; selection is now limited to one group.</w:t>
+      </w:r>
+    </w:p>
+    <w:p>
+      <w:pPr>
+        <w:pStyle w:val="Heading3"/>
+      </w:pPr>
+      <w:r>
+        <w:t>Repair a missing building block</w:t>
+      </w:r>
+    </w:p>
+    <w:p>
+      <w:r>
+        <w:t>Review Missing Data (ai-2/18). Goal: Detect absent and unusable values. Short practice: Why is the Boolean True rejected even though arithmetic can treat it like 1 in Python?. Return to this week and explain what you changed.</w:t>
+      </w:r>
+    </w:p>
+    <w:p>
+      <w:r>
+        <w:t>Review Overfitting Intuition (ai-2/16). Goal: Compare training and validation evidence for model capacity. Short practice: Does zero training error justify choosing Complex in the original record?. Return to this week and explain what you changed.</w:t>
+      </w:r>
+    </w:p>
+    <w:p>
+      <w:r>
+        <w:t>Review Types of Classification Error (ai-2/13). Goal: Build a labelled confusion matrix from matched reference and prediction pairs. Short practice: Which error causes a sound book to be sent for unnecessary repair review?. Return to this week and explain what you changed.</w:t>
+      </w:r>
+    </w:p>
+    <w:p>
+      <w:pPr>
+        <w:pStyle w:val="Heading3"/>
+      </w:pPr>
+      <w:r>
+        <w:t>Predict, run and debug</w:t>
+      </w:r>
+    </w:p>
+    <w:p>
+      <w:r>
+        <w:t>The browser lab lets you edit the supported Python examples already included in this lesson. Predict first, run, inspect the actual output or error, change one input, then run again. Keep code, predictions, actual results and a reasoned revision together. On paper, label your result as a trace rather than an execution.</w:t>
+      </w:r>
+    </w:p>
+    <w:p>
+      <w:pPr>
+        <w:pStyle w:val="Heading3"/>
+      </w:pPr>
+      <w:r>
+        <w:t>Keep your completed work</w:t>
+      </w:r>
+    </w:p>
+    <w:p>
+      <w:r>
+        <w:t>Use Download completed work in the hosted lesson to export your answers, reflections, practice feedback and code-run evidence. Open the HTML copy to read or print it. Drafts stay in this browser when storage is available; clear drafts on a shared device.</w:t>
+      </w:r>
+    </w:p>
+    <w:p>
+      <w:pPr>
+        <w:pStyle w:val="Heading3"/>
+      </w:pPr>
+      <w:r>
+        <w:t>What I repaired, the evidence I kept and the next test</w:t>
+      </w:r>
+    </w:p>
+    <w:p>
+      <w:r>
+        <w:t>________________________________________________________________</w:t>
+      </w:r>
+    </w:p>
+    <w:p>
+      <w:r>
+        <w:t>________________________________________________________________</w:t>
+      </w:r>
+    </w:p>
+    <w:p>
+      <w:r>
+        <w:t>________________________________________________________________</w:t>
+      </w:r>
+    </w:p>
+    <w:p>
+      <w:r>
+        <w:t>________________________________________________________________</w:t>
+      </w:r>
+    </w:p>
+    <w:p>
+      <w:r>
+        <w:t>________________________________________________________________</w:t>
+      </w:r>
+    </w:p>
     <w:sectPr>
       <w:pgSz w:w="12240" w:h="15840"/>
       <w:pgMar w:top="936" w:right="1008" w:bottom="936" w:left="1008" w:header="720" w:footer="720" w:gutter="0"/>

--- a/downloads/workbook/ai-2-week-19.docx
+++ b/downloads/workbook/ai-2-week-19.docx
@@ -30,6 +30,17 @@
     </w:p>
     <w:p>
       <w:r>
+        <w:t>Record your starting explanation for Sampling and Representation before opening notes. Show any later correction separately.</w:t>
+      </w:r>
+    </w:p>
+    <w:p>
+      <w:pPr>
+        <w:spacing w:line="336" w:lineRule="auto" w:after="180"/>
+      </w:pPr>
+      <w:r>
+        <w:rPr>
+          <w:b w:val="0"/>
+        </w:rPr>
         <w:t>Try the recall before opening notes. Then use a different colour or a labelled second line to correct your explanation.</w:t>
       </w:r>
     </w:p>
@@ -42,7 +53,13 @@
       </w:r>
     </w:p>
     <w:p>
-      <w:r>
+      <w:pPr>
+        <w:spacing w:line="336" w:lineRule="auto" w:after="180"/>
+      </w:pPr>
+      <w:r>
+        <w:rPr>
+          <w:b w:val="0"/>
+        </w:rPr>
         <w:t>Without opening the old lesson, explain one key idea from Missing Data. Give an example and a mistake that the idea helps you avoid.</w:t>
       </w:r>
     </w:p>
@@ -78,8 +95,26 @@
       </w:r>
     </w:p>
     <w:p>
-      <w:r>
-        <w:t>Without opening the old lesson, explain one key idea from Overfitting Intuition. Give an example and a mistake that the idea helps you avoid.</w:t>
+      <w:pPr>
+        <w:spacing w:line="336" w:lineRule="auto" w:after="180"/>
+      </w:pPr>
+      <w:r>
+        <w:rPr>
+          <w:b w:val="0"/>
+        </w:rPr>
+        <w:t>Without opening the old lesson, explain one key idea from Over</w:t>
+      </w:r>
+      <w:r>
+        <w:rPr>
+          <w:b/>
+        </w:rPr>
+        <w:t>fitting</w:t>
+      </w:r>
+      <w:r>
+        <w:rPr>
+          <w:b w:val="0"/>
+        </w:rPr>
+        <w:t xml:space="preserve"> Intuition. Give an example and a mistake that the idea helps you avoid.</w:t>
       </w:r>
     </w:p>
     <w:p>
@@ -114,7 +149,13 @@
       </w:r>
     </w:p>
     <w:p>
-      <w:r>
+      <w:pPr>
+        <w:spacing w:line="336" w:lineRule="auto" w:after="180"/>
+      </w:pPr>
+      <w:r>
+        <w:rPr>
+          <w:b w:val="0"/>
+        </w:rPr>
         <w:t>Without opening the old lesson, explain one key idea from Types of Classification Error. Give an example and a mistake that the idea helps you avoid.</w:t>
       </w:r>
     </w:p>
@@ -151,7 +192,54 @@
     </w:p>
     <w:p>
       <w:r>
-        <w:t>Use W2: Read the sample result for Questions populations and samples. Record the answer once; the lesson and workbook refer to the same attempt.</w:t>
+        <w:t>Complete the supported Sampling and Representation trace and record the first step you can explain without help.</w:t>
+      </w:r>
+    </w:p>
+    <w:p>
+      <w:pPr>
+        <w:spacing w:line="336" w:lineRule="auto" w:after="180"/>
+      </w:pPr>
+      <w:r>
+        <w:rPr>
+          <w:b w:val="0"/>
+        </w:rPr>
+        <w:t xml:space="preserve">Use W2: Read the </w:t>
+      </w:r>
+      <w:r>
+        <w:rPr>
+          <w:b/>
+        </w:rPr>
+        <w:t>sample</w:t>
+      </w:r>
+      <w:r>
+        <w:rPr>
+          <w:b w:val="0"/>
+        </w:rPr>
+        <w:t xml:space="preserve"> result for Questions </w:t>
+      </w:r>
+      <w:r>
+        <w:rPr>
+          <w:b/>
+        </w:rPr>
+        <w:t>population</w:t>
+      </w:r>
+      <w:r>
+        <w:rPr>
+          <w:b w:val="0"/>
+        </w:rPr>
+        <w:t xml:space="preserve">s and </w:t>
+      </w:r>
+      <w:r>
+        <w:rPr>
+          <w:b/>
+        </w:rPr>
+        <w:t>sample</w:t>
+      </w:r>
+      <w:r>
+        <w:rPr>
+          <w:b w:val="0"/>
+        </w:rPr>
+        <w:t>s. Record the answer once; the lesson and workbook refer to the same attempt.</w:t>
       </w:r>
     </w:p>
     <w:tbl>
@@ -279,7 +367,53 @@
     </w:p>
     <w:p>
       <w:r>
-        <w:t>Use the worked case for Questions populations and samples. Proposed explanation: “A successful run proves the conclusion”. Decide whether this explanation is supported. Point to the step or supplied fact that decides; explain your repair if needed.</w:t>
+        <w:t>Check the proposed Sampling and Representation explanation against the supplied facts before discussing it.</w:t>
+      </w:r>
+    </w:p>
+    <w:p>
+      <w:pPr>
+        <w:spacing w:line="336" w:lineRule="auto" w:after="180"/>
+      </w:pPr>
+      <w:r>
+        <w:rPr>
+          <w:b w:val="0"/>
+        </w:rPr>
+        <w:t xml:space="preserve">Use the worked case for Questions </w:t>
+      </w:r>
+      <w:r>
+        <w:rPr>
+          <w:b/>
+        </w:rPr>
+        <w:t>population</w:t>
+      </w:r>
+      <w:r>
+        <w:rPr>
+          <w:b w:val="0"/>
+        </w:rPr>
+        <w:t xml:space="preserve">s and </w:t>
+      </w:r>
+      <w:r>
+        <w:rPr>
+          <w:b/>
+        </w:rPr>
+        <w:t>sample</w:t>
+      </w:r>
+      <w:r>
+        <w:rPr>
+          <w:b w:val="0"/>
+        </w:rPr>
+        <w:t>s. Proposed explanation: “A successful run proves the conclusion”. Decide whether this explanation is supported.</w:t>
+      </w:r>
+    </w:p>
+    <w:p>
+      <w:pPr>
+        <w:spacing w:line="336" w:lineRule="auto" w:after="180"/>
+      </w:pPr>
+      <w:r>
+        <w:rPr>
+          <w:b w:val="0"/>
+        </w:rPr>
+        <w:t>Point to the step or supplied fact that decides; explain your repair if needed.</w:t>
       </w:r>
     </w:p>
     <w:p>
@@ -319,6 +453,11 @@
       </w:r>
     </w:p>
     <w:p>
+      <w:r>
+        <w:t>Write one first attempt at the reserved independent case before feedback. Repeated copies of that case refer to the same recorded attempt.</w:t>
+      </w:r>
+    </w:p>
+    <w:p>
       <w:pPr>
         <w:pStyle w:val="Heading3"/>
       </w:pPr>
@@ -327,8 +466,62 @@
       </w:r>
     </w:p>
     <w:p>
-      <w:r>
-        <w:t>Design an anonymous sample plan to ask all Grade 7 about three activity choices. State population, sampling frame, selection method, question, and how you will report nonresponse.</w:t>
+      <w:pPr>
+        <w:spacing w:line="336" w:lineRule="auto" w:after="180"/>
+      </w:pPr>
+      <w:r>
+        <w:rPr>
+          <w:b w:val="0"/>
+        </w:rPr>
+        <w:t xml:space="preserve">Design an anonymous </w:t>
+      </w:r>
+      <w:r>
+        <w:rPr>
+          <w:b/>
+        </w:rPr>
+        <w:t>sample</w:t>
+      </w:r>
+      <w:r>
+        <w:rPr>
+          <w:b w:val="0"/>
+        </w:rPr>
+        <w:t xml:space="preserve"> plan to ask all Grade 7 about three activity choices. State </w:t>
+      </w:r>
+      <w:r>
+        <w:rPr>
+          <w:b/>
+        </w:rPr>
+        <w:t>population</w:t>
+      </w:r>
+      <w:r>
+        <w:rPr>
+          <w:b w:val="0"/>
+        </w:rPr>
+        <w:t xml:space="preserve">, </w:t>
+      </w:r>
+      <w:r>
+        <w:rPr>
+          <w:b/>
+        </w:rPr>
+        <w:t>sampling frame</w:t>
+      </w:r>
+      <w:r>
+        <w:rPr>
+          <w:b w:val="0"/>
+        </w:rPr>
+        <w:t>, selection method, question, and how you will report non</w:t>
+      </w:r>
+      <w:r>
+        <w:rPr>
+          <w:b/>
+        </w:rPr>
+        <w:t>response</w:t>
+      </w:r>
+      <w:r>
+        <w:rPr>
+          <w:b w:val="0"/>
+        </w:rPr>
+        <w:t>.</w:t>
       </w:r>
     </w:p>
     <w:p>
@@ -375,7 +568,13 @@
       </w:r>
     </w:p>
     <w:p>
-      <w:r>
+      <w:pPr>
+        <w:spacing w:line="336" w:lineRule="auto" w:after="180"/>
+      </w:pPr>
+      <w:r>
+        <w:rPr>
+          <w:b w:val="0"/>
+        </w:rPr>
         <w:t>Attempt this case before feedback. Record any help. Earlier examples below are further practice; a case already practised with feedback cannot establish fresh transfer.</w:t>
       </w:r>
     </w:p>
@@ -389,7 +588,30 @@
     </w:p>
     <w:p>
       <w:r>
-        <w:t>A survey about school reading preferences includes only volunteers from a mystery club. Explain why 100 responses may still fail to represent the school. Propose a better sampling plan using fictional data.</w:t>
+        <w:t>Connect the Sampling and Representation target to a trace and a justified conclusion.</w:t>
+      </w:r>
+    </w:p>
+    <w:p>
+      <w:pPr>
+        <w:spacing w:line="336" w:lineRule="auto" w:after="180"/>
+      </w:pPr>
+      <w:r>
+        <w:rPr>
+          <w:b w:val="0"/>
+        </w:rPr>
+        <w:t xml:space="preserve">A survey about school reading preferences includes only volunteers from a mystery club. Explain why 100 </w:t>
+      </w:r>
+      <w:r>
+        <w:rPr>
+          <w:b/>
+        </w:rPr>
+        <w:t>response</w:t>
+      </w:r>
+      <w:r>
+        <w:rPr>
+          <w:b w:val="0"/>
+        </w:rPr>
+        <w:t>s may still fail to represent the school. Propose a better sampling plan using fictional data.</w:t>
       </w:r>
     </w:p>
     <w:p>
@@ -402,17 +624,46 @@
     </w:p>
     <w:p>
       <w:r>
+        <w:t>Solve the supplied Sampling and Representation case and show the deciding evidence.</w:t>
+      </w:r>
+    </w:p>
+    <w:p>
+      <w:pPr>
+        <w:spacing w:line="336" w:lineRule="auto" w:after="180"/>
+      </w:pPr>
+      <w:r>
+        <w:rPr>
+          <w:b w:val="0"/>
+        </w:rPr>
         <w:t>Only adventure-club members answer a school reading survey.</w:t>
       </w:r>
     </w:p>
     <w:p>
-      <w:r>
+      <w:pPr>
+        <w:spacing w:line="336" w:lineRule="auto" w:after="180"/>
+      </w:pPr>
+      <w:r>
+        <w:rPr>
+          <w:b w:val="0"/>
+        </w:rPr>
         <w:t>Explain the sampling problem.</w:t>
       </w:r>
     </w:p>
     <w:p>
-      <w:r>
-        <w:t>Show your trace, calculation or evidence</w:t>
+      <w:pPr>
+        <w:spacing w:line="336" w:lineRule="auto" w:after="180"/>
+      </w:pPr>
+      <w:r>
+        <w:rPr>
+          <w:b w:val="0"/>
+        </w:rPr>
+        <w:t xml:space="preserve">Show your trace, calculation or </w:t>
+      </w:r>
+      <w:r>
+        <w:rPr>
+          <w:b/>
+        </w:rPr>
+        <w:t>evidence</w:t>
       </w:r>
     </w:p>
     <w:p>
@@ -458,11 +709,28 @@
     </w:p>
     <w:p>
       <w:r>
+        <w:t>Apply the procedure to the changed case and record why the conclusion follows.</w:t>
+      </w:r>
+    </w:p>
+    <w:p>
+      <w:pPr>
+        <w:spacing w:line="336" w:lineRule="auto" w:after="180"/>
+      </w:pPr>
+      <w:r>
+        <w:rPr>
+          <w:b w:val="0"/>
+        </w:rPr>
         <w:t>You survey only the chess club about all students' favourite books. Identify the sampling limitation and one improvement.</w:t>
       </w:r>
     </w:p>
     <w:p>
-      <w:r>
+      <w:pPr>
+        <w:spacing w:line="336" w:lineRule="auto" w:after="180"/>
+      </w:pPr>
+      <w:r>
+        <w:rPr>
+          <w:b w:val="0"/>
+        </w:rPr>
         <w:t>My independent answer and reason</w:t>
       </w:r>
     </w:p>
@@ -517,7 +785,42 @@
     </w:p>
     <w:p>
       <w:r>
-        <w:t>Create a changed input, boundary case or missing-information case. Write the expected answer or safe response before testing.</w:t>
+        <w:t>Specify a changed input, expected result and observation separately.</w:t>
+      </w:r>
+    </w:p>
+    <w:p>
+      <w:pPr>
+        <w:spacing w:line="336" w:lineRule="auto" w:after="180"/>
+      </w:pPr>
+      <w:r>
+        <w:rPr>
+          <w:b w:val="0"/>
+        </w:rPr>
+        <w:t xml:space="preserve">Create a changed </w:t>
+      </w:r>
+      <w:r>
+        <w:rPr>
+          <w:b/>
+        </w:rPr>
+        <w:t>input</w:t>
+      </w:r>
+      <w:r>
+        <w:rPr>
+          <w:b w:val="0"/>
+        </w:rPr>
+        <w:t xml:space="preserve">, boundary case or missing-information case. Write the expected answer or safe </w:t>
+      </w:r>
+      <w:r>
+        <w:rPr>
+          <w:b/>
+        </w:rPr>
+        <w:t>response</w:t>
+      </w:r>
+      <w:r>
+        <w:rPr>
+          <w:b w:val="0"/>
+        </w:rPr>
+        <w:t xml:space="preserve"> before testing.</w:t>
       </w:r>
     </w:p>
     <w:tbl>
@@ -646,12 +949,41 @@
     </w:p>
     <w:p>
       <w:r>
+        <w:t>Justify what Sampling and Representation adds to Transparent Book Recommender and keep the evidence.</w:t>
+      </w:r>
+    </w:p>
+    <w:p>
+      <w:pPr>
+        <w:spacing w:line="336" w:lineRule="auto" w:after="180"/>
+      </w:pPr>
+      <w:r>
+        <w:rPr>
+          <w:b w:val="0"/>
+        </w:rPr>
         <w:t>Test reader profiles across reading levels, genres, ages, formats, and accessibility needs.</w:t>
       </w:r>
     </w:p>
     <w:p>
-      <w:r>
-        <w:t>The project change and evidence I will keep</w:t>
+      <w:pPr>
+        <w:spacing w:line="336" w:lineRule="auto" w:after="180"/>
+      </w:pPr>
+      <w:r>
+        <w:rPr>
+          <w:b w:val="0"/>
+        </w:rPr>
+        <w:t xml:space="preserve">The project change and </w:t>
+      </w:r>
+      <w:r>
+        <w:rPr>
+          <w:b/>
+        </w:rPr>
+        <w:t>evidence</w:t>
+      </w:r>
+      <w:r>
+        <w:rPr>
+          <w:b w:val="0"/>
+        </w:rPr>
+        <w:t xml:space="preserve"> I will keep</w:t>
       </w:r>
     </w:p>
     <w:p>
@@ -697,11 +1029,54 @@
     </w:p>
     <w:p>
       <w:r>
-        <w:t>I can explain the mechanism. I can show evidence. I can handle a changed case. I can name a limit. Mark each as not yet, with help or independently, and attach supporting work.</w:t>
-      </w:r>
-    </w:p>
-    <w:p>
-      <w:r>
+        <w:t>Judge explanation, evidence, transfer and limits separately; attach the work behind your judgement.</w:t>
+      </w:r>
+    </w:p>
+    <w:p>
+      <w:pPr>
+        <w:pStyle w:val="ListBullet"/>
+      </w:pPr>
+      <w:r>
+        <w:t>I can explain the mechanism.</w:t>
+      </w:r>
+    </w:p>
+    <w:p>
+      <w:pPr>
+        <w:pStyle w:val="ListBullet"/>
+      </w:pPr>
+      <w:r>
+        <w:t>I can show evidence.</w:t>
+      </w:r>
+    </w:p>
+    <w:p>
+      <w:pPr>
+        <w:pStyle w:val="ListBullet"/>
+      </w:pPr>
+      <w:r>
+        <w:t>I can handle a changed case.</w:t>
+      </w:r>
+    </w:p>
+    <w:p>
+      <w:pPr>
+        <w:pStyle w:val="ListBullet"/>
+      </w:pPr>
+      <w:r>
+        <w:t>I can name a limit.</w:t>
+      </w:r>
+    </w:p>
+    <w:p>
+      <w:r>
+        <w:t>Mark each as not yet, with help or independently, and attach supporting work.</w:t>
+      </w:r>
+    </w:p>
+    <w:p>
+      <w:pPr>
+        <w:spacing w:line="336" w:lineRule="auto" w:after="180"/>
+      </w:pPr>
+      <w:r>
+        <w:rPr>
+          <w:b w:val="0"/>
+        </w:rPr>
         <w:t>Teacher review ____________________  Next step ____________________</w:t>
       </w:r>
     </w:p>
@@ -715,7 +1090,30 @@
     </w:p>
     <w:p>
       <w:r>
-        <w:t>A survey about school reading preferences includes only volunteers from a mystery club. Explain why 100 responses may still fail to represent the school. Propose a better sampling plan using fictional data.</w:t>
+        <w:t>Use this earlier case as transfer practice. A case already discussed with feedback is not fresh assessment evidence.</w:t>
+      </w:r>
+    </w:p>
+    <w:p>
+      <w:pPr>
+        <w:spacing w:line="336" w:lineRule="auto" w:after="180"/>
+      </w:pPr>
+      <w:r>
+        <w:rPr>
+          <w:b w:val="0"/>
+        </w:rPr>
+        <w:t xml:space="preserve">A survey about school reading preferences includes only volunteers from a mystery club. Explain why 100 </w:t>
+      </w:r>
+      <w:r>
+        <w:rPr>
+          <w:b/>
+        </w:rPr>
+        <w:t>response</w:t>
+      </w:r>
+      <w:r>
+        <w:rPr>
+          <w:b w:val="0"/>
+        </w:rPr>
+        <w:t>s may still fail to represent the school. Propose a better sampling plan using fictional data.</w:t>
       </w:r>
     </w:p>
     <w:p>
@@ -762,7 +1160,13 @@
       </w:r>
     </w:p>
     <w:p>
-      <w:r>
+      <w:pPr>
+        <w:spacing w:line="336" w:lineRule="auto" w:after="180"/>
+      </w:pPr>
+      <w:r>
+        <w:rPr>
+          <w:b w:val="0"/>
+        </w:rPr>
         <w:t>Record support used: none, hint or teacher explanation.</w:t>
       </w:r>
     </w:p>
@@ -776,7 +1180,42 @@
     </w:p>
     <w:p>
       <w:r>
-        <w:t>The question is whether all Grade 7 students prefer a longer lunch. Name the population and one unsuitable sample.</w:t>
+        <w:t>Define the population. Apply the supplied Sampling and Representation facts and keep your reasoning.</w:t>
+      </w:r>
+    </w:p>
+    <w:p>
+      <w:pPr>
+        <w:spacing w:line="336" w:lineRule="auto" w:after="180"/>
+      </w:pPr>
+      <w:r>
+        <w:rPr>
+          <w:b w:val="0"/>
+        </w:rPr>
+        <w:t xml:space="preserve">The question is whether all Grade 7 students prefer a longer lunch. Name the </w:t>
+      </w:r>
+      <w:r>
+        <w:rPr>
+          <w:b/>
+        </w:rPr>
+        <w:t>population</w:t>
+      </w:r>
+      <w:r>
+        <w:rPr>
+          <w:b w:val="0"/>
+        </w:rPr>
+        <w:t xml:space="preserve"> and one unsuitable </w:t>
+      </w:r>
+      <w:r>
+        <w:rPr>
+          <w:b/>
+        </w:rPr>
+        <w:t>sample</w:t>
+      </w:r>
+      <w:r>
+        <w:rPr>
+          <w:b w:val="0"/>
+        </w:rPr>
+        <w:t>.</w:t>
       </w:r>
     </w:p>
     <w:p>
@@ -827,6 +1266,17 @@
     </w:p>
     <w:p>
       <w:r>
+        <w:t>Read the sample result. Apply the supplied Sampling and Representation facts and keep your reasoning.</w:t>
+      </w:r>
+    </w:p>
+    <w:p>
+      <w:pPr>
+        <w:spacing w:line="336" w:lineRule="auto" w:after="180"/>
+      </w:pPr>
+      <w:r>
+        <w:rPr>
+          <w:b w:val="0"/>
+        </w:rPr>
         <w:t>Seven of 12 fictional respondents prefer longer lunch. State the result without generalizing.</w:t>
       </w:r>
     </w:p>
@@ -878,6 +1328,17 @@
     </w:p>
     <w:p>
       <w:r>
+        <w:t>Repair a claim. Apply the supplied Sampling and Representation facts and keep your reasoning.</w:t>
+      </w:r>
+    </w:p>
+    <w:p>
+      <w:pPr>
+        <w:spacing w:line="336" w:lineRule="auto" w:after="180"/>
+      </w:pPr>
+      <w:r>
+        <w:rPr>
+          <w:b w:val="0"/>
+        </w:rPr>
         <w:t>A report says all Grade 7 prefers coding after surveying only the coding club. Rewrite it.</w:t>
       </w:r>
     </w:p>
@@ -929,7 +1390,66 @@
     </w:p>
     <w:p>
       <w:r>
-        <w:t>Design an anonymous sample plan to ask all Grade 7 about three activity choices. State population, sampling frame, selection method, question, and how you will report nonresponse.</w:t>
+        <w:t>Attempt before feedback. If this repeats the selected independent case, reuse that first attempt; otherwise keep a separate record. Plan independently. Apply the supplied Sampling and Representation facts and keep your reasoning.</w:t>
+      </w:r>
+    </w:p>
+    <w:p>
+      <w:pPr>
+        <w:spacing w:line="336" w:lineRule="auto" w:after="180"/>
+      </w:pPr>
+      <w:r>
+        <w:rPr>
+          <w:b w:val="0"/>
+        </w:rPr>
+        <w:t xml:space="preserve">Design an anonymous </w:t>
+      </w:r>
+      <w:r>
+        <w:rPr>
+          <w:b/>
+        </w:rPr>
+        <w:t>sample</w:t>
+      </w:r>
+      <w:r>
+        <w:rPr>
+          <w:b w:val="0"/>
+        </w:rPr>
+        <w:t xml:space="preserve"> plan to ask all Grade 7 about three activity choices. State </w:t>
+      </w:r>
+      <w:r>
+        <w:rPr>
+          <w:b/>
+        </w:rPr>
+        <w:t>population</w:t>
+      </w:r>
+      <w:r>
+        <w:rPr>
+          <w:b w:val="0"/>
+        </w:rPr>
+        <w:t xml:space="preserve">, </w:t>
+      </w:r>
+      <w:r>
+        <w:rPr>
+          <w:b/>
+        </w:rPr>
+        <w:t>sampling frame</w:t>
+      </w:r>
+      <w:r>
+        <w:rPr>
+          <w:b w:val="0"/>
+        </w:rPr>
+        <w:t>, selection method, question, and how you will report non</w:t>
+      </w:r>
+      <w:r>
+        <w:rPr>
+          <w:b/>
+        </w:rPr>
+        <w:t>response</w:t>
+      </w:r>
+      <w:r>
+        <w:rPr>
+          <w:b w:val="0"/>
+        </w:rPr>
+        <w:t>.</w:t>
       </w:r>
     </w:p>
     <w:p>
@@ -990,7 +1510,31 @@
     </w:p>
     <w:p>
       <w:r>
-        <w:t>Twenty students are selected fairly but only 8 answer. Does fair selection remove the need to report nonresponse?</w:t>
+        <w:t>Separate invitation and response. Apply the supplied Sampling and Representation facts and keep your reasoning.</w:t>
+      </w:r>
+    </w:p>
+    <w:p>
+      <w:pPr>
+        <w:spacing w:line="336" w:lineRule="auto" w:after="180"/>
+        <w:shd w:fill="F5F1FB"/>
+      </w:pPr>
+      <w:r>
+        <w:rPr>
+          <w:b w:val="0"/>
+        </w:rPr>
+        <w:t>Twenty students are selected fairly but only 8 answer. Does fair selection remove the need to report non</w:t>
+      </w:r>
+      <w:r>
+        <w:rPr>
+          <w:b/>
+        </w:rPr>
+        <w:t>response</w:t>
+      </w:r>
+      <w:r>
+        <w:rPr>
+          <w:b w:val="0"/>
+        </w:rPr>
+        <w:t>?</w:t>
       </w:r>
     </w:p>
     <w:p>
@@ -1041,6 +1585,18 @@
     </w:p>
     <w:p>
       <w:r>
+        <w:t>Use the supplied Sampling and Representation task to record your reasoning, evidence and next step.</w:t>
+      </w:r>
+    </w:p>
+    <w:p>
+      <w:pPr>
+        <w:spacing w:line="336" w:lineRule="auto" w:after="180"/>
+        <w:shd w:fill="F5F1FB"/>
+      </w:pPr>
+      <w:r>
+        <w:rPr>
+          <w:b w:val="0"/>
+        </w:rPr>
         <w:t>A bar is 6 squares long with 2 votes per square. How many votes is that?</w:t>
       </w:r>
     </w:p>
@@ -1092,6 +1648,17 @@
     </w:p>
     <w:p>
       <w:r>
+        <w:t>Use the supplied Sampling and Representation task to record your reasoning, evidence and next step.</w:t>
+      </w:r>
+    </w:p>
+    <w:p>
+      <w:pPr>
+        <w:spacing w:line="336" w:lineRule="auto" w:after="180"/>
+      </w:pPr>
+      <w:r>
+        <w:rPr>
+          <w:b w:val="0"/>
+        </w:rPr>
         <w:t>Counts are 12 and 15. State the difference and ratio using the true values.</w:t>
       </w:r>
     </w:p>
@@ -1143,6 +1710,17 @@
     </w:p>
     <w:p>
       <w:r>
+        <w:t>Use the supplied Sampling and Representation task to record your reasoning, evidence and next step.</w:t>
+      </w:r>
+    </w:p>
+    <w:p>
+      <w:pPr>
+        <w:spacing w:line="336" w:lineRule="auto" w:after="180"/>
+      </w:pPr>
+      <w:r>
+        <w:rPr>
+          <w:b w:val="0"/>
+        </w:rPr>
         <w:t>Bars for 12 and 15 start at 10. Explain the misleading lengths and repair.</w:t>
       </w:r>
     </w:p>
@@ -1194,7 +1772,54 @@
     </w:p>
     <w:p>
       <w:r>
-        <w:t>Draw a bar chart for Music 6, Art 9, Coding 3. Include title, category labels, vote units, zero baseline and equal scale. State two supported comparisons.</w:t>
+        <w:t>Use the supplied Sampling and Representation task to record your reasoning, evidence and next step.</w:t>
+      </w:r>
+    </w:p>
+    <w:p>
+      <w:pPr>
+        <w:spacing w:line="336" w:lineRule="auto" w:after="180"/>
+      </w:pPr>
+      <w:r>
+        <w:rPr>
+          <w:b w:val="0"/>
+        </w:rPr>
+        <w:t xml:space="preserve">Draw a </w:t>
+      </w:r>
+      <w:r>
+        <w:rPr>
+          <w:b/>
+        </w:rPr>
+        <w:t>bar chart</w:t>
+      </w:r>
+      <w:r>
+        <w:rPr>
+          <w:b w:val="0"/>
+        </w:rPr>
+        <w:t xml:space="preserve"> for Music 6, Art 9, Coding 3. Include title, category labels, vote units, zero </w:t>
+      </w:r>
+      <w:r>
+        <w:rPr>
+          <w:b/>
+        </w:rPr>
+        <w:t>baseline</w:t>
+      </w:r>
+      <w:r>
+        <w:rPr>
+          <w:b w:val="0"/>
+        </w:rPr>
+        <w:t xml:space="preserve"> and equal </w:t>
+      </w:r>
+      <w:r>
+        <w:rPr>
+          <w:b/>
+        </w:rPr>
+        <w:t>scale</w:t>
+      </w:r>
+      <w:r>
+        <w:rPr>
+          <w:b w:val="0"/>
+        </w:rPr>
+        <w:t>. State two supported comparisons.</w:t>
       </w:r>
     </w:p>
     <w:p>
@@ -1255,7 +1880,31 @@
     </w:p>
     <w:p>
       <w:r>
-        <w:t>Art has the most votes among 18 responses. Does that establish Art is best for learning?</w:t>
+        <w:t>Use the supplied Sampling and Representation task to record your reasoning, evidence and next step.</w:t>
+      </w:r>
+    </w:p>
+    <w:p>
+      <w:pPr>
+        <w:spacing w:line="336" w:lineRule="auto" w:after="180"/>
+        <w:shd w:fill="F5F1FB"/>
+      </w:pPr>
+      <w:r>
+        <w:rPr>
+          <w:b w:val="0"/>
+        </w:rPr>
+        <w:t xml:space="preserve">Art has the most votes among 18 </w:t>
+      </w:r>
+      <w:r>
+        <w:rPr>
+          <w:b/>
+        </w:rPr>
+        <w:t>response</w:t>
+      </w:r>
+      <w:r>
+        <w:rPr>
+          <w:b w:val="0"/>
+        </w:rPr>
+        <w:t>s. Does that establish Art is best for learning?</w:t>
       </w:r>
     </w:p>
     <w:p>
@@ -1302,6 +1951,11 @@
       </w:pPr>
       <w:r>
         <w:t>22. Feedback, return check and learning record</w:t>
+      </w:r>
+    </w:p>
+    <w:p>
+      <w:r>
+        <w:t>Record the first repaired step and a different case to revisit after a delay.</w:t>
       </w:r>
     </w:p>
     <w:tbl>
@@ -1441,7 +2095,13 @@
       </w:tr>
     </w:tbl>
     <w:p>
-      <w:r>
+      <w:pPr>
+        <w:spacing w:line="336" w:lineRule="auto" w:after="180"/>
+      </w:pPr>
+      <w:r>
+        <w:rPr>
+          <w:b w:val="0"/>
+        </w:rPr>
         <w:t>Revisit this idea with your teacher after a delay. Familiarity is different from explaining and using it on a changed case.</w:t>
       </w:r>
     </w:p>
@@ -1455,16 +2115,45 @@
     </w:p>
     <w:p>
       <w:r>
+        <w:t>A fictional Grade 7 class wants to understand book-format preferences across its whole grade. Explain the labelled step before checking the changed condition.</w:t>
+      </w:r>
+    </w:p>
+    <w:p>
+      <w:pPr>
+        <w:spacing w:line="336" w:lineRule="auto" w:after="180"/>
+      </w:pPr>
+      <w:r>
+        <w:rPr>
+          <w:b w:val="0"/>
+        </w:rPr>
         <w:t>A fictional Grade 7 class wants to understand book-format preferences across its whole grade.</w:t>
       </w:r>
     </w:p>
     <w:p>
-      <w:r>
-        <w:t>Population: all 60 Grade 7 learners. Frame: current school-approved list of those 60, used only by the teacher.</w:t>
-      </w:r>
-    </w:p>
-    <w:p>
-      <w:r>
+      <w:pPr>
+        <w:spacing w:line="336" w:lineRule="auto" w:after="180"/>
+      </w:pPr>
+      <w:r>
+        <w:rPr>
+          <w:b/>
+        </w:rPr>
+        <w:t>Population</w:t>
+      </w:r>
+      <w:r>
+        <w:rPr>
+          <w:b w:val="0"/>
+        </w:rPr>
+        <w:t>: all 60 Grade 7 learners. Frame: current school-approved list of those 60, used only by the teacher.</w:t>
+      </w:r>
+    </w:p>
+    <w:p>
+      <w:pPr>
+        <w:spacing w:line="336" w:lineRule="auto" w:after="180"/>
+      </w:pPr>
+      <w:r>
+        <w:rPr>
+          <w:b w:val="0"/>
+        </w:rPr>
         <w:t>Teacher randomly invites 15; 12 answer the same neutral comic/prose/either question. No names enter the analysis table.</w:t>
       </w:r>
     </w:p>
@@ -1505,8 +2194,51 @@
       </w:r>
     </w:p>
     <w:p>
-      <w:r>
-        <w:t>Can 80% response be reported as 80% of the whole grade responding?</w:t>
+      <w:pPr>
+        <w:spacing w:line="336" w:lineRule="auto" w:after="180"/>
+        <w:shd w:fill="F5F1FB"/>
+      </w:pPr>
+      <w:r>
+        <w:rPr>
+          <w:b w:val="0"/>
+        </w:rPr>
+        <w:t xml:space="preserve">Can </w:t>
+      </w:r>
+      <w:r>
+        <w:rPr>
+          <w:b/>
+        </w:rPr>
+        <w:t>80%</w:t>
+      </w:r>
+      <w:r>
+        <w:rPr>
+          <w:b w:val="0"/>
+        </w:rPr>
+        <w:t xml:space="preserve"> </w:t>
+      </w:r>
+      <w:r>
+        <w:rPr>
+          <w:b/>
+        </w:rPr>
+        <w:t>response</w:t>
+      </w:r>
+      <w:r>
+        <w:rPr>
+          <w:b w:val="0"/>
+        </w:rPr>
+        <w:t xml:space="preserve"> be reported as </w:t>
+      </w:r>
+      <w:r>
+        <w:rPr>
+          <w:b/>
+        </w:rPr>
+        <w:t>80%</w:t>
+      </w:r>
+      <w:r>
+        <w:rPr>
+          <w:b w:val="0"/>
+        </w:rPr>
+        <w:t xml:space="preserve"> of the whole grade responding?</w:t>
       </w:r>
     </w:p>
     <w:p>
@@ -1548,12 +2280,45 @@
       </w:r>
     </w:p>
     <w:p>
-      <w:r>
-        <w:t>Support used: alone / hint / worked example. This record is practice evidence.</w:t>
-      </w:r>
-    </w:p>
-    <w:p>
-      <w:r>
+      <w:pPr>
+        <w:pStyle w:val="Heading3"/>
+      </w:pPr>
+      <w:r>
+        <w:t>Record the help used</w:t>
+      </w:r>
+    </w:p>
+    <w:p>
+      <w:pPr>
+        <w:spacing w:line="336" w:lineRule="auto" w:after="180"/>
+        <w:shd w:fill="F1F6F8"/>
+      </w:pPr>
+      <w:r>
+        <w:rPr>
+          <w:b w:val="0"/>
+        </w:rPr>
+        <w:t xml:space="preserve">Support used: alone / hint / worked example. This record is practice </w:t>
+      </w:r>
+      <w:r>
+        <w:rPr>
+          <w:b/>
+        </w:rPr>
+        <w:t>evidence</w:t>
+      </w:r>
+      <w:r>
+        <w:rPr>
+          <w:b w:val="0"/>
+        </w:rPr>
+        <w:t>.</w:t>
+      </w:r>
+    </w:p>
+    <w:p>
+      <w:pPr>
+        <w:spacing w:line="336" w:lineRule="auto" w:after="180"/>
+      </w:pPr>
+      <w:r>
+        <w:rPr>
+          <w:b w:val="0"/>
+        </w:rPr>
         <w:t>Project connection: Document whose requests inform the recommender and avoid treating an easily reached group as all intended users.</w:t>
       </w:r>
     </w:p>
@@ -1567,16 +2332,39 @@
     </w:p>
     <w:p>
       <w:r>
+        <w:t>Keep this week’s input, deciding step, result and limit together in the Transparent Book Recommender record.</w:t>
+      </w:r>
+    </w:p>
+    <w:p>
+      <w:pPr>
+        <w:spacing w:line="336" w:lineRule="auto" w:after="180"/>
+      </w:pPr>
+      <w:r>
+        <w:rPr>
+          <w:b w:val="0"/>
+        </w:rPr>
         <w:t>Project: Transparent Book Recommender</w:t>
       </w:r>
     </w:p>
     <w:p>
-      <w:r>
+      <w:pPr>
+        <w:spacing w:line="336" w:lineRule="auto" w:after="180"/>
+      </w:pPr>
+      <w:r>
+        <w:rPr>
+          <w:b w:val="0"/>
+        </w:rPr>
         <w:t>Current milestone: Evaluate and revise. Compare with your starting method, explain errors and record a justified revision.</w:t>
       </w:r>
     </w:p>
     <w:p>
-      <w:r>
+      <w:pPr>
+        <w:spacing w:line="336" w:lineRule="auto" w:after="180"/>
+      </w:pPr>
+      <w:r>
+        <w:rPr>
+          <w:b w:val="0"/>
+        </w:rPr>
         <w:t>Document whose requests inform the recommender and avoid treating an easily reached group as all intended users.</w:t>
       </w:r>
     </w:p>
@@ -1739,11 +2527,28 @@
     </w:p>
     <w:p>
       <w:r>
+        <w:t>Try the supported questions before comparing with hints and feedback. Record what you repaired and the evidence you retained.</w:t>
+      </w:r>
+    </w:p>
+    <w:p>
+      <w:pPr>
+        <w:spacing w:line="336" w:lineRule="auto" w:after="180"/>
+      </w:pPr>
+      <w:r>
+        <w:rPr>
+          <w:b w:val="0"/>
+        </w:rPr>
         <w:t>Use this supported practice once, in the browser or on paper. Keep the reserved independent assessment for a separate first attempt before teacher feedback.</w:t>
       </w:r>
     </w:p>
     <w:p>
-      <w:r>
+      <w:pPr>
+        <w:spacing w:line="336" w:lineRule="auto" w:after="180"/>
+      </w:pPr>
+      <w:r>
+        <w:rPr>
+          <w:b w:val="0"/>
+        </w:rPr>
         <w:t>A fictional Grade 7 class wants to understand book-format preferences across its whole grade.</w:t>
       </w:r>
     </w:p>
@@ -1756,27 +2561,97 @@
       </w:r>
     </w:p>
     <w:p>
-      <w:r>
-        <w:t>Which labelled step matches this detail? Invitation response rate 12/15=80%; preference counts describe respondents.</w:t>
-      </w:r>
-    </w:p>
-    <w:p>
-      <w:r>
+      <w:pPr>
+        <w:spacing w:line="336" w:lineRule="auto" w:after="180"/>
+      </w:pPr>
+      <w:r>
+        <w:rPr>
+          <w:b w:val="0"/>
+        </w:rPr>
+        <w:t xml:space="preserve">Which labelled step matches this detail? Invitation </w:t>
+      </w:r>
+      <w:r>
+        <w:rPr>
+          <w:b/>
+        </w:rPr>
+        <w:t>response</w:t>
+      </w:r>
+      <w:r>
+        <w:rPr>
+          <w:b w:val="0"/>
+        </w:rPr>
+        <w:t xml:space="preserve"> rate 12/15=</w:t>
+      </w:r>
+      <w:r>
+        <w:rPr>
+          <w:b/>
+        </w:rPr>
+        <w:t>80%</w:t>
+      </w:r>
+      <w:r>
+        <w:rPr>
+          <w:b w:val="0"/>
+        </w:rPr>
+        <w:t>; preference counts describe respondents.</w:t>
+      </w:r>
+    </w:p>
+    <w:p>
+      <w:pPr>
+        <w:spacing w:line="336" w:lineRule="auto" w:after="180"/>
+        <w:shd w:fill="F4F9FC"/>
+      </w:pPr>
+      <w:r>
+        <w:rPr>
+          <w:b w:val="0"/>
+        </w:rPr>
         <w:t>1. Define target</w:t>
       </w:r>
     </w:p>
     <w:p>
-      <w:r>
+      <w:pPr>
+        <w:spacing w:line="336" w:lineRule="auto" w:after="180"/>
+        <w:shd w:fill="F4F9FC"/>
+      </w:pPr>
+      <w:r>
+        <w:rPr>
+          <w:b w:val="0"/>
+        </w:rPr>
         <w:t>2. Report scope</w:t>
       </w:r>
     </w:p>
     <w:p>
-      <w:r>
-        <w:t>3. Record responses</w:t>
-      </w:r>
-    </w:p>
-    <w:p>
-      <w:r>
+      <w:pPr>
+        <w:spacing w:line="336" w:lineRule="auto" w:after="180"/>
+        <w:shd w:fill="F4F9FC"/>
+      </w:pPr>
+      <w:r>
+        <w:rPr>
+          <w:b w:val="0"/>
+        </w:rPr>
+        <w:t xml:space="preserve">3. Record </w:t>
+      </w:r>
+      <w:r>
+        <w:rPr>
+          <w:b/>
+        </w:rPr>
+        <w:t>response</w:t>
+      </w:r>
+      <w:r>
+        <w:rPr>
+          <w:b w:val="0"/>
+        </w:rPr>
+        <w:t>s</w:t>
+      </w:r>
+    </w:p>
+    <w:p>
+      <w:pPr>
+        <w:spacing w:line="336" w:lineRule="auto" w:after="180"/>
+        <w:shd w:fill="F4F9FC"/>
+      </w:pPr>
+      <w:r>
+        <w:rPr>
+          <w:b w:val="0"/>
+        </w:rPr>
         <w:t>4. Select invitations</w:t>
       </w:r>
     </w:p>
@@ -1814,41 +2689,215 @@
       </w:r>
     </w:p>
     <w:p>
-      <w:r>
+      <w:pPr>
+        <w:pStyle w:val="Heading3"/>
+      </w:pPr>
+      <w:r>
+        <w:t>Hint · try first</w:t>
+      </w:r>
+    </w:p>
+    <w:p>
+      <w:pPr>
+        <w:spacing w:line="336" w:lineRule="auto" w:after="180"/>
+        <w:shd w:fill="F1F6F8"/>
+      </w:pPr>
+      <w:r>
+        <w:rPr>
+          <w:b w:val="0"/>
+        </w:rPr>
         <w:t>Hint if needed: Read the steps in the pictorial case. Match the supplied detail to the stage that performs or records it.</w:t>
       </w:r>
     </w:p>
     <w:p>
-      <w:r>
-        <w:t>After your attempt, compare with the supported explanation: Report scope Invitation response rate 12/15=80%; preference counts describe respondents. A sample plan states who could be selected, how selection happens and what happens after invitation. Random invitations do not guarantee that respondents resemble those who declined. Use a neutral question and preserve nonresponse coverage. Learners can discuss aggregate counts without receiving the identifiable selection frame.</w:t>
-      </w:r>
-    </w:p>
-    <w:p>
       <w:pPr>
         <w:pStyle w:val="Heading3"/>
       </w:pPr>
       <w:r>
+        <w:t>Feedback · compare after trying</w:t>
+      </w:r>
+    </w:p>
+    <w:p>
+      <w:pPr>
+        <w:spacing w:line="336" w:lineRule="auto" w:after="180"/>
+        <w:shd w:fill="F1F6FC"/>
+      </w:pPr>
+      <w:r>
+        <w:rPr>
+          <w:b w:val="0"/>
+        </w:rPr>
+        <w:t xml:space="preserve">After your attempt, compare with the supported explanation: Report scope Invitation </w:t>
+      </w:r>
+      <w:r>
+        <w:rPr>
+          <w:b/>
+        </w:rPr>
+        <w:t>response</w:t>
+      </w:r>
+      <w:r>
+        <w:rPr>
+          <w:b w:val="0"/>
+        </w:rPr>
+        <w:t xml:space="preserve"> rate 12/15=</w:t>
+      </w:r>
+      <w:r>
+        <w:rPr>
+          <w:b/>
+        </w:rPr>
+        <w:t>80%</w:t>
+      </w:r>
+      <w:r>
+        <w:rPr>
+          <w:b w:val="0"/>
+        </w:rPr>
+        <w:t>; preference counts describe respondents.</w:t>
+      </w:r>
+    </w:p>
+    <w:p>
+      <w:pPr>
+        <w:spacing w:line="336" w:lineRule="auto" w:after="180"/>
+        <w:shd w:fill="F1F6FC"/>
+      </w:pPr>
+      <w:r>
+        <w:rPr>
+          <w:b w:val="0"/>
+        </w:rPr>
+        <w:t xml:space="preserve">A </w:t>
+      </w:r>
+      <w:r>
+        <w:rPr>
+          <w:b/>
+        </w:rPr>
+        <w:t>sample</w:t>
+      </w:r>
+      <w:r>
+        <w:rPr>
+          <w:b w:val="0"/>
+        </w:rPr>
+        <w:t xml:space="preserve"> plan states who could be selected, how selection happens and what happens after invitation. Random invitations do not guarantee that respondents resemble those who declined.</w:t>
+      </w:r>
+    </w:p>
+    <w:p>
+      <w:pPr>
+        <w:spacing w:line="336" w:lineRule="auto" w:after="180"/>
+        <w:shd w:fill="F1F6FC"/>
+      </w:pPr>
+      <w:r>
+        <w:rPr>
+          <w:b w:val="0"/>
+        </w:rPr>
+        <w:t>Use a neutral question and preserve non</w:t>
+      </w:r>
+      <w:r>
+        <w:rPr>
+          <w:b/>
+        </w:rPr>
+        <w:t>response</w:t>
+      </w:r>
+      <w:r>
+        <w:rPr>
+          <w:b w:val="0"/>
+        </w:rPr>
+        <w:t xml:space="preserve"> coverage. Learners can discuss aggregate counts without receiving the identifiable selection frame.</w:t>
+      </w:r>
+    </w:p>
+    <w:p>
+      <w:pPr>
+        <w:pStyle w:val="Heading3"/>
+      </w:pPr>
+      <w:r>
         <w:t>Practice 2: explain the deciding evidence</w:t>
       </w:r>
     </w:p>
     <w:p>
-      <w:r>
+      <w:pPr>
+        <w:pStyle w:val="Heading3"/>
+      </w:pPr>
+      <w:r>
+        <w:t>Changed case · predict first</w:t>
+      </w:r>
+    </w:p>
+    <w:p>
+      <w:pPr>
+        <w:spacing w:line="336" w:lineRule="auto" w:after="180"/>
+        <w:shd w:fill="F5F1FB"/>
+      </w:pPr>
+      <w:r>
+        <w:rPr>
+          <w:b w:val="0"/>
+        </w:rPr>
         <w:t>Changed-case practice: Invite only the 15 library-club members instead. Which conclusion is supported by the supplied facts?</w:t>
       </w:r>
     </w:p>
     <w:p>
-      <w:r>
-        <w:t>1. This one example guarantees correct results for every future input.</w:t>
-      </w:r>
-    </w:p>
-    <w:p>
-      <w:r>
-        <w:t>2. The invitation process no longer covers the whole grade through this frame.</w:t>
-      </w:r>
-    </w:p>
-    <w:p>
-      <w:r>
-        <w:t>3. We can decide the result without examining the changed input or the procedure.</w:t>
+      <w:pPr>
+        <w:spacing w:line="336" w:lineRule="auto" w:after="180"/>
+        <w:shd w:fill="F4F9FC"/>
+      </w:pPr>
+      <w:r>
+        <w:rPr>
+          <w:b w:val="0"/>
+        </w:rPr>
+        <w:t xml:space="preserve">1. This one example guarantees correct results for every future </w:t>
+      </w:r>
+      <w:r>
+        <w:rPr>
+          <w:b/>
+        </w:rPr>
+        <w:t>input</w:t>
+      </w:r>
+      <w:r>
+        <w:rPr>
+          <w:b w:val="0"/>
+        </w:rPr>
+        <w:t>.</w:t>
+      </w:r>
+    </w:p>
+    <w:p>
+      <w:pPr>
+        <w:spacing w:line="336" w:lineRule="auto" w:after="180"/>
+        <w:shd w:fill="F4F9FC"/>
+      </w:pPr>
+      <w:r>
+        <w:rPr>
+          <w:b w:val="0"/>
+        </w:rPr>
+        <w:t xml:space="preserve">2. The invitation </w:t>
+      </w:r>
+      <w:r>
+        <w:rPr>
+          <w:b/>
+        </w:rPr>
+        <w:t>process</w:t>
+      </w:r>
+      <w:r>
+        <w:rPr>
+          <w:b w:val="0"/>
+        </w:rPr>
+        <w:t xml:space="preserve"> no longer covers the whole grade through this frame.</w:t>
+      </w:r>
+    </w:p>
+    <w:p>
+      <w:pPr>
+        <w:spacing w:line="336" w:lineRule="auto" w:after="180"/>
+        <w:shd w:fill="F4F9FC"/>
+      </w:pPr>
+      <w:r>
+        <w:rPr>
+          <w:b w:val="0"/>
+        </w:rPr>
+        <w:t xml:space="preserve">3. We can decide the result without examining the changed </w:t>
+      </w:r>
+      <w:r>
+        <w:rPr>
+          <w:b/>
+        </w:rPr>
+        <w:t>input</w:t>
+      </w:r>
+      <w:r>
+        <w:rPr>
+          <w:b w:val="0"/>
+        </w:rPr>
+        <w:t xml:space="preserve"> or the procedure.</w:t>
       </w:r>
     </w:p>
     <w:p>
@@ -1885,36 +2934,178 @@
       </w:r>
     </w:p>
     <w:p>
-      <w:r>
+      <w:pPr>
+        <w:pStyle w:val="Heading3"/>
+      </w:pPr>
+      <w:r>
+        <w:t>Hint · try first</w:t>
+      </w:r>
+    </w:p>
+    <w:p>
+      <w:pPr>
+        <w:spacing w:line="336" w:lineRule="auto" w:after="180"/>
+        <w:shd w:fill="F1F6F8"/>
+      </w:pPr>
+      <w:r>
+        <w:rPr>
+          <w:b w:val="0"/>
+        </w:rPr>
         <w:t>Hint if needed: Use the changed condition and the deciding step in the pictorial trace. The answer must say what follows from those facts.</w:t>
       </w:r>
     </w:p>
     <w:p>
-      <w:r>
-        <w:t>After your attempt, compare with the supported explanation: The invitation process no longer covers the whole grade through this frame. Club members may differ in reading interests; selection is now limited to one group.</w:t>
-      </w:r>
-    </w:p>
-    <w:p>
       <w:pPr>
         <w:pStyle w:val="Heading3"/>
       </w:pPr>
       <w:r>
+        <w:t>Feedback · compare after trying</w:t>
+      </w:r>
+    </w:p>
+    <w:p>
+      <w:pPr>
+        <w:spacing w:line="336" w:lineRule="auto" w:after="180"/>
+        <w:shd w:fill="F1F6FC"/>
+      </w:pPr>
+      <w:r>
+        <w:rPr>
+          <w:b w:val="0"/>
+        </w:rPr>
+        <w:t xml:space="preserve">After your attempt, compare with the supported explanation: The invitation </w:t>
+      </w:r>
+      <w:r>
+        <w:rPr>
+          <w:b/>
+        </w:rPr>
+        <w:t>process</w:t>
+      </w:r>
+      <w:r>
+        <w:rPr>
+          <w:b w:val="0"/>
+        </w:rPr>
+        <w:t xml:space="preserve"> no longer covers the whole grade through this frame. Club members may differ in reading interests; selection is now limited to one group.</w:t>
+      </w:r>
+    </w:p>
+    <w:p>
+      <w:pPr>
+        <w:pStyle w:val="Heading3"/>
+      </w:pPr>
+      <w:r>
         <w:t>Repair a missing building block</w:t>
       </w:r>
     </w:p>
     <w:p>
-      <w:r>
+      <w:pPr>
+        <w:spacing w:line="336" w:lineRule="auto" w:after="180"/>
+      </w:pPr>
+      <w:r>
+        <w:rPr>
+          <w:b w:val="0"/>
+        </w:rPr>
         <w:t>Review Missing Data (ai-2/18). Goal: Detect absent and unusable values. Short practice: Why is the Boolean True rejected even though arithmetic can treat it like 1 in Python?. Return to this week and explain what you changed.</w:t>
       </w:r>
     </w:p>
     <w:p>
-      <w:r>
-        <w:t>Review Overfitting Intuition (ai-2/16). Goal: Compare training and validation evidence for model capacity. Short practice: Does zero training error justify choosing Complex in the original record?. Return to this week and explain what you changed.</w:t>
-      </w:r>
-    </w:p>
-    <w:p>
-      <w:r>
-        <w:t>Review Types of Classification Error (ai-2/13). Goal: Build a labelled confusion matrix from matched reference and prediction pairs. Short practice: Which error causes a sound book to be sent for unnecessary repair review?. Return to this week and explain what you changed.</w:t>
+      <w:pPr>
+        <w:spacing w:line="336" w:lineRule="auto" w:after="180"/>
+      </w:pPr>
+      <w:r>
+        <w:rPr>
+          <w:b w:val="0"/>
+        </w:rPr>
+        <w:t>Review Over</w:t>
+      </w:r>
+      <w:r>
+        <w:rPr>
+          <w:b/>
+        </w:rPr>
+        <w:t>fitting</w:t>
+      </w:r>
+      <w:r>
+        <w:rPr>
+          <w:b w:val="0"/>
+        </w:rPr>
+        <w:t xml:space="preserve"> Intuition (ai-2/16). Goal: Compare </w:t>
+      </w:r>
+      <w:r>
+        <w:rPr>
+          <w:b/>
+        </w:rPr>
+        <w:t>training</w:t>
+      </w:r>
+      <w:r>
+        <w:rPr>
+          <w:b w:val="0"/>
+        </w:rPr>
+        <w:t xml:space="preserve"> and validation </w:t>
+      </w:r>
+      <w:r>
+        <w:rPr>
+          <w:b/>
+        </w:rPr>
+        <w:t>evidence</w:t>
+      </w:r>
+      <w:r>
+        <w:rPr>
+          <w:b w:val="0"/>
+        </w:rPr>
+        <w:t xml:space="preserve"> for model capacity. Short practice: Does zero </w:t>
+      </w:r>
+      <w:r>
+        <w:rPr>
+          <w:b/>
+        </w:rPr>
+        <w:t>training</w:t>
+      </w:r>
+      <w:r>
+        <w:rPr>
+          <w:b w:val="0"/>
+        </w:rPr>
+        <w:t xml:space="preserve"> error justify choosing Complex in the original record?.</w:t>
+      </w:r>
+    </w:p>
+    <w:p>
+      <w:pPr>
+        <w:spacing w:line="336" w:lineRule="auto" w:after="180"/>
+      </w:pPr>
+      <w:r>
+        <w:rPr>
+          <w:b w:val="0"/>
+        </w:rPr>
+        <w:t>Return to this week and explain what you changed.</w:t>
+      </w:r>
+    </w:p>
+    <w:p>
+      <w:pPr>
+        <w:spacing w:line="336" w:lineRule="auto" w:after="180"/>
+      </w:pPr>
+      <w:r>
+        <w:rPr>
+          <w:b w:val="0"/>
+        </w:rPr>
+        <w:t xml:space="preserve">Review Types of Classification Error (ai-2/13). Goal: Build a labelled confusion matrix from matched reference and </w:t>
+      </w:r>
+      <w:r>
+        <w:rPr>
+          <w:b/>
+        </w:rPr>
+        <w:t>prediction</w:t>
+      </w:r>
+      <w:r>
+        <w:rPr>
+          <w:b w:val="0"/>
+        </w:rPr>
+        <w:t xml:space="preserve"> pairs. Short practice: Which error causes a sound book to be sent for unnecessary repair review?.</w:t>
+      </w:r>
+    </w:p>
+    <w:p>
+      <w:pPr>
+        <w:spacing w:line="336" w:lineRule="auto" w:after="180"/>
+      </w:pPr>
+      <w:r>
+        <w:rPr>
+          <w:b w:val="0"/>
+        </w:rPr>
+        <w:t>Return to this week and explain what you changed.</w:t>
       </w:r>
     </w:p>
     <w:p>
@@ -1926,8 +3117,61 @@
       </w:r>
     </w:p>
     <w:p>
-      <w:r>
-        <w:t>The browser lab lets you edit the supported Python examples already included in this lesson. Predict first, run, inspect the actual output or error, change one input, then run again. Keep code, predictions, actual results and a reasoned revision together. On paper, label your result as a trace rather than an execution.</w:t>
+      <w:pPr>
+        <w:spacing w:line="336" w:lineRule="auto" w:after="180"/>
+      </w:pPr>
+      <w:r>
+        <w:rPr>
+          <w:b w:val="0"/>
+        </w:rPr>
+        <w:t xml:space="preserve">The browser lab lets you edit the supported Python examples already included in this lesson. Predict first, run, inspect the actual </w:t>
+      </w:r>
+      <w:r>
+        <w:rPr>
+          <w:b/>
+        </w:rPr>
+        <w:t>output</w:t>
+      </w:r>
+      <w:r>
+        <w:rPr>
+          <w:b w:val="0"/>
+        </w:rPr>
+        <w:t xml:space="preserve"> or error, change one </w:t>
+      </w:r>
+      <w:r>
+        <w:rPr>
+          <w:b/>
+        </w:rPr>
+        <w:t>input</w:t>
+      </w:r>
+      <w:r>
+        <w:rPr>
+          <w:b w:val="0"/>
+        </w:rPr>
+        <w:t>, then run again.</w:t>
+      </w:r>
+    </w:p>
+    <w:p>
+      <w:pPr>
+        <w:spacing w:line="336" w:lineRule="auto" w:after="180"/>
+      </w:pPr>
+      <w:r>
+        <w:rPr>
+          <w:b w:val="0"/>
+        </w:rPr>
+        <w:t xml:space="preserve">Keep code, </w:t>
+      </w:r>
+      <w:r>
+        <w:rPr>
+          <w:b/>
+        </w:rPr>
+        <w:t>prediction</w:t>
+      </w:r>
+      <w:r>
+        <w:rPr>
+          <w:b w:val="0"/>
+        </w:rPr>
+        <w:t>s, actual results and a reasoned revision together. On paper, label your result as a trace rather than an execution.</w:t>
       </w:r>
     </w:p>
     <w:p>
@@ -1939,8 +3183,37 @@
       </w:r>
     </w:p>
     <w:p>
-      <w:r>
-        <w:t>Use Download completed work in the hosted lesson to export your answers, reflections, practice feedback and code-run evidence. Open the HTML copy to read or print it. Drafts stay in this browser when storage is available; clear drafts on a shared device.</w:t>
+      <w:pPr>
+        <w:spacing w:line="336" w:lineRule="auto" w:after="180"/>
+      </w:pPr>
+      <w:r>
+        <w:rPr>
+          <w:b w:val="0"/>
+        </w:rPr>
+        <w:t xml:space="preserve">Use Download completed work in the hosted lesson to export your answers, reflections, practice feedback and code-run </w:t>
+      </w:r>
+      <w:r>
+        <w:rPr>
+          <w:b/>
+        </w:rPr>
+        <w:t>evidence</w:t>
+      </w:r>
+      <w:r>
+        <w:rPr>
+          <w:b w:val="0"/>
+        </w:rPr>
+        <w:t>. Open the HTML copy to read or print it.</w:t>
+      </w:r>
+    </w:p>
+    <w:p>
+      <w:pPr>
+        <w:spacing w:line="336" w:lineRule="auto" w:after="180"/>
+      </w:pPr>
+      <w:r>
+        <w:rPr>
+          <w:b w:val="0"/>
+        </w:rPr>
+        <w:t>Drafts stay in this browser when storage is available; clear drafts on a shared device.</w:t>
       </w:r>
     </w:p>
     <w:p>
@@ -1954,6 +3227,898 @@
     <w:p>
       <w:r>
         <w:t>________________________________________________________________</w:t>
+      </w:r>
+    </w:p>
+    <w:p>
+      <w:r>
+        <w:t>________________________________________________________________</w:t>
+      </w:r>
+    </w:p>
+    <w:p>
+      <w:r>
+        <w:t>________________________________________________________________</w:t>
+      </w:r>
+    </w:p>
+    <w:p>
+      <w:r>
+        <w:t>________________________________________________________________</w:t>
+      </w:r>
+    </w:p>
+    <w:p>
+      <w:r>
+        <w:t>________________________________________________________________</w:t>
+      </w:r>
+    </w:p>
+    <w:p>
+      <w:pPr>
+        <w:pStyle w:val="Heading1"/>
+      </w:pPr>
+      <w:r>
+        <w:t>26. Visual concept journey</w:t>
+      </w:r>
+    </w:p>
+    <w:p>
+      <w:r>
+        <w:t>Explain each Sampling and Representation picture from its labels, then record a relevant limit.</w:t>
+      </w:r>
+    </w:p>
+    <w:p>
+      <w:pPr>
+        <w:pStyle w:val="Heading3"/>
+      </w:pPr>
+      <w:r>
+        <w:t>01. Sampling and Representation: the case</w:t>
+      </w:r>
+    </w:p>
+    <w:p>
+      <w:r>
+        <w:drawing>
+          <wp:inline xmlns:a="http://schemas.openxmlformats.org/drawingml/2006/main" xmlns:pic="http://schemas.openxmlformats.org/drawingml/2006/picture">
+            <wp:extent cx="5486400" cy="2990088"/>
+            <wp:docPr id="2" name="Picture 2" descr="A fictional Grade 7 class wants to understand book-format preferences across its whole grade. Supplied facts: Population: all 60 Grade 7 learners. Frame: current school-approved list of those 60, used only by the teacher. Teacher randomly invites 15; 12 answer the same neutral comic/prose/either question. No names enter the analysis table."/>
+            <wp:cNvGraphicFramePr>
+              <a:graphicFrameLocks noChangeAspect="1"/>
+            </wp:cNvGraphicFramePr>
+            <a:graphic>
+              <a:graphicData uri="http://schemas.openxmlformats.org/drawingml/2006/picture">
+                <pic:pic>
+                  <pic:nvPicPr>
+                    <pic:cNvPr id="0" name="academy-story-ai-2-19-01.png"/>
+                    <pic:cNvPicPr/>
+                  </pic:nvPicPr>
+                  <pic:blipFill>
+                    <a:blip r:embed="rId10"/>
+                    <a:stretch>
+                      <a:fillRect/>
+                    </a:stretch>
+                  </pic:blipFill>
+                  <pic:spPr>
+                    <a:xfrm>
+                      <a:off x="0" y="0"/>
+                      <a:ext cx="5486400" cy="2990088"/>
+                    </a:xfrm>
+                    <a:prstGeom prst="rect"/>
+                  </pic:spPr>
+                </pic:pic>
+              </a:graphicData>
+            </a:graphic>
+          </wp:inline>
+        </w:drawing>
+      </w:r>
+    </w:p>
+    <w:p>
+      <w:pPr>
+        <w:spacing w:line="336" w:lineRule="auto" w:after="180"/>
+      </w:pPr>
+      <w:r>
+        <w:rPr>
+          <w:b w:val="0"/>
+        </w:rPr>
+        <w:t xml:space="preserve">A fictional Grade 7 class wants to understand book-format preferences across its whole grade. Supplied facts: </w:t>
+      </w:r>
+      <w:r>
+        <w:rPr>
+          <w:b/>
+        </w:rPr>
+        <w:t>Population</w:t>
+      </w:r>
+      <w:r>
+        <w:rPr>
+          <w:b w:val="0"/>
+        </w:rPr>
+        <w:t>: all 60 Grade 7 learners. Frame: current school-approved list of those 60, used only by the teacher.</w:t>
+      </w:r>
+    </w:p>
+    <w:p>
+      <w:pPr>
+        <w:spacing w:line="336" w:lineRule="auto" w:after="180"/>
+      </w:pPr>
+      <w:r>
+        <w:rPr>
+          <w:b w:val="0"/>
+        </w:rPr>
+        <w:t>Teacher randomly invites 15; 12 answer the same neutral comic/prose/either question. No names enter the analysis table.</w:t>
+      </w:r>
+    </w:p>
+    <w:p>
+      <w:pPr>
+        <w:spacing w:line="336" w:lineRule="auto" w:after="180"/>
+        <w:shd w:fill="F5F1FB"/>
+      </w:pPr>
+      <w:r>
+        <w:rPr>
+          <w:b w:val="0"/>
+        </w:rPr>
+        <w:t>Point to the given fact that matters most. Explain why it matters.</w:t>
+      </w:r>
+    </w:p>
+    <w:p>
+      <w:pPr>
+        <w:pStyle w:val="Heading3"/>
+      </w:pPr>
+      <w:r>
+        <w:t>My picture explanation, deciding evidence and one limit</w:t>
+      </w:r>
+    </w:p>
+    <w:p>
+      <w:r>
+        <w:t>________________________________________________________________</w:t>
+      </w:r>
+    </w:p>
+    <w:p>
+      <w:r>
+        <w:t>________________________________________________________________</w:t>
+      </w:r>
+    </w:p>
+    <w:p>
+      <w:r>
+        <w:t>________________________________________________________________</w:t>
+      </w:r>
+    </w:p>
+    <w:p>
+      <w:r>
+        <w:t>________________________________________________________________</w:t>
+      </w:r>
+    </w:p>
+    <w:p>
+      <w:pPr>
+        <w:pStyle w:val="Heading3"/>
+      </w:pPr>
+      <w:r>
+        <w:t>02. Follow the deciding steps</w:t>
+      </w:r>
+    </w:p>
+    <w:p>
+      <w:r>
+        <w:drawing>
+          <wp:inline xmlns:a="http://schemas.openxmlformats.org/drawingml/2006/main" xmlns:pic="http://schemas.openxmlformats.org/drawingml/2006/picture">
+            <wp:extent cx="5486400" cy="4005072"/>
+            <wp:docPr id="3" name="Picture 3" descr="Define target: The question concerns all Grade 7, not only library-club members. → Select invitations: Teacher uses the complete approved list and documented random selection. → Record responses: 12 replies from 15 invited; three nonresponses remain visible. → Report scope: Invitation response rate 12/15=80%; preference counts describe respondents."/>
+            <wp:cNvGraphicFramePr>
+              <a:graphicFrameLocks noChangeAspect="1"/>
+            </wp:cNvGraphicFramePr>
+            <a:graphic>
+              <a:graphicData uri="http://schemas.openxmlformats.org/drawingml/2006/picture">
+                <pic:pic>
+                  <pic:nvPicPr>
+                    <pic:cNvPr id="0" name="academy-story-ai-2-19-02.png"/>
+                    <pic:cNvPicPr/>
+                  </pic:nvPicPr>
+                  <pic:blipFill>
+                    <a:blip r:embed="rId11"/>
+                    <a:stretch>
+                      <a:fillRect/>
+                    </a:stretch>
+                  </pic:blipFill>
+                  <pic:spPr>
+                    <a:xfrm>
+                      <a:off x="0" y="0"/>
+                      <a:ext cx="5486400" cy="4005072"/>
+                    </a:xfrm>
+                    <a:prstGeom prst="rect"/>
+                  </pic:spPr>
+                </pic:pic>
+              </a:graphicData>
+            </a:graphic>
+          </wp:inline>
+        </w:drawing>
+      </w:r>
+    </w:p>
+    <w:p>
+      <w:pPr>
+        <w:spacing w:line="336" w:lineRule="auto" w:after="180"/>
+      </w:pPr>
+      <w:r>
+        <w:rPr>
+          <w:b w:val="0"/>
+        </w:rPr>
+        <w:t xml:space="preserve">Define target: The question concerns all Grade 7, not only library-club members. → Select invitations: Teacher uses the complete approved list and documented random selection. → Record </w:t>
+      </w:r>
+      <w:r>
+        <w:rPr>
+          <w:b/>
+        </w:rPr>
+        <w:t>response</w:t>
+      </w:r>
+      <w:r>
+        <w:rPr>
+          <w:b w:val="0"/>
+        </w:rPr>
+        <w:t>s: 12 replies from 15 invited; three non</w:t>
+      </w:r>
+      <w:r>
+        <w:rPr>
+          <w:b/>
+        </w:rPr>
+        <w:t>response</w:t>
+      </w:r>
+      <w:r>
+        <w:rPr>
+          <w:b w:val="0"/>
+        </w:rPr>
+        <w:t xml:space="preserve">s remain visible. → Report scope: Invitation </w:t>
+      </w:r>
+      <w:r>
+        <w:rPr>
+          <w:b/>
+        </w:rPr>
+        <w:t>response</w:t>
+      </w:r>
+      <w:r>
+        <w:rPr>
+          <w:b w:val="0"/>
+        </w:rPr>
+        <w:t xml:space="preserve"> rate 12/15=</w:t>
+      </w:r>
+      <w:r>
+        <w:rPr>
+          <w:b/>
+        </w:rPr>
+        <w:t>80%</w:t>
+      </w:r>
+      <w:r>
+        <w:rPr>
+          <w:b w:val="0"/>
+        </w:rPr>
+        <w:t>; preference counts describe respondents.</w:t>
+      </w:r>
+    </w:p>
+    <w:p>
+      <w:pPr>
+        <w:spacing w:line="336" w:lineRule="auto" w:after="180"/>
+        <w:shd w:fill="F5F1FB"/>
+      </w:pPr>
+      <w:r>
+        <w:rPr>
+          <w:b w:val="0"/>
+        </w:rPr>
+        <w:t xml:space="preserve">Point to each numbered stage and explain which recorded </w:t>
+      </w:r>
+      <w:r>
+        <w:rPr>
+          <w:b/>
+        </w:rPr>
+        <w:t>input</w:t>
+      </w:r>
+      <w:r>
+        <w:rPr>
+          <w:b w:val="0"/>
+        </w:rPr>
+        <w:t xml:space="preserve"> it uses.</w:t>
+      </w:r>
+    </w:p>
+    <w:p>
+      <w:pPr>
+        <w:pStyle w:val="Heading3"/>
+      </w:pPr>
+      <w:r>
+        <w:t>My picture explanation, deciding evidence and one limit</w:t>
+      </w:r>
+    </w:p>
+    <w:p>
+      <w:r>
+        <w:t>________________________________________________________________</w:t>
+      </w:r>
+    </w:p>
+    <w:p>
+      <w:r>
+        <w:t>________________________________________________________________</w:t>
+      </w:r>
+    </w:p>
+    <w:p>
+      <w:r>
+        <w:t>________________________________________________________________</w:t>
+      </w:r>
+    </w:p>
+    <w:p>
+      <w:r>
+        <w:t>________________________________________________________________</w:t>
+      </w:r>
+    </w:p>
+    <w:p>
+      <w:pPr>
+        <w:pStyle w:val="Heading3"/>
+      </w:pPr>
+      <w:r>
+        <w:t>03. Follow the evidence</w:t>
+      </w:r>
+    </w:p>
+    <w:p>
+      <w:r>
+        <w:drawing>
+          <wp:inline xmlns:a="http://schemas.openxmlformats.org/drawingml/2006/main" xmlns:pic="http://schemas.openxmlformats.org/drawingml/2006/picture">
+            <wp:extent cx="5486400" cy="2834640"/>
+            <wp:docPr id="4" name="Picture 4" descr="Follow the evidence. Target | All Grade 7 students | Population. Available data | Three club responses | Sample. Observed result | 2 of 3 choose Code | Describes respondents"/>
+            <wp:cNvGraphicFramePr>
+              <a:graphicFrameLocks noChangeAspect="1"/>
+            </wp:cNvGraphicFramePr>
+            <a:graphic>
+              <a:graphicData uri="http://schemas.openxmlformats.org/drawingml/2006/picture">
+                <pic:pic>
+                  <pic:nvPicPr>
+                    <pic:cNvPr id="0" name="academy-story-ai-2-19-03.png"/>
+                    <pic:cNvPicPr/>
+                  </pic:nvPicPr>
+                  <pic:blipFill>
+                    <a:blip r:embed="rId12"/>
+                    <a:stretch>
+                      <a:fillRect/>
+                    </a:stretch>
+                  </pic:blipFill>
+                  <pic:spPr>
+                    <a:xfrm>
+                      <a:off x="0" y="0"/>
+                      <a:ext cx="5486400" cy="2834640"/>
+                    </a:xfrm>
+                    <a:prstGeom prst="rect"/>
+                  </pic:spPr>
+                </pic:pic>
+              </a:graphicData>
+            </a:graphic>
+          </wp:inline>
+        </w:drawing>
+      </w:r>
+    </w:p>
+    <w:p>
+      <w:pPr>
+        <w:spacing w:line="336" w:lineRule="auto" w:after="180"/>
+      </w:pPr>
+      <w:r>
+        <w:rPr>
+          <w:b w:val="0"/>
+        </w:rPr>
+        <w:t xml:space="preserve">Follow the </w:t>
+      </w:r>
+      <w:r>
+        <w:rPr>
+          <w:b/>
+        </w:rPr>
+        <w:t>evidence</w:t>
+      </w:r>
+      <w:r>
+        <w:rPr>
+          <w:b w:val="0"/>
+        </w:rPr>
+        <w:t xml:space="preserve">. Target | All Grade 7 students | </w:t>
+      </w:r>
+      <w:r>
+        <w:rPr>
+          <w:b/>
+        </w:rPr>
+        <w:t>Population</w:t>
+      </w:r>
+      <w:r>
+        <w:rPr>
+          <w:b w:val="0"/>
+        </w:rPr>
+        <w:t xml:space="preserve">. Available data | Three club </w:t>
+      </w:r>
+      <w:r>
+        <w:rPr>
+          <w:b/>
+        </w:rPr>
+        <w:t>response</w:t>
+      </w:r>
+      <w:r>
+        <w:rPr>
+          <w:b w:val="0"/>
+        </w:rPr>
+        <w:t xml:space="preserve">s | </w:t>
+      </w:r>
+      <w:r>
+        <w:rPr>
+          <w:b/>
+        </w:rPr>
+        <w:t>Sample</w:t>
+      </w:r>
+      <w:r>
+        <w:rPr>
+          <w:b w:val="0"/>
+        </w:rPr>
+        <w:t>. Observed result | 2 of 3 choose Code | Describes respondents</w:t>
+      </w:r>
+    </w:p>
+    <w:p>
+      <w:pPr>
+        <w:spacing w:line="336" w:lineRule="auto" w:after="180"/>
+        <w:shd w:fill="F5F1FB"/>
+      </w:pPr>
+      <w:r>
+        <w:rPr>
+          <w:b w:val="0"/>
+        </w:rPr>
+        <w:t>Read the labels and values. Explain the relationship the model shows.</w:t>
+      </w:r>
+    </w:p>
+    <w:p>
+      <w:pPr>
+        <w:pStyle w:val="Heading3"/>
+      </w:pPr>
+      <w:r>
+        <w:t>My picture explanation, deciding evidence and one limit</w:t>
+      </w:r>
+    </w:p>
+    <w:p>
+      <w:r>
+        <w:t>________________________________________________________________</w:t>
+      </w:r>
+    </w:p>
+    <w:p>
+      <w:r>
+        <w:t>________________________________________________________________</w:t>
+      </w:r>
+    </w:p>
+    <w:p>
+      <w:r>
+        <w:t>________________________________________________________________</w:t>
+      </w:r>
+    </w:p>
+    <w:p>
+      <w:r>
+        <w:t>________________________________________________________________</w:t>
+      </w:r>
+    </w:p>
+    <w:p>
+      <w:pPr>
+        <w:pStyle w:val="Heading3"/>
+      </w:pPr>
+      <w:r>
+        <w:t>04. Change one thing. Trace what follows.</w:t>
+      </w:r>
+    </w:p>
+    <w:p>
+      <w:r>
+        <w:drawing>
+          <wp:inline xmlns:a="http://schemas.openxmlformats.org/drawingml/2006/main" xmlns:pic="http://schemas.openxmlformats.org/drawingml/2006/picture">
+            <wp:extent cx="5486400" cy="3026664"/>
+            <wp:docPr id="5" name="Picture 5" descr="Original case: Invitation response rate 12/15=80%; preference counts describe respondents. Changed condition: Invite only the 15 library-club members instead. Expected result: The invitation process no longer covers the whole grade through this frame. Reason: Club members may differ in reading interests; selection is now limited to one group."/>
+            <wp:cNvGraphicFramePr>
+              <a:graphicFrameLocks noChangeAspect="1"/>
+            </wp:cNvGraphicFramePr>
+            <a:graphic>
+              <a:graphicData uri="http://schemas.openxmlformats.org/drawingml/2006/picture">
+                <pic:pic>
+                  <pic:nvPicPr>
+                    <pic:cNvPr id="0" name="academy-story-ai-2-19-04.png"/>
+                    <pic:cNvPicPr/>
+                  </pic:nvPicPr>
+                  <pic:blipFill>
+                    <a:blip r:embed="rId13"/>
+                    <a:stretch>
+                      <a:fillRect/>
+                    </a:stretch>
+                  </pic:blipFill>
+                  <pic:spPr>
+                    <a:xfrm>
+                      <a:off x="0" y="0"/>
+                      <a:ext cx="5486400" cy="3026664"/>
+                    </a:xfrm>
+                    <a:prstGeom prst="rect"/>
+                  </pic:spPr>
+                </pic:pic>
+              </a:graphicData>
+            </a:graphic>
+          </wp:inline>
+        </w:drawing>
+      </w:r>
+    </w:p>
+    <w:p>
+      <w:pPr>
+        <w:spacing w:line="336" w:lineRule="auto" w:after="180"/>
+      </w:pPr>
+      <w:r>
+        <w:rPr>
+          <w:b w:val="0"/>
+        </w:rPr>
+        <w:t xml:space="preserve">Original case: Invitation </w:t>
+      </w:r>
+      <w:r>
+        <w:rPr>
+          <w:b/>
+        </w:rPr>
+        <w:t>response</w:t>
+      </w:r>
+      <w:r>
+        <w:rPr>
+          <w:b w:val="0"/>
+        </w:rPr>
+        <w:t xml:space="preserve"> rate 12/15=</w:t>
+      </w:r>
+      <w:r>
+        <w:rPr>
+          <w:b/>
+        </w:rPr>
+        <w:t>80%</w:t>
+      </w:r>
+      <w:r>
+        <w:rPr>
+          <w:b w:val="0"/>
+        </w:rPr>
+        <w:t>; preference counts describe respondents. Changed condition: Invite only the 15 library-club members instead.</w:t>
+      </w:r>
+    </w:p>
+    <w:p>
+      <w:pPr>
+        <w:spacing w:line="336" w:lineRule="auto" w:after="180"/>
+      </w:pPr>
+      <w:r>
+        <w:rPr>
+          <w:b w:val="0"/>
+        </w:rPr>
+        <w:t xml:space="preserve">Expected result: The invitation </w:t>
+      </w:r>
+      <w:r>
+        <w:rPr>
+          <w:b/>
+        </w:rPr>
+        <w:t>process</w:t>
+      </w:r>
+      <w:r>
+        <w:rPr>
+          <w:b w:val="0"/>
+        </w:rPr>
+        <w:t xml:space="preserve"> no longer covers the whole grade through this frame. Reason: Club members may differ in reading interests; selection is now limited to one group.</w:t>
+      </w:r>
+    </w:p>
+    <w:p>
+      <w:pPr>
+        <w:spacing w:line="336" w:lineRule="auto" w:after="180"/>
+        <w:shd w:fill="F5F1FB"/>
+      </w:pPr>
+      <w:r>
+        <w:rPr>
+          <w:b w:val="0"/>
+        </w:rPr>
+        <w:t>Predict before checking the worked changed-case result. Name what changed and what the supplied facts allow you to conclude.</w:t>
+      </w:r>
+    </w:p>
+    <w:p>
+      <w:pPr>
+        <w:pStyle w:val="Heading3"/>
+      </w:pPr>
+      <w:r>
+        <w:t>My picture explanation, deciding evidence and one limit</w:t>
+      </w:r>
+    </w:p>
+    <w:p>
+      <w:r>
+        <w:t>________________________________________________________________</w:t>
+      </w:r>
+    </w:p>
+    <w:p>
+      <w:r>
+        <w:t>________________________________________________________________</w:t>
+      </w:r>
+    </w:p>
+    <w:p>
+      <w:r>
+        <w:t>________________________________________________________________</w:t>
+      </w:r>
+    </w:p>
+    <w:p>
+      <w:r>
+        <w:t>________________________________________________________________</w:t>
+      </w:r>
+    </w:p>
+    <w:p>
+      <w:pPr>
+        <w:pStyle w:val="Heading3"/>
+      </w:pPr>
+      <w:r>
+        <w:t>05. Connect the explanation to its limit</w:t>
+      </w:r>
+    </w:p>
+    <w:p>
+      <w:r>
+        <w:drawing>
+          <wp:inline xmlns:a="http://schemas.openxmlformats.org/drawingml/2006/main" xmlns:pic="http://schemas.openxmlformats.org/drawingml/2006/picture">
+            <wp:extent cx="5486400" cy="2834640"/>
+            <wp:docPr id="6" name="Picture 6" descr="A sample plan states who could be selected, how selection happens and what happens after invitation. Random invitations do not guarantee that respondents resemble those who declined. Use a neutral question and preserve nonresponse coverage. Learners can discuss aggregate counts without receiving the identifiable selection frame. Limit: Even the random-invitation plan does not remove nonresponse bias or justify revealing identifiable school lists."/>
+            <wp:cNvGraphicFramePr>
+              <a:graphicFrameLocks noChangeAspect="1"/>
+            </wp:cNvGraphicFramePr>
+            <a:graphic>
+              <a:graphicData uri="http://schemas.openxmlformats.org/drawingml/2006/picture">
+                <pic:pic>
+                  <pic:nvPicPr>
+                    <pic:cNvPr id="0" name="academy-story-ai-2-19-05.png"/>
+                    <pic:cNvPicPr/>
+                  </pic:nvPicPr>
+                  <pic:blipFill>
+                    <a:blip r:embed="rId14"/>
+                    <a:stretch>
+                      <a:fillRect/>
+                    </a:stretch>
+                  </pic:blipFill>
+                  <pic:spPr>
+                    <a:xfrm>
+                      <a:off x="0" y="0"/>
+                      <a:ext cx="5486400" cy="2834640"/>
+                    </a:xfrm>
+                    <a:prstGeom prst="rect"/>
+                  </pic:spPr>
+                </pic:pic>
+              </a:graphicData>
+            </a:graphic>
+          </wp:inline>
+        </w:drawing>
+      </w:r>
+    </w:p>
+    <w:p>
+      <w:pPr>
+        <w:spacing w:line="336" w:lineRule="auto" w:after="180"/>
+      </w:pPr>
+      <w:r>
+        <w:rPr>
+          <w:b w:val="0"/>
+        </w:rPr>
+        <w:t xml:space="preserve">A </w:t>
+      </w:r>
+      <w:r>
+        <w:rPr>
+          <w:b/>
+        </w:rPr>
+        <w:t>sample</w:t>
+      </w:r>
+      <w:r>
+        <w:rPr>
+          <w:b w:val="0"/>
+        </w:rPr>
+        <w:t xml:space="preserve"> plan states who could be selected, how selection happens and what happens after invitation. Random invitations do not guarantee that respondents resemble those who declined.</w:t>
+      </w:r>
+    </w:p>
+    <w:p>
+      <w:pPr>
+        <w:spacing w:line="336" w:lineRule="auto" w:after="180"/>
+      </w:pPr>
+      <w:r>
+        <w:rPr>
+          <w:b w:val="0"/>
+        </w:rPr>
+        <w:t>Use a neutral question and preserve non</w:t>
+      </w:r>
+      <w:r>
+        <w:rPr>
+          <w:b/>
+        </w:rPr>
+        <w:t>response</w:t>
+      </w:r>
+      <w:r>
+        <w:rPr>
+          <w:b w:val="0"/>
+        </w:rPr>
+        <w:t xml:space="preserve"> coverage. Learners can discuss aggregate counts without receiving the identifiable selection frame.</w:t>
+      </w:r>
+    </w:p>
+    <w:p>
+      <w:pPr>
+        <w:spacing w:line="336" w:lineRule="auto" w:after="180"/>
+      </w:pPr>
+      <w:r>
+        <w:rPr>
+          <w:b w:val="0"/>
+        </w:rPr>
+        <w:t>Limit: Even the random-invitation plan does not remove non</w:t>
+      </w:r>
+      <w:r>
+        <w:rPr>
+          <w:b/>
+        </w:rPr>
+        <w:t>response</w:t>
+      </w:r>
+      <w:r>
+        <w:rPr>
+          <w:b w:val="0"/>
+        </w:rPr>
+        <w:t xml:space="preserve"> bias or justify revealing identifiable school lists.</w:t>
+      </w:r>
+    </w:p>
+    <w:p>
+      <w:pPr>
+        <w:spacing w:line="336" w:lineRule="auto" w:after="180"/>
+        <w:shd w:fill="F5F1FB"/>
+      </w:pPr>
+      <w:r>
+        <w:rPr>
+          <w:b w:val="0"/>
+        </w:rPr>
+        <w:t>Explain the case, then point to a limit on the claim.</w:t>
+      </w:r>
+    </w:p>
+    <w:p>
+      <w:pPr>
+        <w:pStyle w:val="Heading3"/>
+      </w:pPr>
+      <w:r>
+        <w:t>My picture explanation, deciding evidence and one limit</w:t>
+      </w:r>
+    </w:p>
+    <w:p>
+      <w:r>
+        <w:t>________________________________________________________________</w:t>
+      </w:r>
+    </w:p>
+    <w:p>
+      <w:r>
+        <w:t>________________________________________________________________</w:t>
+      </w:r>
+    </w:p>
+    <w:p>
+      <w:r>
+        <w:t>________________________________________________________________</w:t>
+      </w:r>
+    </w:p>
+    <w:p>
+      <w:r>
+        <w:t>________________________________________________________________</w:t>
+      </w:r>
+    </w:p>
+    <w:p>
+      <w:pPr>
+        <w:pStyle w:val="Heading3"/>
+      </w:pPr>
+      <w:r>
+        <w:t>06. Make the idea visible in your project</w:t>
+      </w:r>
+    </w:p>
+    <w:p>
+      <w:r>
+        <w:drawing>
+          <wp:inline xmlns:a="http://schemas.openxmlformats.org/drawingml/2006/main" xmlns:pic="http://schemas.openxmlformats.org/drawingml/2006/picture">
+            <wp:extent cx="5486400" cy="3380232"/>
+            <wp:docPr id="7" name="Picture 7" descr="Document whose requests inform the recommender and avoid treating an easily reached group as all intended users. Draw your input, deciding step, result and limit. Supported question: Can 80% response be reported as 80% of the whole grade responding?"/>
+            <wp:cNvGraphicFramePr>
+              <a:graphicFrameLocks noChangeAspect="1"/>
+            </wp:cNvGraphicFramePr>
+            <a:graphic>
+              <a:graphicData uri="http://schemas.openxmlformats.org/drawingml/2006/picture">
+                <pic:pic>
+                  <pic:nvPicPr>
+                    <pic:cNvPr id="0" name="academy-story-ai-2-19-06.png"/>
+                    <pic:cNvPicPr/>
+                  </pic:nvPicPr>
+                  <pic:blipFill>
+                    <a:blip r:embed="rId15"/>
+                    <a:stretch>
+                      <a:fillRect/>
+                    </a:stretch>
+                  </pic:blipFill>
+                  <pic:spPr>
+                    <a:xfrm>
+                      <a:off x="0" y="0"/>
+                      <a:ext cx="5486400" cy="3380232"/>
+                    </a:xfrm>
+                    <a:prstGeom prst="rect"/>
+                  </pic:spPr>
+                </pic:pic>
+              </a:graphicData>
+            </a:graphic>
+          </wp:inline>
+        </w:drawing>
+      </w:r>
+    </w:p>
+    <w:p>
+      <w:pPr>
+        <w:spacing w:line="336" w:lineRule="auto" w:after="180"/>
+        <w:shd w:fill="F5F1FB"/>
+      </w:pPr>
+      <w:r>
+        <w:rPr>
+          <w:b w:val="0"/>
+        </w:rPr>
+        <w:t xml:space="preserve">Document whose requests inform the recommender and avoid treating an easily reached group as all intended users. Draw your </w:t>
+      </w:r>
+      <w:r>
+        <w:rPr>
+          <w:b/>
+        </w:rPr>
+        <w:t>input</w:t>
+      </w:r>
+      <w:r>
+        <w:rPr>
+          <w:b w:val="0"/>
+        </w:rPr>
+        <w:t>, deciding step, result and limit.</w:t>
+      </w:r>
+    </w:p>
+    <w:p>
+      <w:pPr>
+        <w:spacing w:line="336" w:lineRule="auto" w:after="180"/>
+        <w:shd w:fill="F5F1FB"/>
+      </w:pPr>
+      <w:r>
+        <w:rPr>
+          <w:b w:val="0"/>
+        </w:rPr>
+        <w:t xml:space="preserve">Supported question: Can </w:t>
+      </w:r>
+      <w:r>
+        <w:rPr>
+          <w:b/>
+        </w:rPr>
+        <w:t>80%</w:t>
+      </w:r>
+      <w:r>
+        <w:rPr>
+          <w:b w:val="0"/>
+        </w:rPr>
+        <w:t xml:space="preserve"> </w:t>
+      </w:r>
+      <w:r>
+        <w:rPr>
+          <w:b/>
+        </w:rPr>
+        <w:t>response</w:t>
+      </w:r>
+      <w:r>
+        <w:rPr>
+          <w:b w:val="0"/>
+        </w:rPr>
+        <w:t xml:space="preserve"> be reported as </w:t>
+      </w:r>
+      <w:r>
+        <w:rPr>
+          <w:b/>
+        </w:rPr>
+        <w:t>80%</w:t>
+      </w:r>
+      <w:r>
+        <w:rPr>
+          <w:b w:val="0"/>
+        </w:rPr>
+        <w:t xml:space="preserve"> of the whole grade responding?</w:t>
+      </w:r>
+    </w:p>
+    <w:p>
+      <w:pPr>
+        <w:spacing w:line="336" w:lineRule="auto" w:after="180"/>
+        <w:shd w:fill="F5F1FB"/>
+      </w:pPr>
+      <w:r>
+        <w:rPr>
+          <w:b w:val="0"/>
+        </w:rPr>
+        <w:t xml:space="preserve">Draw your project trace and justify the deciding step using </w:t>
+      </w:r>
+      <w:r>
+        <w:rPr>
+          <w:b/>
+        </w:rPr>
+        <w:t>evidence</w:t>
+      </w:r>
+      <w:r>
+        <w:rPr>
+          <w:b w:val="0"/>
+        </w:rPr>
+        <w:t>.</w:t>
+      </w:r>
+    </w:p>
+    <w:p>
+      <w:pPr>
+        <w:pStyle w:val="Heading3"/>
+      </w:pPr>
+      <w:r>
+        <w:t>My picture explanation, deciding evidence and one limit</w:t>
       </w:r>
     </w:p>
     <w:p>

--- a/downloads/workbook/ai-2-week-19.docx
+++ b/downloads/workbook/ai-2-week-19.docx
@@ -25,50 +25,216 @@
         <w:pStyle w:val="Heading1"/>
       </w:pPr>
       <w:r>
-        <w:t>01. Recall and choose your starting point</w:t>
-      </w:r>
-    </w:p>
-    <w:p>
-      <w:r>
-        <w:t>Record your starting explanation for Sampling and Representation before opening notes. Show any later correction separately.</w:t>
-      </w:r>
-    </w:p>
-    <w:p>
-      <w:pPr>
-        <w:spacing w:line="336" w:lineRule="auto" w:after="180"/>
-      </w:pPr>
-      <w:r>
-        <w:rPr>
-          <w:b w:val="0"/>
-        </w:rPr>
+        <w:t>One connected survey-plan record, with a graph extension.</w:t>
+      </w:r>
+    </w:p>
+    <w:p>
+      <w:r>
+        <w:t>Define population, label a result, repair a claim and retain nonresponse before designing a fresh plan.</w:t>
+      </w:r>
+    </w:p>
+    <w:p>
+      <w:r>
+        <w:t>Keep question, frame, selection method, invited/responded counts and limits together.</w:t>
+      </w:r>
+    </w:p>
+    <w:p>
+      <w:pPr>
+        <w:pStyle w:val="Heading1"/>
+      </w:pPr>
+      <w:r>
+        <w:t>01. Recall · Retrieve earlier ideas</w:t>
+      </w:r>
+    </w:p>
+    <w:p>
+      <w:r>
+        <w:t>Try before opening notes.</w:t>
+      </w:r>
+    </w:p>
+    <w:p>
+      <w:pPr>
+        <w:pStyle w:val="Heading2"/>
+      </w:pPr>
+      <w:r>
+        <w:t>Your evidence record</w:t>
+      </w:r>
+    </w:p>
+    <w:p>
+      <w:pPr>
+        <w:pStyle w:val="ListBullet"/>
+      </w:pPr>
+      <w:r>
         <w:t>Try the recall before opening notes. Then use a different colour or a labelled second line to correct your explanation.</w:t>
       </w:r>
     </w:p>
     <w:p>
       <w:pPr>
+        <w:pStyle w:val="ListBullet"/>
+      </w:pPr>
+      <w:r>
+        <w:t>Without opening the old lesson, explain one key idea from Missing Data. Give an example and a mistake that the idea helps you avoid.</w:t>
+      </w:r>
+    </w:p>
+    <w:p>
+      <w:pPr>
         <w:pStyle w:val="Heading3"/>
       </w:pPr>
       <w:r>
+        <w:t>My remembered idea, example and correction</w:t>
+      </w:r>
+    </w:p>
+    <w:p>
+      <w:r>
+        <w:t>________________________________________________________________</w:t>
+      </w:r>
+    </w:p>
+    <w:p>
+      <w:r>
+        <w:t>________________________________________________________________</w:t>
+      </w:r>
+    </w:p>
+    <w:p>
+      <w:r>
+        <w:t>________________________________________________________________</w:t>
+      </w:r>
+    </w:p>
+    <w:p>
+      <w:pPr>
+        <w:pStyle w:val="ListBullet"/>
+      </w:pPr>
+      <w:r>
+        <w:t>Without opening the old lesson, explain one key idea from Overfitting Intuition. Give an example and a mistake that the idea helps you avoid.</w:t>
+      </w:r>
+    </w:p>
+    <w:p>
+      <w:pPr>
+        <w:pStyle w:val="Heading3"/>
+      </w:pPr>
+      <w:r>
+        <w:t>My remembered idea, example and correction</w:t>
+      </w:r>
+    </w:p>
+    <w:p>
+      <w:r>
+        <w:t>________________________________________________________________</w:t>
+      </w:r>
+    </w:p>
+    <w:p>
+      <w:r>
+        <w:t>________________________________________________________________</w:t>
+      </w:r>
+    </w:p>
+    <w:p>
+      <w:r>
+        <w:t>________________________________________________________________</w:t>
+      </w:r>
+    </w:p>
+    <w:p>
+      <w:pPr>
+        <w:pStyle w:val="ListBullet"/>
+      </w:pPr>
+      <w:r>
+        <w:t>Without opening the old lesson, explain one key idea from Types of Classification Error. Give an example and a mistake that the idea helps you avoid.</w:t>
+      </w:r>
+    </w:p>
+    <w:p>
+      <w:pPr>
+        <w:pStyle w:val="Heading3"/>
+      </w:pPr>
+      <w:r>
+        <w:t>My remembered idea, example and correction</w:t>
+      </w:r>
+    </w:p>
+    <w:p>
+      <w:r>
+        <w:t>________________________________________________________________</w:t>
+      </w:r>
+    </w:p>
+    <w:p>
+      <w:r>
+        <w:t>________________________________________________________________</w:t>
+      </w:r>
+    </w:p>
+    <w:p>
+      <w:r>
+        <w:t>________________________________________________________________</w:t>
+      </w:r>
+    </w:p>
+    <w:p>
+      <w:pPr>
+        <w:pStyle w:val="Heading2"/>
+      </w:pPr>
+      <w:r>
+        <w:t>Earlier wording, alternatives and picture transcripts · reference / check after trying</w:t>
+      </w:r>
+    </w:p>
+    <w:p>
+      <w:pPr>
+        <w:pStyle w:val="Heading3"/>
+      </w:pPr>
+      <w:r>
         <w:t>Missing Data</w:t>
       </w:r>
     </w:p>
     <w:p>
       <w:pPr>
-        <w:spacing w:line="336" w:lineRule="auto" w:after="180"/>
-      </w:pPr>
-      <w:r>
-        <w:rPr>
-          <w:b w:val="0"/>
-        </w:rPr>
-        <w:t>Without opening the old lesson, explain one key idea from Missing Data. Give an example and a mistake that the idea helps you avoid.</w:t>
-      </w:r>
-    </w:p>
-    <w:p>
-      <w:pPr>
         <w:pStyle w:val="Heading3"/>
       </w:pPr>
       <w:r>
-        <w:t>My remembered idea, example and correction</w:t>
+        <w:t>Overfitting Intuition</w:t>
+      </w:r>
+    </w:p>
+    <w:p>
+      <w:pPr>
+        <w:pStyle w:val="Heading3"/>
+      </w:pPr>
+      <w:r>
+        <w:t>Types of Classification Error</w:t>
+      </w:r>
+    </w:p>
+    <w:p>
+      <w:pPr>
+        <w:pStyle w:val="Heading1"/>
+      </w:pPr>
+      <w:r>
+        <w:t>12. W1 · Define the target population</w:t>
+      </w:r>
+    </w:p>
+    <w:p>
+      <w:r>
+        <w:t>Give a sample whose selection cannot support that whole-population claim.</w:t>
+      </w:r>
+    </w:p>
+    <w:p>
+      <w:pPr>
+        <w:pStyle w:val="Heading2"/>
+      </w:pPr>
+      <w:r>
+        <w:t>Your evidence record</w:t>
+      </w:r>
+    </w:p>
+    <w:p>
+      <w:pPr>
+        <w:pStyle w:val="ListBullet"/>
+      </w:pPr>
+      <w:r>
+        <w:t>Main sample reference: population means everyone the question concerns; frame is the source from which invitations are selected; respondents are those who answer. Original club code counts2 Code choices of3 responses. W2 is a separate longer-lunch result7 of12. Pictured format plan uses60 population,15 invited,12 replies; the fraction12/15 is not12/60. No preference result is supplied for that plan.</w:t>
+      </w:r>
+    </w:p>
+    <w:p>
+      <w:pPr>
+        <w:pStyle w:val="ListBullet"/>
+      </w:pPr>
+      <w:r>
+        <w:t>The question is whether all Grade 7 students prefer a longer lunch. Name the population and one unsuitable sample.</w:t>
+      </w:r>
+    </w:p>
+    <w:p>
+      <w:pPr>
+        <w:pStyle w:val="Heading3"/>
+      </w:pPr>
+      <w:r>
+        <w:t>My reasoning and evidence</w:t>
       </w:r>
     </w:p>
     <w:p>
@@ -87,34 +253,130 @@
       </w:r>
     </w:p>
     <w:p>
+      <w:r>
+        <w:t>________________________________________________________________</w:t>
+      </w:r>
+    </w:p>
+    <w:p>
+      <w:r>
+        <w:t>________________________________________________________________</w:t>
+      </w:r>
+    </w:p>
+    <w:p>
+      <w:r>
+        <w:t>________________________________________________________________</w:t>
+      </w:r>
+    </w:p>
+    <w:p>
+      <w:pPr>
+        <w:pStyle w:val="Heading1"/>
+      </w:pPr>
+      <w:r>
+        <w:t>13. W2 · Label the observed lunch proportion</w:t>
+      </w:r>
+    </w:p>
+    <w:p>
+      <w:r>
+        <w:t>Keep the12-respondent denominator and avoid a whole-grade claim.</w:t>
+      </w:r>
+    </w:p>
+    <w:p>
+      <w:pPr>
+        <w:pStyle w:val="Heading2"/>
+      </w:pPr>
+      <w:r>
+        <w:t>Your evidence record</w:t>
+      </w:r>
+    </w:p>
+    <w:p>
+      <w:pPr>
+        <w:pStyle w:val="ListBullet"/>
+      </w:pPr>
+      <w:r>
+        <w:t>Main sample reference: population means everyone the question concerns; frame is the source from which invitations are selected; respondents are those who answer. Original club code counts2 Code choices of3 responses. W2 is a separate longer-lunch result7 of12. Pictured format plan uses60 population,15 invited,12 replies; the fraction12/15 is not12/60. No preference result is supplied for that plan.</w:t>
+      </w:r>
+    </w:p>
+    <w:p>
+      <w:pPr>
+        <w:pStyle w:val="ListBullet"/>
+      </w:pPr>
+      <w:r>
+        <w:t>Seven of 12 fictional respondents prefer longer lunch. State the result without generalizing.</w:t>
+      </w:r>
+    </w:p>
+    <w:p>
       <w:pPr>
         <w:pStyle w:val="Heading3"/>
       </w:pPr>
       <w:r>
-        <w:t>Overfitting Intuition</w:t>
-      </w:r>
-    </w:p>
-    <w:p>
-      <w:pPr>
-        <w:spacing w:line="336" w:lineRule="auto" w:after="180"/>
-      </w:pPr>
-      <w:r>
-        <w:rPr>
-          <w:b w:val="0"/>
-        </w:rPr>
-        <w:t>Without opening the old lesson, explain one key idea from Over</w:t>
-      </w:r>
-      <w:r>
-        <w:rPr>
-          <w:b/>
-        </w:rPr>
-        <w:t>fitting</w:t>
-      </w:r>
-      <w:r>
-        <w:rPr>
-          <w:b w:val="0"/>
-        </w:rPr>
-        <w:t xml:space="preserve"> Intuition. Give an example and a mistake that the idea helps you avoid.</w:t>
+        <w:t>My reasoning and evidence</w:t>
+      </w:r>
+    </w:p>
+    <w:p>
+      <w:r>
+        <w:t>________________________________________________________________</w:t>
+      </w:r>
+    </w:p>
+    <w:p>
+      <w:r>
+        <w:t>________________________________________________________________</w:t>
+      </w:r>
+    </w:p>
+    <w:p>
+      <w:r>
+        <w:t>________________________________________________________________</w:t>
+      </w:r>
+    </w:p>
+    <w:p>
+      <w:r>
+        <w:t>________________________________________________________________</w:t>
+      </w:r>
+    </w:p>
+    <w:p>
+      <w:r>
+        <w:t>________________________________________________________________</w:t>
+      </w:r>
+    </w:p>
+    <w:p>
+      <w:r>
+        <w:t>________________________________________________________________</w:t>
+      </w:r>
+    </w:p>
+    <w:p>
+      <w:pPr>
+        <w:pStyle w:val="Heading1"/>
+      </w:pPr>
+      <w:r>
+        <w:t>14. W3 · Repair a club-only headline</w:t>
+      </w:r>
+    </w:p>
+    <w:p>
+      <w:r>
+        <w:t>Narrow the claim or propose a changed sampling plan.</w:t>
+      </w:r>
+    </w:p>
+    <w:p>
+      <w:pPr>
+        <w:pStyle w:val="Heading2"/>
+      </w:pPr>
+      <w:r>
+        <w:t>Your evidence record</w:t>
+      </w:r>
+    </w:p>
+    <w:p>
+      <w:pPr>
+        <w:pStyle w:val="ListBullet"/>
+      </w:pPr>
+      <w:r>
+        <w:t>Main sample reference: population means everyone the question concerns; frame is the source from which invitations are selected; respondents are those who answer. Original club code counts2 Code choices of3 responses. W2 is a separate longer-lunch result7 of12. Pictured format plan uses60 population,15 invited,12 replies; the fraction12/15 is not12/60. No preference result is supplied for that plan.</w:t>
+      </w:r>
+    </w:p>
+    <w:p>
+      <w:pPr>
+        <w:pStyle w:val="ListBullet"/>
+      </w:pPr>
+      <w:r>
+        <w:t>A report says all Grade 7 prefers coding after surveying only the coding club. Rewrite it.</w:t>
       </w:r>
     </w:p>
     <w:p>
@@ -122,7 +384,7 @@
         <w:pStyle w:val="Heading3"/>
       </w:pPr>
       <w:r>
-        <w:t>My remembered idea, example and correction</w:t>
+        <w:t>My reasoning and evidence</w:t>
       </w:r>
     </w:p>
     <w:p>
@@ -141,22 +403,130 @@
       </w:r>
     </w:p>
     <w:p>
+      <w:r>
+        <w:t>________________________________________________________________</w:t>
+      </w:r>
+    </w:p>
+    <w:p>
+      <w:r>
+        <w:t>________________________________________________________________</w:t>
+      </w:r>
+    </w:p>
+    <w:p>
+      <w:r>
+        <w:t>________________________________________________________________</w:t>
+      </w:r>
+    </w:p>
+    <w:p>
+      <w:pPr>
+        <w:pStyle w:val="Heading1"/>
+      </w:pPr>
+      <w:r>
+        <w:t>16. W5 · Report nonresponse after fair selection</w:t>
+      </w:r>
+    </w:p>
+    <w:p>
+      <w:r>
+        <w:t>Fair invitations do not reveal the views of nonrespondents.</w:t>
+      </w:r>
+    </w:p>
+    <w:p>
+      <w:pPr>
+        <w:pStyle w:val="Heading2"/>
+      </w:pPr>
+      <w:r>
+        <w:t>Your evidence record</w:t>
+      </w:r>
+    </w:p>
+    <w:p>
+      <w:pPr>
+        <w:pStyle w:val="ListBullet"/>
+      </w:pPr>
+      <w:r>
+        <w:t>Main sample reference: population means everyone the question concerns; frame is the source from which invitations are selected; respondents are those who answer. Original club code counts2 Code choices of3 responses. W2 is a separate longer-lunch result7 of12. Pictured format plan uses60 population,15 invited,12 replies; the fraction12/15 is not12/60. No preference result is supplied for that plan.</w:t>
+      </w:r>
+    </w:p>
+    <w:p>
+      <w:pPr>
+        <w:pStyle w:val="ListBullet"/>
+      </w:pPr>
+      <w:r>
+        <w:t>Twenty students are selected fairly but only 8 answer. Does fair selection remove the need to report nonresponse?</w:t>
+      </w:r>
+    </w:p>
+    <w:p>
       <w:pPr>
         <w:pStyle w:val="Heading3"/>
       </w:pPr>
       <w:r>
-        <w:t>Types of Classification Error</w:t>
-      </w:r>
-    </w:p>
-    <w:p>
-      <w:pPr>
-        <w:spacing w:line="336" w:lineRule="auto" w:after="180"/>
-      </w:pPr>
-      <w:r>
-        <w:rPr>
-          <w:b w:val="0"/>
-        </w:rPr>
-        <w:t>Without opening the old lesson, explain one key idea from Types of Classification Error. Give an example and a mistake that the idea helps you avoid.</w:t>
+        <w:t>My reasoning and evidence</w:t>
+      </w:r>
+    </w:p>
+    <w:p>
+      <w:r>
+        <w:t>________________________________________________________________</w:t>
+      </w:r>
+    </w:p>
+    <w:p>
+      <w:r>
+        <w:t>________________________________________________________________</w:t>
+      </w:r>
+    </w:p>
+    <w:p>
+      <w:r>
+        <w:t>________________________________________________________________</w:t>
+      </w:r>
+    </w:p>
+    <w:p>
+      <w:r>
+        <w:t>________________________________________________________________</w:t>
+      </w:r>
+    </w:p>
+    <w:p>
+      <w:r>
+        <w:t>________________________________________________________________</w:t>
+      </w:r>
+    </w:p>
+    <w:p>
+      <w:r>
+        <w:t>________________________________________________________________</w:t>
+      </w:r>
+    </w:p>
+    <w:p>
+      <w:pPr>
+        <w:pStyle w:val="Heading1"/>
+      </w:pPr>
+      <w:r>
+        <w:t>04. W4 · Plan independently</w:t>
+      </w:r>
+    </w:p>
+    <w:p>
+      <w:r>
+        <w:t>Keep the first attempt before hints.</w:t>
+      </w:r>
+    </w:p>
+    <w:p>
+      <w:pPr>
+        <w:pStyle w:val="Heading2"/>
+      </w:pPr>
+      <w:r>
+        <w:t>Your evidence record</w:t>
+      </w:r>
+    </w:p>
+    <w:p>
+      <w:pPr>
+        <w:pStyle w:val="ListBullet"/>
+      </w:pPr>
+      <w:r>
+        <w:t>Use a fictional grade and invented identifiers. Design the sampling/anonymous-response process; no real roster or real survey is required.</w:t>
+      </w:r>
+    </w:p>
+    <w:p>
+      <w:pPr>
+        <w:pStyle w:val="ListBullet"/>
+      </w:pPr>
+      <w:r>
+        <w:t>Design an anonymous sample plan to ask all Grade 7 about three activity choices. State population, sampling frame, selection method, question, and how you will report nonresponse.</w:t>
       </w:r>
     </w:p>
     <w:p>
@@ -164,7 +534,7 @@
         <w:pStyle w:val="Heading3"/>
       </w:pPr>
       <w:r>
-        <w:t>My remembered idea, example and correction</w:t>
+        <w:t>My independent explanation, trace and limits</w:t>
       </w:r>
     </w:p>
     <w:p>
@@ -183,163 +553,92 @@
       </w:r>
     </w:p>
     <w:p>
+      <w:r>
+        <w:t>________________________________________________________________</w:t>
+      </w:r>
+    </w:p>
+    <w:p>
+      <w:r>
+        <w:t>________________________________________________________________</w:t>
+      </w:r>
+    </w:p>
+    <w:p>
+      <w:r>
+        <w:t>________________________________________________________________</w:t>
+      </w:r>
+    </w:p>
+    <w:p>
+      <w:r>
+        <w:t>________________________________________________________________</w:t>
+      </w:r>
+    </w:p>
+    <w:p>
+      <w:pPr>
+        <w:pStyle w:val="ListBullet"/>
+      </w:pPr>
+      <w:r>
+        <w:t>Attempt this case before feedback. Record any help. Earlier examples below are further practice; a case already practised with feedback cannot establish fresh transfer.</w:t>
+      </w:r>
+    </w:p>
+    <w:p>
+      <w:pPr>
+        <w:pStyle w:val="Heading2"/>
+      </w:pPr>
+      <w:r>
+        <w:t>Earlier wording, alternatives and picture transcripts · reference / check after trying</w:t>
+      </w:r>
+    </w:p>
+    <w:p>
+      <w:pPr>
+        <w:pStyle w:val="Heading3"/>
+      </w:pPr>
+      <w:r>
+        <w:t>Independent case: Plan independently</w:t>
+      </w:r>
+    </w:p>
+    <w:p>
       <w:pPr>
         <w:pStyle w:val="Heading1"/>
       </w:pPr>
       <w:r>
-        <w:t>02. Practise with fading help</w:t>
-      </w:r>
-    </w:p>
-    <w:p>
-      <w:r>
-        <w:t>Complete the supported Sampling and Representation trace and record the first step you can explain without help.</w:t>
-      </w:r>
-    </w:p>
-    <w:p>
-      <w:pPr>
-        <w:spacing w:line="336" w:lineRule="auto" w:after="180"/>
-      </w:pPr>
-      <w:r>
-        <w:rPr>
-          <w:b w:val="0"/>
-        </w:rPr>
-        <w:t xml:space="preserve">Use W2: Read the </w:t>
-      </w:r>
-      <w:r>
-        <w:rPr>
-          <w:b/>
-        </w:rPr>
-        <w:t>sample</w:t>
-      </w:r>
-      <w:r>
-        <w:rPr>
-          <w:b w:val="0"/>
-        </w:rPr>
-        <w:t xml:space="preserve"> result for Questions </w:t>
-      </w:r>
-      <w:r>
-        <w:rPr>
-          <w:b/>
-        </w:rPr>
-        <w:t>population</w:t>
-      </w:r>
-      <w:r>
-        <w:rPr>
-          <w:b w:val="0"/>
-        </w:rPr>
-        <w:t xml:space="preserve">s and </w:t>
-      </w:r>
-      <w:r>
-        <w:rPr>
-          <w:b/>
-        </w:rPr>
-        <w:t>sample</w:t>
-      </w:r>
-      <w:r>
-        <w:rPr>
-          <w:b w:val="0"/>
-        </w:rPr>
-        <w:t>s. Record the answer once; the lesson and workbook refer to the same attempt.</w:t>
-      </w:r>
-    </w:p>
-    <w:tbl>
-      <w:tblPr>
-        <w:tblStyle w:val="LightShading-Accent1"/>
-        <w:tblW w:type="auto" w:w="0"/>
-        <w:tblLook w:firstColumn="1" w:firstRow="1" w:lastColumn="0" w:lastRow="0" w:noHBand="0" w:noVBand="1" w:val="04A0"/>
-      </w:tblPr>
-      <w:tblGrid>
-        <w:gridCol w:w="2556"/>
-        <w:gridCol w:w="2556"/>
-        <w:gridCol w:w="2556"/>
-        <w:gridCol w:w="2556"/>
-      </w:tblGrid>
-      <w:tr>
-        <w:trPr>
-          <w:tblHeader/>
-        </w:trPr>
-        <w:tc>
-          <w:tcPr>
-            <w:tcW w:type="dxa" w:w="2556"/>
-          </w:tcPr>
-          <w:p>
-            <w:r>
-              <w:t>Given inputs</w:t>
-            </w:r>
-          </w:p>
-        </w:tc>
-        <w:tc>
-          <w:tcPr>
-            <w:tcW w:type="dxa" w:w="2556"/>
-          </w:tcPr>
-          <w:p>
-            <w:r>
-              <w:t>Procedure I chose</w:t>
-            </w:r>
-          </w:p>
-        </w:tc>
-        <w:tc>
-          <w:tcPr>
-            <w:tcW w:type="dxa" w:w="2556"/>
-          </w:tcPr>
-          <w:p>
-            <w:r>
-              <w:t>Middle steps</w:t>
-            </w:r>
-          </w:p>
-        </w:tc>
-        <w:tc>
-          <w:tcPr>
-            <w:tcW w:type="dxa" w:w="2556"/>
-          </w:tcPr>
-          <w:p>
-            <w:r>
-              <w:t>Result and check</w:t>
-            </w:r>
-          </w:p>
-        </w:tc>
-      </w:tr>
-      <w:tr>
-        <w:tc>
-          <w:tcPr>
-            <w:tcW w:type="dxa" w:w="2556"/>
-          </w:tcPr>
-          <w:p>
-            <w:r/>
-          </w:p>
-        </w:tc>
-        <w:tc>
-          <w:tcPr>
-            <w:tcW w:type="dxa" w:w="2556"/>
-          </w:tcPr>
-          <w:p>
-            <w:r/>
-          </w:p>
-        </w:tc>
-        <w:tc>
-          <w:tcPr>
-            <w:tcW w:type="dxa" w:w="2556"/>
-          </w:tcPr>
-          <w:p>
-            <w:r/>
-          </w:p>
-        </w:tc>
-        <w:tc>
-          <w:tcPr>
-            <w:tcW w:type="dxa" w:w="2556"/>
-          </w:tcPr>
-          <w:p>
-            <w:r/>
-          </w:p>
-        </w:tc>
-      </w:tr>
-    </w:tbl>
+        <w:t>09. Project · Keep the decision and evidence</w:t>
+      </w:r>
+    </w:p>
+    <w:p>
+      <w:r>
+        <w:t>Extend the existing project record.</w:t>
+      </w:r>
+    </w:p>
+    <w:p>
+      <w:pPr>
+        <w:pStyle w:val="Heading2"/>
+      </w:pPr>
+      <w:r>
+        <w:t>Your evidence record</w:t>
+      </w:r>
+    </w:p>
+    <w:p>
+      <w:pPr>
+        <w:pStyle w:val="ListBullet"/>
+      </w:pPr>
+      <w:r>
+        <w:t>Test reader profiles across reading levels, genres, ages, formats, and accessibility needs.</w:t>
+      </w:r>
+    </w:p>
+    <w:p>
+      <w:pPr>
+        <w:pStyle w:val="ListBullet"/>
+      </w:pPr>
+      <w:r>
+        <w:t>The project change and evidence I will keep</w:t>
+      </w:r>
+    </w:p>
     <w:p>
       <w:pPr>
         <w:pStyle w:val="Heading3"/>
       </w:pPr>
       <w:r>
-        <w:t>The step I completed without help, and the hint I needed</w:t>
+        <w:t>Write or draw your reasoning and evidence.</w:t>
       </w:r>
     </w:p>
     <w:p>
@@ -358,1604 +657,34 @@
       </w:r>
     </w:p>
     <w:p>
+      <w:r>
+        <w:t>________________________________________________________________</w:t>
+      </w:r>
+    </w:p>
+    <w:p>
+      <w:r>
+        <w:t>________________________________________________________________</w:t>
+      </w:r>
+    </w:p>
+    <w:p>
       <w:pPr>
         <w:pStyle w:val="Heading1"/>
       </w:pPr>
       <w:r>
-        <w:t>03. Individual reasoning check</w:t>
-      </w:r>
-    </w:p>
-    <w:p>
-      <w:r>
-        <w:t>Check the proposed Sampling and Representation explanation against the supplied facts before discussing it.</w:t>
-      </w:r>
-    </w:p>
-    <w:p>
-      <w:pPr>
-        <w:spacing w:line="336" w:lineRule="auto" w:after="180"/>
-      </w:pPr>
-      <w:r>
-        <w:rPr>
-          <w:b w:val="0"/>
-        </w:rPr>
-        <w:t xml:space="preserve">Use the worked case for Questions </w:t>
-      </w:r>
-      <w:r>
-        <w:rPr>
-          <w:b/>
-        </w:rPr>
-        <w:t>population</w:t>
-      </w:r>
-      <w:r>
-        <w:rPr>
-          <w:b w:val="0"/>
-        </w:rPr>
-        <w:t xml:space="preserve">s and </w:t>
-      </w:r>
-      <w:r>
-        <w:rPr>
-          <w:b/>
-        </w:rPr>
-        <w:t>sample</w:t>
-      </w:r>
-      <w:r>
-        <w:rPr>
-          <w:b w:val="0"/>
-        </w:rPr>
-        <w:t>s. Proposed explanation: “A successful run proves the conclusion”. Decide whether this explanation is supported.</w:t>
-      </w:r>
-    </w:p>
-    <w:p>
-      <w:pPr>
-        <w:spacing w:line="336" w:lineRule="auto" w:after="180"/>
-      </w:pPr>
-      <w:r>
-        <w:rPr>
-          <w:b w:val="0"/>
-        </w:rPr>
-        <w:t>Point to the step or supplied fact that decides; explain your repair if needed.</w:t>
-      </w:r>
-    </w:p>
-    <w:p>
-      <w:pPr>
-        <w:pStyle w:val="Heading3"/>
-      </w:pPr>
-      <w:r>
-        <w:t>My explanation before partner discussion</w:t>
-      </w:r>
-    </w:p>
-    <w:p>
-      <w:r>
-        <w:t>________________________________________________________________</w:t>
-      </w:r>
-    </w:p>
-    <w:p>
-      <w:r>
-        <w:t>________________________________________________________________</w:t>
-      </w:r>
-    </w:p>
-    <w:p>
-      <w:r>
-        <w:t>________________________________________________________________</w:t>
-      </w:r>
-    </w:p>
-    <w:p>
-      <w:r>
-        <w:t>________________________________________________________________</w:t>
-      </w:r>
-    </w:p>
-    <w:p>
-      <w:pPr>
-        <w:pStyle w:val="Heading1"/>
-      </w:pPr>
-      <w:r>
-        <w:t>04. Independent transfer case</w:t>
-      </w:r>
-    </w:p>
-    <w:p>
-      <w:r>
-        <w:t>Write one first attempt at the reserved independent case before feedback. Repeated copies of that case refer to the same recorded attempt.</w:t>
-      </w:r>
-    </w:p>
-    <w:p>
-      <w:pPr>
-        <w:pStyle w:val="Heading3"/>
-      </w:pPr>
-      <w:r>
-        <w:t>Independent case: Plan independently</w:t>
-      </w:r>
-    </w:p>
-    <w:p>
-      <w:pPr>
-        <w:spacing w:line="336" w:lineRule="auto" w:after="180"/>
-      </w:pPr>
-      <w:r>
-        <w:rPr>
-          <w:b w:val="0"/>
-        </w:rPr>
-        <w:t xml:space="preserve">Design an anonymous </w:t>
-      </w:r>
-      <w:r>
-        <w:rPr>
-          <w:b/>
-        </w:rPr>
-        <w:t>sample</w:t>
-      </w:r>
-      <w:r>
-        <w:rPr>
-          <w:b w:val="0"/>
-        </w:rPr>
-        <w:t xml:space="preserve"> plan to ask all Grade 7 about three activity choices. State </w:t>
-      </w:r>
-      <w:r>
-        <w:rPr>
-          <w:b/>
-        </w:rPr>
-        <w:t>population</w:t>
-      </w:r>
-      <w:r>
-        <w:rPr>
-          <w:b w:val="0"/>
-        </w:rPr>
-        <w:t xml:space="preserve">, </w:t>
-      </w:r>
-      <w:r>
-        <w:rPr>
-          <w:b/>
-        </w:rPr>
-        <w:t>sampling frame</w:t>
-      </w:r>
-      <w:r>
-        <w:rPr>
-          <w:b w:val="0"/>
-        </w:rPr>
-        <w:t>, selection method, question, and how you will report non</w:t>
-      </w:r>
-      <w:r>
-        <w:rPr>
-          <w:b/>
-        </w:rPr>
-        <w:t>response</w:t>
-      </w:r>
-      <w:r>
-        <w:rPr>
-          <w:b w:val="0"/>
-        </w:rPr>
-        <w:t>.</w:t>
-      </w:r>
-    </w:p>
-    <w:p>
-      <w:pPr>
-        <w:pStyle w:val="Heading3"/>
-      </w:pPr>
-      <w:r>
-        <w:t>My independent explanation, trace and limits</w:t>
-      </w:r>
-    </w:p>
-    <w:p>
-      <w:r>
-        <w:t>________________________________________________________________</w:t>
-      </w:r>
-    </w:p>
-    <w:p>
-      <w:r>
-        <w:t>________________________________________________________________</w:t>
-      </w:r>
-    </w:p>
-    <w:p>
-      <w:r>
-        <w:t>________________________________________________________________</w:t>
-      </w:r>
-    </w:p>
-    <w:p>
-      <w:r>
-        <w:t>________________________________________________________________</w:t>
-      </w:r>
-    </w:p>
-    <w:p>
-      <w:r>
-        <w:t>________________________________________________________________</w:t>
-      </w:r>
-    </w:p>
-    <w:p>
-      <w:r>
-        <w:t>________________________________________________________________</w:t>
-      </w:r>
-    </w:p>
-    <w:p>
-      <w:r>
-        <w:t>________________________________________________________________</w:t>
-      </w:r>
-    </w:p>
-    <w:p>
-      <w:pPr>
-        <w:spacing w:line="336" w:lineRule="auto" w:after="180"/>
-      </w:pPr>
-      <w:r>
-        <w:rPr>
-          <w:b w:val="0"/>
-        </w:rPr>
-        <w:t>Attempt this case before feedback. Record any help. Earlier examples below are further practice; a case already practised with feedback cannot establish fresh transfer.</w:t>
-      </w:r>
-    </w:p>
-    <w:p>
-      <w:pPr>
-        <w:pStyle w:val="Heading1"/>
-      </w:pPr>
-      <w:r>
-        <w:t>05. Your learning target</w:t>
-      </w:r>
-    </w:p>
-    <w:p>
-      <w:r>
-        <w:t>Connect the Sampling and Representation target to a trace and a justified conclusion.</w:t>
-      </w:r>
-    </w:p>
-    <w:p>
-      <w:pPr>
-        <w:spacing w:line="336" w:lineRule="auto" w:after="180"/>
-      </w:pPr>
-      <w:r>
-        <w:rPr>
-          <w:b w:val="0"/>
-        </w:rPr>
-        <w:t xml:space="preserve">A survey about school reading preferences includes only volunteers from a mystery club. Explain why 100 </w:t>
-      </w:r>
-      <w:r>
-        <w:rPr>
-          <w:b/>
-        </w:rPr>
-        <w:t>response</w:t>
-      </w:r>
-      <w:r>
-        <w:rPr>
-          <w:b w:val="0"/>
-        </w:rPr>
-        <w:t>s may still fail to represent the school. Propose a better sampling plan using fictional data.</w:t>
-      </w:r>
-    </w:p>
-    <w:p>
-      <w:pPr>
-        <w:pStyle w:val="Heading1"/>
-      </w:pPr>
-      <w:r>
-        <w:t>06. Solve the given case</w:t>
-      </w:r>
-    </w:p>
-    <w:p>
-      <w:r>
-        <w:t>Solve the supplied Sampling and Representation case and show the deciding evidence.</w:t>
-      </w:r>
-    </w:p>
-    <w:p>
-      <w:pPr>
-        <w:spacing w:line="336" w:lineRule="auto" w:after="180"/>
-      </w:pPr>
-      <w:r>
-        <w:rPr>
-          <w:b w:val="0"/>
-        </w:rPr>
-        <w:t>Only adventure-club members answer a school reading survey.</w:t>
-      </w:r>
-    </w:p>
-    <w:p>
-      <w:pPr>
-        <w:spacing w:line="336" w:lineRule="auto" w:after="180"/>
-      </w:pPr>
-      <w:r>
-        <w:rPr>
-          <w:b w:val="0"/>
-        </w:rPr>
-        <w:t>Explain the sampling problem.</w:t>
-      </w:r>
-    </w:p>
-    <w:p>
-      <w:pPr>
-        <w:spacing w:line="336" w:lineRule="auto" w:after="180"/>
-      </w:pPr>
-      <w:r>
-        <w:rPr>
-          <w:b w:val="0"/>
-        </w:rPr>
-        <w:t xml:space="preserve">Show your trace, calculation or </w:t>
-      </w:r>
-      <w:r>
-        <w:rPr>
-          <w:b/>
-        </w:rPr>
-        <w:t>evidence</w:t>
-      </w:r>
-    </w:p>
-    <w:p>
-      <w:pPr>
-        <w:pStyle w:val="Heading3"/>
-      </w:pPr>
-      <w:r>
-        <w:t>Write or draw your reasoning and evidence.</w:t>
-      </w:r>
-    </w:p>
-    <w:p>
-      <w:r>
-        <w:t>________________________________________________________________</w:t>
-      </w:r>
-    </w:p>
-    <w:p>
-      <w:r>
-        <w:t>________________________________________________________________</w:t>
-      </w:r>
-    </w:p>
-    <w:p>
-      <w:r>
-        <w:t>________________________________________________________________</w:t>
-      </w:r>
-    </w:p>
-    <w:p>
-      <w:r>
-        <w:t>________________________________________________________________</w:t>
-      </w:r>
-    </w:p>
-    <w:p>
-      <w:r>
-        <w:t>________________________________________________________________</w:t>
-      </w:r>
-    </w:p>
-    <w:p>
-      <w:pPr>
-        <w:pStyle w:val="Heading1"/>
-      </w:pPr>
-      <w:r>
-        <w:t>07. Check a changed case</w:t>
-      </w:r>
-    </w:p>
-    <w:p>
-      <w:r>
-        <w:t>Apply the procedure to the changed case and record why the conclusion follows.</w:t>
-      </w:r>
-    </w:p>
-    <w:p>
-      <w:pPr>
-        <w:spacing w:line="336" w:lineRule="auto" w:after="180"/>
-      </w:pPr>
-      <w:r>
-        <w:rPr>
-          <w:b w:val="0"/>
-        </w:rPr>
-        <w:t>You survey only the chess club about all students' favourite books. Identify the sampling limitation and one improvement.</w:t>
-      </w:r>
-    </w:p>
-    <w:p>
-      <w:pPr>
-        <w:spacing w:line="336" w:lineRule="auto" w:after="180"/>
-      </w:pPr>
-      <w:r>
-        <w:rPr>
-          <w:b w:val="0"/>
-        </w:rPr>
-        <w:t>My independent answer and reason</w:t>
-      </w:r>
-    </w:p>
-    <w:p>
-      <w:pPr>
-        <w:pStyle w:val="Heading3"/>
-      </w:pPr>
-      <w:r>
-        <w:t>Write or draw your reasoning and evidence.</w:t>
-      </w:r>
-    </w:p>
-    <w:p>
-      <w:r>
-        <w:t>________________________________________________________________</w:t>
-      </w:r>
-    </w:p>
-    <w:p>
-      <w:r>
-        <w:t>________________________________________________________________</w:t>
-      </w:r>
-    </w:p>
-    <w:p>
-      <w:r>
-        <w:t>________________________________________________________________</w:t>
-      </w:r>
-    </w:p>
-    <w:p>
-      <w:r>
-        <w:t>________________________________________________________________</w:t>
-      </w:r>
-    </w:p>
-    <w:p>
-      <w:r>
-        <w:t>________________________________________________________________</w:t>
-      </w:r>
-    </w:p>
-    <w:p>
-      <w:pPr>
-        <w:pStyle w:val="Heading3"/>
-      </w:pPr>
-      <w:r>
-        <w:t>Week 19 Test and reflect</w:t>
-      </w:r>
-    </w:p>
-    <w:p>
-      <w:pPr>
-        <w:pStyle w:val="Heading1"/>
-      </w:pPr>
-      <w:r>
-        <w:t>08. Design a revealing test</w:t>
-      </w:r>
-    </w:p>
-    <w:p>
-      <w:r>
-        <w:t>Specify a changed input, expected result and observation separately.</w:t>
-      </w:r>
-    </w:p>
-    <w:p>
-      <w:pPr>
-        <w:spacing w:line="336" w:lineRule="auto" w:after="180"/>
-      </w:pPr>
-      <w:r>
-        <w:rPr>
-          <w:b w:val="0"/>
-        </w:rPr>
-        <w:t xml:space="preserve">Create a changed </w:t>
-      </w:r>
-      <w:r>
-        <w:rPr>
-          <w:b/>
-        </w:rPr>
-        <w:t>input</w:t>
-      </w:r>
-      <w:r>
-        <w:rPr>
-          <w:b w:val="0"/>
-        </w:rPr>
-        <w:t xml:space="preserve">, boundary case or missing-information case. Write the expected answer or safe </w:t>
-      </w:r>
-      <w:r>
-        <w:rPr>
-          <w:b/>
-        </w:rPr>
-        <w:t>response</w:t>
-      </w:r>
-      <w:r>
-        <w:rPr>
-          <w:b w:val="0"/>
-        </w:rPr>
-        <w:t xml:space="preserve"> before testing.</w:t>
-      </w:r>
-    </w:p>
-    <w:tbl>
-      <w:tblPr>
-        <w:tblStyle w:val="LightShading-Accent1"/>
-        <w:tblW w:type="auto" w:w="0"/>
-        <w:tblLook w:firstColumn="1" w:firstRow="1" w:lastColumn="0" w:lastRow="0" w:noHBand="0" w:noVBand="1" w:val="04A0"/>
-      </w:tblPr>
-      <w:tblGrid>
-        <w:gridCol w:w="5112"/>
-        <w:gridCol w:w="5112"/>
-      </w:tblGrid>
-      <w:tr>
-        <w:trPr>
-          <w:tblHeader/>
-        </w:trPr>
-        <w:tc>
-          <w:tcPr>
-            <w:tcW w:type="dxa" w:w="5112"/>
-          </w:tcPr>
-          <w:p>
-            <w:r>
-              <w:t>Test record</w:t>
-            </w:r>
-          </w:p>
-        </w:tc>
-        <w:tc>
-          <w:tcPr>
-            <w:tcW w:type="dxa" w:w="5112"/>
-          </w:tcPr>
-          <w:p>
-            <w:r>
-              <w:t>My evidence</w:t>
-            </w:r>
-          </w:p>
-        </w:tc>
-      </w:tr>
-      <w:tr>
-        <w:tc>
-          <w:tcPr>
-            <w:tcW w:type="dxa" w:w="5112"/>
-          </w:tcPr>
-          <w:p>
-            <w:r>
-              <w:t>Changed input or condition</w:t>
-            </w:r>
-          </w:p>
-        </w:tc>
-        <w:tc>
-          <w:tcPr>
-            <w:tcW w:type="dxa" w:w="5112"/>
-          </w:tcPr>
-          <w:p>
-            <w:r/>
-          </w:p>
-        </w:tc>
-      </w:tr>
-      <w:tr>
-        <w:tc>
-          <w:tcPr>
-            <w:tcW w:type="dxa" w:w="5112"/>
-          </w:tcPr>
-          <w:p>
-            <w:r>
-              <w:t>Expected answer or fallback</w:t>
-            </w:r>
-          </w:p>
-        </w:tc>
-        <w:tc>
-          <w:tcPr>
-            <w:tcW w:type="dxa" w:w="5112"/>
-          </w:tcPr>
-          <w:p>
-            <w:r/>
-          </w:p>
-        </w:tc>
-      </w:tr>
-      <w:tr>
-        <w:tc>
-          <w:tcPr>
-            <w:tcW w:type="dxa" w:w="5112"/>
-          </w:tcPr>
-          <w:p>
-            <w:r>
-              <w:t>Observed result</w:t>
-            </w:r>
-          </w:p>
-        </w:tc>
-        <w:tc>
-          <w:tcPr>
-            <w:tcW w:type="dxa" w:w="5112"/>
-          </w:tcPr>
-          <w:p>
-            <w:r/>
-          </w:p>
-        </w:tc>
-      </w:tr>
-      <w:tr>
-        <w:tc>
-          <w:tcPr>
-            <w:tcW w:type="dxa" w:w="5112"/>
-          </w:tcPr>
-          <w:p>
-            <w:r>
-              <w:t>Why the result occurred</w:t>
-            </w:r>
-          </w:p>
-        </w:tc>
-        <w:tc>
-          <w:tcPr>
-            <w:tcW w:type="dxa" w:w="5112"/>
-          </w:tcPr>
-          <w:p>
-            <w:r/>
-          </w:p>
-        </w:tc>
-      </w:tr>
-    </w:tbl>
-    <w:p>
-      <w:pPr>
-        <w:pStyle w:val="Heading1"/>
-      </w:pPr>
-      <w:r>
-        <w:t>09. Project checkpoint</w:t>
-      </w:r>
-    </w:p>
-    <w:p>
-      <w:r>
-        <w:t>Justify what Sampling and Representation adds to Transparent Book Recommender and keep the evidence.</w:t>
-      </w:r>
-    </w:p>
-    <w:p>
-      <w:pPr>
-        <w:spacing w:line="336" w:lineRule="auto" w:after="180"/>
-      </w:pPr>
-      <w:r>
-        <w:rPr>
-          <w:b w:val="0"/>
-        </w:rPr>
-        <w:t>Test reader profiles across reading levels, genres, ages, formats, and accessibility needs.</w:t>
-      </w:r>
-    </w:p>
-    <w:p>
-      <w:pPr>
-        <w:spacing w:line="336" w:lineRule="auto" w:after="180"/>
-      </w:pPr>
-      <w:r>
-        <w:rPr>
-          <w:b w:val="0"/>
-        </w:rPr>
-        <w:t xml:space="preserve">The project change and </w:t>
-      </w:r>
-      <w:r>
-        <w:rPr>
-          <w:b/>
-        </w:rPr>
-        <w:t>evidence</w:t>
-      </w:r>
-      <w:r>
-        <w:rPr>
-          <w:b w:val="0"/>
-        </w:rPr>
-        <w:t xml:space="preserve"> I will keep</w:t>
-      </w:r>
-    </w:p>
-    <w:p>
-      <w:pPr>
-        <w:pStyle w:val="Heading3"/>
-      </w:pPr>
-      <w:r>
-        <w:t>Write or draw your reasoning and evidence.</w:t>
-      </w:r>
-    </w:p>
-    <w:p>
-      <w:r>
-        <w:t>________________________________________________________________</w:t>
-      </w:r>
-    </w:p>
-    <w:p>
-      <w:r>
-        <w:t>________________________________________________________________</w:t>
-      </w:r>
-    </w:p>
-    <w:p>
-      <w:r>
-        <w:t>________________________________________________________________</w:t>
-      </w:r>
-    </w:p>
-    <w:p>
-      <w:r>
-        <w:t>________________________________________________________________</w:t>
-      </w:r>
-    </w:p>
-    <w:p>
-      <w:r>
-        <w:t>________________________________________________________________</w:t>
-      </w:r>
-    </w:p>
-    <w:p>
-      <w:pPr>
-        <w:pStyle w:val="Heading1"/>
-      </w:pPr>
-      <w:r>
-        <w:t>10. Self check</w:t>
-      </w:r>
-    </w:p>
-    <w:p>
-      <w:r>
-        <w:t>Judge explanation, evidence, transfer and limits separately; attach the work behind your judgement.</w:t>
-      </w:r>
-    </w:p>
-    <w:p>
-      <w:pPr>
-        <w:pStyle w:val="ListBullet"/>
-      </w:pPr>
-      <w:r>
-        <w:t>I can explain the mechanism.</w:t>
-      </w:r>
-    </w:p>
-    <w:p>
-      <w:pPr>
-        <w:pStyle w:val="ListBullet"/>
-      </w:pPr>
-      <w:r>
-        <w:t>I can show evidence.</w:t>
-      </w:r>
-    </w:p>
-    <w:p>
-      <w:pPr>
-        <w:pStyle w:val="ListBullet"/>
-      </w:pPr>
-      <w:r>
-        <w:t>I can handle a changed case.</w:t>
-      </w:r>
-    </w:p>
-    <w:p>
-      <w:pPr>
-        <w:pStyle w:val="ListBullet"/>
-      </w:pPr>
-      <w:r>
-        <w:t>I can name a limit.</w:t>
-      </w:r>
-    </w:p>
-    <w:p>
-      <w:r>
-        <w:t>Mark each as not yet, with help or independently, and attach supporting work.</w:t>
-      </w:r>
-    </w:p>
-    <w:p>
-      <w:pPr>
-        <w:spacing w:line="336" w:lineRule="auto" w:after="180"/>
-      </w:pPr>
-      <w:r>
-        <w:rPr>
-          <w:b w:val="0"/>
-        </w:rPr>
-        <w:t>Teacher review ____________________  Next step ____________________</w:t>
-      </w:r>
-    </w:p>
-    <w:p>
-      <w:pPr>
-        <w:pStyle w:val="Heading1"/>
-      </w:pPr>
-      <w:r>
-        <w:t>11. Transfer practice from the original programme</w:t>
-      </w:r>
-    </w:p>
-    <w:p>
-      <w:r>
-        <w:t>Use this earlier case as transfer practice. A case already discussed with feedback is not fresh assessment evidence.</w:t>
-      </w:r>
-    </w:p>
-    <w:p>
-      <w:pPr>
-        <w:spacing w:line="336" w:lineRule="auto" w:after="180"/>
-      </w:pPr>
-      <w:r>
-        <w:rPr>
-          <w:b w:val="0"/>
-        </w:rPr>
-        <w:t xml:space="preserve">A survey about school reading preferences includes only volunteers from a mystery club. Explain why 100 </w:t>
-      </w:r>
-      <w:r>
-        <w:rPr>
-          <w:b/>
-        </w:rPr>
-        <w:t>response</w:t>
-      </w:r>
-      <w:r>
-        <w:rPr>
-          <w:b w:val="0"/>
-        </w:rPr>
-        <w:t>s may still fail to represent the school. Propose a better sampling plan using fictional data.</w:t>
-      </w:r>
-    </w:p>
-    <w:p>
-      <w:pPr>
-        <w:pStyle w:val="Heading3"/>
-      </w:pPr>
-      <w:r>
-        <w:t>My independently reasoned answer</w:t>
-      </w:r>
-    </w:p>
-    <w:p>
-      <w:r>
-        <w:t>________________________________________________________________</w:t>
-      </w:r>
-    </w:p>
-    <w:p>
-      <w:r>
-        <w:t>________________________________________________________________</w:t>
-      </w:r>
-    </w:p>
-    <w:p>
-      <w:r>
-        <w:t>________________________________________________________________</w:t>
-      </w:r>
-    </w:p>
-    <w:p>
-      <w:r>
-        <w:t>________________________________________________________________</w:t>
-      </w:r>
-    </w:p>
-    <w:p>
-      <w:r>
-        <w:t>________________________________________________________________</w:t>
-      </w:r>
-    </w:p>
-    <w:p>
-      <w:r>
-        <w:t>________________________________________________________________</w:t>
-      </w:r>
-    </w:p>
-    <w:p>
-      <w:r>
-        <w:t>________________________________________________________________</w:t>
-      </w:r>
-    </w:p>
-    <w:p>
-      <w:pPr>
-        <w:spacing w:line="336" w:lineRule="auto" w:after="180"/>
-      </w:pPr>
-      <w:r>
-        <w:rPr>
-          <w:b w:val="0"/>
-        </w:rPr>
-        <w:t>Record support used: none, hint or teacher explanation.</w:t>
-      </w:r>
-    </w:p>
-    <w:p>
-      <w:pPr>
-        <w:pStyle w:val="Heading1"/>
-      </w:pPr>
-      <w:r>
-        <w:t>12. W1 Define the population</w:t>
-      </w:r>
-    </w:p>
-    <w:p>
-      <w:r>
-        <w:t>Define the population. Apply the supplied Sampling and Representation facts and keep your reasoning.</w:t>
-      </w:r>
-    </w:p>
-    <w:p>
-      <w:pPr>
-        <w:spacing w:line="336" w:lineRule="auto" w:after="180"/>
-      </w:pPr>
-      <w:r>
-        <w:rPr>
-          <w:b w:val="0"/>
-        </w:rPr>
-        <w:t xml:space="preserve">The question is whether all Grade 7 students prefer a longer lunch. Name the </w:t>
-      </w:r>
-      <w:r>
-        <w:rPr>
-          <w:b/>
-        </w:rPr>
-        <w:t>population</w:t>
-      </w:r>
-      <w:r>
-        <w:rPr>
-          <w:b w:val="0"/>
-        </w:rPr>
-        <w:t xml:space="preserve"> and one unsuitable </w:t>
-      </w:r>
-      <w:r>
-        <w:rPr>
-          <w:b/>
-        </w:rPr>
-        <w:t>sample</w:t>
-      </w:r>
-      <w:r>
-        <w:rPr>
-          <w:b w:val="0"/>
-        </w:rPr>
-        <w:t>.</w:t>
-      </w:r>
-    </w:p>
-    <w:p>
-      <w:pPr>
-        <w:pStyle w:val="Heading3"/>
-      </w:pPr>
-      <w:r>
-        <w:t>My reasoning and evidence</w:t>
-      </w:r>
-    </w:p>
-    <w:p>
-      <w:r>
-        <w:t>________________________________________________________________</w:t>
-      </w:r>
-    </w:p>
-    <w:p>
-      <w:r>
-        <w:t>________________________________________________________________</w:t>
-      </w:r>
-    </w:p>
-    <w:p>
-      <w:r>
-        <w:t>________________________________________________________________</w:t>
-      </w:r>
-    </w:p>
-    <w:p>
-      <w:r>
-        <w:t>________________________________________________________________</w:t>
-      </w:r>
-    </w:p>
-    <w:p>
-      <w:r>
-        <w:t>________________________________________________________________</w:t>
-      </w:r>
-    </w:p>
-    <w:p>
-      <w:r>
-        <w:t>________________________________________________________________</w:t>
-      </w:r>
-    </w:p>
-    <w:p>
-      <w:pPr>
-        <w:pStyle w:val="Heading1"/>
-      </w:pPr>
-      <w:r>
-        <w:t>13. W2 Read the sample result</w:t>
-      </w:r>
-    </w:p>
-    <w:p>
-      <w:r>
-        <w:t>Read the sample result. Apply the supplied Sampling and Representation facts and keep your reasoning.</w:t>
-      </w:r>
-    </w:p>
-    <w:p>
-      <w:pPr>
-        <w:spacing w:line="336" w:lineRule="auto" w:after="180"/>
-      </w:pPr>
-      <w:r>
-        <w:rPr>
-          <w:b w:val="0"/>
-        </w:rPr>
-        <w:t>Seven of 12 fictional respondents prefer longer lunch. State the result without generalizing.</w:t>
-      </w:r>
-    </w:p>
-    <w:p>
-      <w:pPr>
-        <w:pStyle w:val="Heading3"/>
-      </w:pPr>
-      <w:r>
-        <w:t>My reasoning and evidence</w:t>
-      </w:r>
-    </w:p>
-    <w:p>
-      <w:r>
-        <w:t>________________________________________________________________</w:t>
-      </w:r>
-    </w:p>
-    <w:p>
-      <w:r>
-        <w:t>________________________________________________________________</w:t>
-      </w:r>
-    </w:p>
-    <w:p>
-      <w:r>
-        <w:t>________________________________________________________________</w:t>
-      </w:r>
-    </w:p>
-    <w:p>
-      <w:r>
-        <w:t>________________________________________________________________</w:t>
-      </w:r>
-    </w:p>
-    <w:p>
-      <w:r>
-        <w:t>________________________________________________________________</w:t>
-      </w:r>
-    </w:p>
-    <w:p>
-      <w:r>
-        <w:t>________________________________________________________________</w:t>
-      </w:r>
-    </w:p>
-    <w:p>
-      <w:pPr>
-        <w:pStyle w:val="Heading1"/>
-      </w:pPr>
-      <w:r>
-        <w:t>14. W3 Repair a claim</w:t>
-      </w:r>
-    </w:p>
-    <w:p>
-      <w:r>
-        <w:t>Repair a claim. Apply the supplied Sampling and Representation facts and keep your reasoning.</w:t>
-      </w:r>
-    </w:p>
-    <w:p>
-      <w:pPr>
-        <w:spacing w:line="336" w:lineRule="auto" w:after="180"/>
-      </w:pPr>
-      <w:r>
-        <w:rPr>
-          <w:b w:val="0"/>
-        </w:rPr>
-        <w:t>A report says all Grade 7 prefers coding after surveying only the coding club. Rewrite it.</w:t>
-      </w:r>
-    </w:p>
-    <w:p>
-      <w:pPr>
-        <w:pStyle w:val="Heading3"/>
-      </w:pPr>
-      <w:r>
-        <w:t>My reasoning and evidence</w:t>
-      </w:r>
-    </w:p>
-    <w:p>
-      <w:r>
-        <w:t>________________________________________________________________</w:t>
-      </w:r>
-    </w:p>
-    <w:p>
-      <w:r>
-        <w:t>________________________________________________________________</w:t>
-      </w:r>
-    </w:p>
-    <w:p>
-      <w:r>
-        <w:t>________________________________________________________________</w:t>
-      </w:r>
-    </w:p>
-    <w:p>
-      <w:r>
-        <w:t>________________________________________________________________</w:t>
-      </w:r>
-    </w:p>
-    <w:p>
-      <w:r>
-        <w:t>________________________________________________________________</w:t>
-      </w:r>
-    </w:p>
-    <w:p>
-      <w:r>
-        <w:t>________________________________________________________________</w:t>
-      </w:r>
-    </w:p>
-    <w:p>
-      <w:pPr>
-        <w:pStyle w:val="Heading1"/>
-      </w:pPr>
-      <w:r>
-        <w:t>15. W4 Plan independently</w:t>
-      </w:r>
-    </w:p>
-    <w:p>
-      <w:r>
-        <w:t>Attempt before feedback. If this repeats the selected independent case, reuse that first attempt; otherwise keep a separate record. Plan independently. Apply the supplied Sampling and Representation facts and keep your reasoning.</w:t>
-      </w:r>
-    </w:p>
-    <w:p>
-      <w:pPr>
-        <w:spacing w:line="336" w:lineRule="auto" w:after="180"/>
-      </w:pPr>
-      <w:r>
-        <w:rPr>
-          <w:b w:val="0"/>
-        </w:rPr>
-        <w:t xml:space="preserve">Design an anonymous </w:t>
-      </w:r>
-      <w:r>
-        <w:rPr>
-          <w:b/>
-        </w:rPr>
-        <w:t>sample</w:t>
-      </w:r>
-      <w:r>
-        <w:rPr>
-          <w:b w:val="0"/>
-        </w:rPr>
-        <w:t xml:space="preserve"> plan to ask all Grade 7 about three activity choices. State </w:t>
-      </w:r>
-      <w:r>
-        <w:rPr>
-          <w:b/>
-        </w:rPr>
-        <w:t>population</w:t>
-      </w:r>
-      <w:r>
-        <w:rPr>
-          <w:b w:val="0"/>
-        </w:rPr>
-        <w:t xml:space="preserve">, </w:t>
-      </w:r>
-      <w:r>
-        <w:rPr>
-          <w:b/>
-        </w:rPr>
-        <w:t>sampling frame</w:t>
-      </w:r>
-      <w:r>
-        <w:rPr>
-          <w:b w:val="0"/>
-        </w:rPr>
-        <w:t>, selection method, question, and how you will report non</w:t>
-      </w:r>
-      <w:r>
-        <w:rPr>
-          <w:b/>
-        </w:rPr>
-        <w:t>response</w:t>
-      </w:r>
-      <w:r>
-        <w:rPr>
-          <w:b w:val="0"/>
-        </w:rPr>
-        <w:t>.</w:t>
-      </w:r>
-    </w:p>
-    <w:p>
-      <w:pPr>
-        <w:pStyle w:val="Heading3"/>
-      </w:pPr>
-      <w:r>
-        <w:t>My reasoning and evidence</w:t>
-      </w:r>
-    </w:p>
-    <w:p>
-      <w:r>
-        <w:t>________________________________________________________________</w:t>
-      </w:r>
-    </w:p>
-    <w:p>
-      <w:r>
-        <w:t>________________________________________________________________</w:t>
-      </w:r>
-    </w:p>
-    <w:p>
-      <w:r>
-        <w:t>________________________________________________________________</w:t>
-      </w:r>
-    </w:p>
-    <w:p>
-      <w:r>
-        <w:t>________________________________________________________________</w:t>
-      </w:r>
-    </w:p>
-    <w:p>
-      <w:r>
-        <w:t>________________________________________________________________</w:t>
-      </w:r>
-    </w:p>
-    <w:p>
-      <w:r>
-        <w:t>________________________________________________________________</w:t>
-      </w:r>
-    </w:p>
-    <w:p>
-      <w:r>
-        <w:t>________________________________________________________________</w:t>
-      </w:r>
-    </w:p>
-    <w:p>
-      <w:r>
-        <w:t>________________________________________________________________</w:t>
-      </w:r>
-    </w:p>
-    <w:p>
-      <w:pPr>
-        <w:pStyle w:val="Heading1"/>
-      </w:pPr>
-      <w:r>
-        <w:t>16. W5 Separate invitation and response</w:t>
-      </w:r>
-    </w:p>
-    <w:p>
-      <w:r>
-        <w:t>Separate invitation and response. Apply the supplied Sampling and Representation facts and keep your reasoning.</w:t>
-      </w:r>
-    </w:p>
-    <w:p>
-      <w:pPr>
-        <w:spacing w:line="336" w:lineRule="auto" w:after="180"/>
-        <w:shd w:fill="F5F1FB"/>
-      </w:pPr>
-      <w:r>
-        <w:rPr>
-          <w:b w:val="0"/>
-        </w:rPr>
-        <w:t>Twenty students are selected fairly but only 8 answer. Does fair selection remove the need to report non</w:t>
-      </w:r>
-      <w:r>
-        <w:rPr>
-          <w:b/>
-        </w:rPr>
-        <w:t>response</w:t>
-      </w:r>
-      <w:r>
-        <w:rPr>
-          <w:b w:val="0"/>
-        </w:rPr>
-        <w:t>?</w:t>
-      </w:r>
-    </w:p>
-    <w:p>
-      <w:pPr>
-        <w:pStyle w:val="Heading3"/>
-      </w:pPr>
-      <w:r>
-        <w:t>My reasoning and evidence</w:t>
-      </w:r>
-    </w:p>
-    <w:p>
-      <w:r>
-        <w:t>________________________________________________________________</w:t>
-      </w:r>
-    </w:p>
-    <w:p>
-      <w:r>
-        <w:t>________________________________________________________________</w:t>
-      </w:r>
-    </w:p>
-    <w:p>
-      <w:r>
-        <w:t>________________________________________________________________</w:t>
-      </w:r>
-    </w:p>
-    <w:p>
-      <w:r>
-        <w:t>________________________________________________________________</w:t>
-      </w:r>
-    </w:p>
-    <w:p>
-      <w:r>
-        <w:t>________________________________________________________________</w:t>
-      </w:r>
-    </w:p>
-    <w:p>
-      <w:r>
-        <w:t>________________________________________________________________</w:t>
-      </w:r>
-    </w:p>
-    <w:p>
-      <w:pPr>
-        <w:pStyle w:val="Heading1"/>
-      </w:pPr>
-      <w:r>
-        <w:t>17. Graphs and honest scales — W1 Read the scale</w:t>
-      </w:r>
-    </w:p>
-    <w:p>
-      <w:r>
-        <w:t>Use the supplied Sampling and Representation task to record your reasoning, evidence and next step.</w:t>
-      </w:r>
-    </w:p>
-    <w:p>
-      <w:pPr>
-        <w:spacing w:line="336" w:lineRule="auto" w:after="180"/>
-        <w:shd w:fill="F5F1FB"/>
-      </w:pPr>
-      <w:r>
-        <w:rPr>
-          <w:b w:val="0"/>
-        </w:rPr>
-        <w:t>A bar is 6 squares long with 2 votes per square. How many votes is that?</w:t>
-      </w:r>
-    </w:p>
-    <w:p>
-      <w:pPr>
-        <w:pStyle w:val="Heading3"/>
-      </w:pPr>
-      <w:r>
-        <w:t>My reasoning and evidence</w:t>
-      </w:r>
-    </w:p>
-    <w:p>
-      <w:r>
-        <w:t>________________________________________________________________</w:t>
-      </w:r>
-    </w:p>
-    <w:p>
-      <w:r>
-        <w:t>________________________________________________________________</w:t>
-      </w:r>
-    </w:p>
-    <w:p>
-      <w:r>
-        <w:t>________________________________________________________________</w:t>
-      </w:r>
-    </w:p>
-    <w:p>
-      <w:r>
-        <w:t>________________________________________________________________</w:t>
-      </w:r>
-    </w:p>
-    <w:p>
-      <w:r>
-        <w:t>________________________________________________________________</w:t>
-      </w:r>
-    </w:p>
-    <w:p>
-      <w:r>
-        <w:t>________________________________________________________________</w:t>
-      </w:r>
-    </w:p>
-    <w:p>
-      <w:pPr>
-        <w:pStyle w:val="Heading1"/>
-      </w:pPr>
-      <w:r>
-        <w:t>18. Graphs and honest scales — W2 Compare fairly</w:t>
-      </w:r>
-    </w:p>
-    <w:p>
-      <w:r>
-        <w:t>Use the supplied Sampling and Representation task to record your reasoning, evidence and next step.</w:t>
-      </w:r>
-    </w:p>
-    <w:p>
-      <w:pPr>
-        <w:spacing w:line="336" w:lineRule="auto" w:after="180"/>
-      </w:pPr>
-      <w:r>
-        <w:rPr>
-          <w:b w:val="0"/>
-        </w:rPr>
-        <w:t>Counts are 12 and 15. State the difference and ratio using the true values.</w:t>
-      </w:r>
-    </w:p>
-    <w:p>
-      <w:pPr>
-        <w:pStyle w:val="Heading3"/>
-      </w:pPr>
-      <w:r>
-        <w:t>My reasoning and evidence</w:t>
-      </w:r>
-    </w:p>
-    <w:p>
-      <w:r>
-        <w:t>________________________________________________________________</w:t>
-      </w:r>
-    </w:p>
-    <w:p>
-      <w:r>
-        <w:t>________________________________________________________________</w:t>
-      </w:r>
-    </w:p>
-    <w:p>
-      <w:r>
-        <w:t>________________________________________________________________</w:t>
-      </w:r>
-    </w:p>
-    <w:p>
-      <w:r>
-        <w:t>________________________________________________________________</w:t>
-      </w:r>
-    </w:p>
-    <w:p>
-      <w:r>
-        <w:t>________________________________________________________________</w:t>
-      </w:r>
-    </w:p>
-    <w:p>
-      <w:r>
-        <w:t>________________________________________________________________</w:t>
-      </w:r>
-    </w:p>
-    <w:p>
-      <w:pPr>
-        <w:pStyle w:val="Heading1"/>
-      </w:pPr>
-      <w:r>
-        <w:t>19. Graphs and honest scales — W3 Repair a misleading graph</w:t>
-      </w:r>
-    </w:p>
-    <w:p>
-      <w:r>
-        <w:t>Use the supplied Sampling and Representation task to record your reasoning, evidence and next step.</w:t>
-      </w:r>
-    </w:p>
-    <w:p>
-      <w:pPr>
-        <w:spacing w:line="336" w:lineRule="auto" w:after="180"/>
-      </w:pPr>
-      <w:r>
-        <w:rPr>
-          <w:b w:val="0"/>
-        </w:rPr>
-        <w:t>Bars for 12 and 15 start at 10. Explain the misleading lengths and repair.</w:t>
-      </w:r>
-    </w:p>
-    <w:p>
-      <w:pPr>
-        <w:pStyle w:val="Heading3"/>
-      </w:pPr>
-      <w:r>
-        <w:t>My reasoning and evidence</w:t>
-      </w:r>
-    </w:p>
-    <w:p>
-      <w:r>
-        <w:t>________________________________________________________________</w:t>
-      </w:r>
-    </w:p>
-    <w:p>
-      <w:r>
-        <w:t>________________________________________________________________</w:t>
-      </w:r>
-    </w:p>
-    <w:p>
-      <w:r>
-        <w:t>________________________________________________________________</w:t>
-      </w:r>
-    </w:p>
-    <w:p>
-      <w:r>
-        <w:t>________________________________________________________________</w:t>
-      </w:r>
-    </w:p>
-    <w:p>
-      <w:r>
-        <w:t>________________________________________________________________</w:t>
-      </w:r>
-    </w:p>
-    <w:p>
-      <w:r>
-        <w:t>________________________________________________________________</w:t>
-      </w:r>
-    </w:p>
-    <w:p>
-      <w:pPr>
-        <w:pStyle w:val="Heading1"/>
-      </w:pPr>
-      <w:r>
-        <w:t>20. Graphs and honest scales — W4 Draw independently</w:t>
-      </w:r>
-    </w:p>
-    <w:p>
-      <w:r>
-        <w:t>Use the supplied Sampling and Representation task to record your reasoning, evidence and next step.</w:t>
-      </w:r>
-    </w:p>
-    <w:p>
-      <w:pPr>
-        <w:spacing w:line="336" w:lineRule="auto" w:after="180"/>
-      </w:pPr>
-      <w:r>
-        <w:rPr>
-          <w:b w:val="0"/>
-        </w:rPr>
-        <w:t xml:space="preserve">Draw a </w:t>
-      </w:r>
-      <w:r>
-        <w:rPr>
-          <w:b/>
-        </w:rPr>
-        <w:t>bar chart</w:t>
-      </w:r>
-      <w:r>
-        <w:rPr>
-          <w:b w:val="0"/>
-        </w:rPr>
-        <w:t xml:space="preserve"> for Music 6, Art 9, Coding 3. Include title, category labels, vote units, zero </w:t>
-      </w:r>
-      <w:r>
-        <w:rPr>
-          <w:b/>
-        </w:rPr>
-        <w:t>baseline</w:t>
-      </w:r>
-      <w:r>
-        <w:rPr>
-          <w:b w:val="0"/>
-        </w:rPr>
-        <w:t xml:space="preserve"> and equal </w:t>
-      </w:r>
-      <w:r>
-        <w:rPr>
-          <w:b/>
-        </w:rPr>
-        <w:t>scale</w:t>
-      </w:r>
-      <w:r>
-        <w:rPr>
-          <w:b w:val="0"/>
-        </w:rPr>
-        <w:t>. State two supported comparisons.</w:t>
-      </w:r>
-    </w:p>
-    <w:p>
-      <w:pPr>
-        <w:pStyle w:val="Heading3"/>
-      </w:pPr>
-      <w:r>
-        <w:t>My reasoning and evidence</w:t>
-      </w:r>
-    </w:p>
-    <w:p>
-      <w:r>
-        <w:t>________________________________________________________________</w:t>
-      </w:r>
-    </w:p>
-    <w:p>
-      <w:r>
-        <w:t>________________________________________________________________</w:t>
-      </w:r>
-    </w:p>
-    <w:p>
-      <w:r>
-        <w:t>________________________________________________________________</w:t>
-      </w:r>
-    </w:p>
-    <w:p>
-      <w:r>
-        <w:t>________________________________________________________________</w:t>
-      </w:r>
-    </w:p>
-    <w:p>
-      <w:r>
-        <w:t>________________________________________________________________</w:t>
-      </w:r>
-    </w:p>
-    <w:p>
-      <w:r>
-        <w:t>________________________________________________________________</w:t>
-      </w:r>
-    </w:p>
-    <w:p>
-      <w:r>
-        <w:t>________________________________________________________________</w:t>
-      </w:r>
-    </w:p>
-    <w:p>
-      <w:r>
-        <w:t>________________________________________________________________</w:t>
-      </w:r>
-    </w:p>
-    <w:p>
-      <w:pPr>
-        <w:pStyle w:val="Heading1"/>
-      </w:pPr>
-      <w:r>
-        <w:t>21. Graphs and honest scales — W5 Limit the claim</w:t>
-      </w:r>
-    </w:p>
-    <w:p>
-      <w:r>
-        <w:t>Use the supplied Sampling and Representation task to record your reasoning, evidence and next step.</w:t>
-      </w:r>
-    </w:p>
-    <w:p>
-      <w:pPr>
-        <w:spacing w:line="336" w:lineRule="auto" w:after="180"/>
-        <w:shd w:fill="F5F1FB"/>
-      </w:pPr>
-      <w:r>
-        <w:rPr>
-          <w:b w:val="0"/>
-        </w:rPr>
-        <w:t xml:space="preserve">Art has the most votes among 18 </w:t>
-      </w:r>
-      <w:r>
-        <w:rPr>
-          <w:b/>
-        </w:rPr>
-        <w:t>response</w:t>
-      </w:r>
-      <w:r>
-        <w:rPr>
-          <w:b w:val="0"/>
-        </w:rPr>
-        <w:t>s. Does that establish Art is best for learning?</w:t>
-      </w:r>
-    </w:p>
-    <w:p>
-      <w:pPr>
-        <w:pStyle w:val="Heading3"/>
-      </w:pPr>
-      <w:r>
-        <w:t>My reasoning and evidence</w:t>
-      </w:r>
-    </w:p>
-    <w:p>
-      <w:r>
-        <w:t>________________________________________________________________</w:t>
-      </w:r>
-    </w:p>
-    <w:p>
-      <w:r>
-        <w:t>________________________________________________________________</w:t>
-      </w:r>
-    </w:p>
-    <w:p>
-      <w:r>
-        <w:t>________________________________________________________________</w:t>
-      </w:r>
-    </w:p>
-    <w:p>
-      <w:r>
-        <w:t>________________________________________________________________</w:t>
-      </w:r>
-    </w:p>
-    <w:p>
-      <w:r>
-        <w:t>________________________________________________________________</w:t>
-      </w:r>
-    </w:p>
-    <w:p>
-      <w:r>
-        <w:t>________________________________________________________________</w:t>
-      </w:r>
-    </w:p>
-    <w:p>
-      <w:pPr>
-        <w:pStyle w:val="Heading1"/>
-      </w:pPr>
-      <w:r>
-        <w:t>22. Feedback, return check and learning record</w:t>
-      </w:r>
-    </w:p>
-    <w:p>
-      <w:r>
-        <w:t>Record the first repaired step and a different case to revisit after a delay.</w:t>
+        <w:t>22. Feedback · Repair and return</w:t>
+      </w:r>
+    </w:p>
+    <w:p>
+      <w:r>
+        <w:t>Keep first attempt, repair and a changed-case check.</w:t>
+      </w:r>
+    </w:p>
+    <w:p>
+      <w:pPr>
+        <w:pStyle w:val="Heading2"/>
+      </w:pPr>
+      <w:r>
+        <w:t>Your evidence record</w:t>
       </w:r>
     </w:p>
     <w:tbl>
@@ -2096,13 +825,238 @@
     </w:tbl>
     <w:p>
       <w:pPr>
+        <w:pStyle w:val="ListBullet"/>
+      </w:pPr>
+      <w:r>
+        <w:t>Revisit this idea with your teacher after a delay. Familiarity is different from explaining and using it on a changed case.</w:t>
+      </w:r>
+    </w:p>
+    <w:p>
+      <w:pPr>
+        <w:pStyle w:val="Heading1"/>
+      </w:pPr>
+      <w:r>
+        <w:t>10. Finish · Judge your evidence</w:t>
+      </w:r>
+    </w:p>
+    <w:p>
+      <w:r>
+        <w:t>Point to work that supports your judgement.</w:t>
+      </w:r>
+    </w:p>
+    <w:p>
+      <w:pPr>
+        <w:pStyle w:val="Heading2"/>
+      </w:pPr>
+      <w:r>
+        <w:t>Your evidence record</w:t>
+      </w:r>
+    </w:p>
+    <w:p>
+      <w:pPr>
+        <w:pStyle w:val="ListBullet"/>
+      </w:pPr>
+      <w:r>
+        <w:t>I can explain the mechanism. I can show evidence. I can handle a changed case. I can name a limit. Mark each as not yet, with help or independently, and attach supporting work.</w:t>
+      </w:r>
+    </w:p>
+    <w:p>
+      <w:pPr>
+        <w:pStyle w:val="ListBullet"/>
+      </w:pPr>
+      <w:r>
+        <w:t>Teacher review ____________________  Next step ____________________</w:t>
+      </w:r>
+    </w:p>
+    <w:p>
+      <w:pPr>
+        <w:pStyle w:val="Heading1"/>
+      </w:pPr>
+      <w:r>
+        <w:t>Reference bank and extra practice</w:t>
+      </w:r>
+    </w:p>
+    <w:p>
+      <w:pPr>
+        <w:pStyle w:val="Heading1"/>
+      </w:pPr>
+      <w:r>
+        <w:t>02. Reference · Supported W2 record</w:t>
+      </w:r>
+    </w:p>
+    <w:p>
+      <w:r>
+        <w:t>Use when helpful; keep this practice separate from the selected first attempt.</w:t>
+      </w:r>
+    </w:p>
+    <w:p>
+      <w:pPr>
+        <w:pStyle w:val="Heading2"/>
+      </w:pPr>
+      <w:r>
+        <w:t>Additional evidence</w:t>
+      </w:r>
+    </w:p>
+    <w:p>
+      <w:pPr>
         <w:spacing w:line="336" w:lineRule="auto" w:after="180"/>
       </w:pPr>
       <w:r>
         <w:rPr>
           <w:b w:val="0"/>
         </w:rPr>
-        <w:t>Revisit this idea with your teacher after a delay. Familiarity is different from explaining and using it on a changed case.</w:t>
+        <w:t xml:space="preserve">Use W2: Read the </w:t>
+      </w:r>
+      <w:r>
+        <w:rPr>
+          <w:b/>
+        </w:rPr>
+        <w:t>sample</w:t>
+      </w:r>
+      <w:r>
+        <w:rPr>
+          <w:b w:val="0"/>
+        </w:rPr>
+        <w:t xml:space="preserve"> result for Questions </w:t>
+      </w:r>
+      <w:r>
+        <w:rPr>
+          <w:b/>
+        </w:rPr>
+        <w:t>population</w:t>
+      </w:r>
+      <w:r>
+        <w:rPr>
+          <w:b w:val="0"/>
+        </w:rPr>
+        <w:t xml:space="preserve">s and </w:t>
+      </w:r>
+      <w:r>
+        <w:rPr>
+          <w:b/>
+        </w:rPr>
+        <w:t>sample</w:t>
+      </w:r>
+      <w:r>
+        <w:rPr>
+          <w:b w:val="0"/>
+        </w:rPr>
+        <w:t>s. Record the answer once; the lesson and workbook refer to the same attempt.</w:t>
+      </w:r>
+    </w:p>
+    <w:tbl>
+      <w:tblPr>
+        <w:tblStyle w:val="LightShading-Accent1"/>
+        <w:tblW w:type="auto" w:w="0"/>
+        <w:tblLook w:firstColumn="1" w:firstRow="1" w:lastColumn="0" w:lastRow="0" w:noHBand="0" w:noVBand="1" w:val="04A0"/>
+      </w:tblPr>
+      <w:tblGrid>
+        <w:gridCol w:w="2556"/>
+        <w:gridCol w:w="2556"/>
+        <w:gridCol w:w="2556"/>
+        <w:gridCol w:w="2556"/>
+      </w:tblGrid>
+      <w:tr>
+        <w:trPr>
+          <w:tblHeader/>
+        </w:trPr>
+        <w:tc>
+          <w:tcPr>
+            <w:tcW w:type="dxa" w:w="2556"/>
+          </w:tcPr>
+          <w:p>
+            <w:r>
+              <w:t>Given inputs</w:t>
+            </w:r>
+          </w:p>
+        </w:tc>
+        <w:tc>
+          <w:tcPr>
+            <w:tcW w:type="dxa" w:w="2556"/>
+          </w:tcPr>
+          <w:p>
+            <w:r>
+              <w:t>Procedure I chose</w:t>
+            </w:r>
+          </w:p>
+        </w:tc>
+        <w:tc>
+          <w:tcPr>
+            <w:tcW w:type="dxa" w:w="2556"/>
+          </w:tcPr>
+          <w:p>
+            <w:r>
+              <w:t>Middle steps</w:t>
+            </w:r>
+          </w:p>
+        </w:tc>
+        <w:tc>
+          <w:tcPr>
+            <w:tcW w:type="dxa" w:w="2556"/>
+          </w:tcPr>
+          <w:p>
+            <w:r>
+              <w:t>Result and check</w:t>
+            </w:r>
+          </w:p>
+        </w:tc>
+      </w:tr>
+      <w:tr>
+        <w:tc>
+          <w:tcPr>
+            <w:tcW w:type="dxa" w:w="2556"/>
+          </w:tcPr>
+          <w:p>
+            <w:r/>
+          </w:p>
+        </w:tc>
+        <w:tc>
+          <w:tcPr>
+            <w:tcW w:type="dxa" w:w="2556"/>
+          </w:tcPr>
+          <w:p>
+            <w:r/>
+          </w:p>
+        </w:tc>
+        <w:tc>
+          <w:tcPr>
+            <w:tcW w:type="dxa" w:w="2556"/>
+          </w:tcPr>
+          <w:p>
+            <w:r/>
+          </w:p>
+        </w:tc>
+        <w:tc>
+          <w:tcPr>
+            <w:tcW w:type="dxa" w:w="2556"/>
+          </w:tcPr>
+          <w:p>
+            <w:r/>
+          </w:p>
+        </w:tc>
+      </w:tr>
+    </w:tbl>
+    <w:p>
+      <w:pPr>
+        <w:pStyle w:val="Heading3"/>
+      </w:pPr>
+      <w:r>
+        <w:t>The step I completed without help, and the hint I needed</w:t>
+      </w:r>
+    </w:p>
+    <w:p>
+      <w:r>
+        <w:t>________________________________________________________________</w:t>
+      </w:r>
+    </w:p>
+    <w:p>
+      <w:r>
+        <w:t>________________________________________________________________</w:t>
+      </w:r>
+    </w:p>
+    <w:p>
+      <w:r>
+        <w:t>________________________________________________________________</w:t>
       </w:r>
     </w:p>
     <w:p>
@@ -2110,12 +1064,1079 @@
         <w:pStyle w:val="Heading1"/>
       </w:pPr>
       <w:r>
-        <w:t>23. Pictorial case practice: Sampling and Representation</w:t>
-      </w:r>
-    </w:p>
-    <w:p>
-      <w:r>
-        <w:t>A fictional Grade 7 class wants to understand book-format preferences across its whole grade. Explain the labelled step before checking the changed condition.</w:t>
+        <w:t>03. Extra practice · Repair a claim</w:t>
+      </w:r>
+    </w:p>
+    <w:p>
+      <w:r>
+        <w:t>Use when helpful; keep this practice separate from the selected first attempt.</w:t>
+      </w:r>
+    </w:p>
+    <w:p>
+      <w:pPr>
+        <w:pStyle w:val="Heading2"/>
+      </w:pPr>
+      <w:r>
+        <w:t>Additional evidence</w:t>
+      </w:r>
+    </w:p>
+    <w:p>
+      <w:pPr>
+        <w:spacing w:line="336" w:lineRule="auto" w:after="180"/>
+      </w:pPr>
+      <w:r>
+        <w:rPr>
+          <w:b w:val="0"/>
+        </w:rPr>
+        <w:t xml:space="preserve">Use the worked case for Questions </w:t>
+      </w:r>
+      <w:r>
+        <w:rPr>
+          <w:b/>
+        </w:rPr>
+        <w:t>population</w:t>
+      </w:r>
+      <w:r>
+        <w:rPr>
+          <w:b w:val="0"/>
+        </w:rPr>
+        <w:t xml:space="preserve">s and </w:t>
+      </w:r>
+      <w:r>
+        <w:rPr>
+          <w:b/>
+        </w:rPr>
+        <w:t>sample</w:t>
+      </w:r>
+      <w:r>
+        <w:rPr>
+          <w:b w:val="0"/>
+        </w:rPr>
+        <w:t>s. Proposed explanation: “A successful run proves the conclusion”. Decide whether this explanation is supported.</w:t>
+      </w:r>
+    </w:p>
+    <w:p>
+      <w:pPr>
+        <w:spacing w:line="336" w:lineRule="auto" w:after="180"/>
+      </w:pPr>
+      <w:r>
+        <w:rPr>
+          <w:b w:val="0"/>
+        </w:rPr>
+        <w:t>Point to the step or supplied fact that decides; explain your repair if needed.</w:t>
+      </w:r>
+    </w:p>
+    <w:p>
+      <w:pPr>
+        <w:pStyle w:val="Heading3"/>
+      </w:pPr>
+      <w:r>
+        <w:t>My explanation before partner discussion</w:t>
+      </w:r>
+    </w:p>
+    <w:p>
+      <w:r>
+        <w:t>________________________________________________________________</w:t>
+      </w:r>
+    </w:p>
+    <w:p>
+      <w:r>
+        <w:t>________________________________________________________________</w:t>
+      </w:r>
+    </w:p>
+    <w:p>
+      <w:r>
+        <w:t>________________________________________________________________</w:t>
+      </w:r>
+    </w:p>
+    <w:p>
+      <w:r>
+        <w:t>________________________________________________________________</w:t>
+      </w:r>
+    </w:p>
+    <w:p>
+      <w:pPr>
+        <w:pStyle w:val="Heading1"/>
+      </w:pPr>
+      <w:r>
+        <w:t>05. Reference · Earlier target</w:t>
+      </w:r>
+    </w:p>
+    <w:p>
+      <w:r>
+        <w:t>Use when helpful; keep this practice separate from the selected first attempt.</w:t>
+      </w:r>
+    </w:p>
+    <w:p>
+      <w:pPr>
+        <w:pStyle w:val="Heading2"/>
+      </w:pPr>
+      <w:r>
+        <w:t>Additional evidence</w:t>
+      </w:r>
+    </w:p>
+    <w:p>
+      <w:pPr>
+        <w:spacing w:line="336" w:lineRule="auto" w:after="180"/>
+      </w:pPr>
+      <w:r>
+        <w:rPr>
+          <w:b w:val="0"/>
+        </w:rPr>
+        <w:t xml:space="preserve">A survey about school reading preferences includes only volunteers from a mystery club. Explain why 100 </w:t>
+      </w:r>
+      <w:r>
+        <w:rPr>
+          <w:b/>
+        </w:rPr>
+        <w:t>response</w:t>
+      </w:r>
+      <w:r>
+        <w:rPr>
+          <w:b w:val="0"/>
+        </w:rPr>
+        <w:t>s may still fail to represent the school. Propose a better sampling plan using fictional data.</w:t>
+      </w:r>
+    </w:p>
+    <w:p>
+      <w:pPr>
+        <w:pStyle w:val="Heading1"/>
+      </w:pPr>
+      <w:r>
+        <w:t>06. Extra practice · Earlier worked case</w:t>
+      </w:r>
+    </w:p>
+    <w:p>
+      <w:r>
+        <w:t>Use when helpful; keep this practice separate from the selected first attempt.</w:t>
+      </w:r>
+    </w:p>
+    <w:p>
+      <w:pPr>
+        <w:pStyle w:val="Heading2"/>
+      </w:pPr>
+      <w:r>
+        <w:t>Additional evidence</w:t>
+      </w:r>
+    </w:p>
+    <w:p>
+      <w:pPr>
+        <w:spacing w:line="336" w:lineRule="auto" w:after="180"/>
+      </w:pPr>
+      <w:r>
+        <w:rPr>
+          <w:b w:val="0"/>
+        </w:rPr>
+        <w:t>Only adventure-club members answer a school reading survey.</w:t>
+      </w:r>
+    </w:p>
+    <w:p>
+      <w:pPr>
+        <w:spacing w:line="336" w:lineRule="auto" w:after="180"/>
+      </w:pPr>
+      <w:r>
+        <w:rPr>
+          <w:b w:val="0"/>
+        </w:rPr>
+        <w:t>Explain the sampling problem.</w:t>
+      </w:r>
+    </w:p>
+    <w:p>
+      <w:pPr>
+        <w:spacing w:line="336" w:lineRule="auto" w:after="180"/>
+      </w:pPr>
+      <w:r>
+        <w:rPr>
+          <w:b w:val="0"/>
+        </w:rPr>
+        <w:t xml:space="preserve">Show your trace, calculation or </w:t>
+      </w:r>
+      <w:r>
+        <w:rPr>
+          <w:b/>
+        </w:rPr>
+        <w:t>evidence</w:t>
+      </w:r>
+    </w:p>
+    <w:p>
+      <w:pPr>
+        <w:pStyle w:val="Heading3"/>
+      </w:pPr>
+      <w:r>
+        <w:t>Write or draw your reasoning and evidence.</w:t>
+      </w:r>
+    </w:p>
+    <w:p>
+      <w:r>
+        <w:t>________________________________________________________________</w:t>
+      </w:r>
+    </w:p>
+    <w:p>
+      <w:r>
+        <w:t>________________________________________________________________</w:t>
+      </w:r>
+    </w:p>
+    <w:p>
+      <w:r>
+        <w:t>________________________________________________________________</w:t>
+      </w:r>
+    </w:p>
+    <w:p>
+      <w:r>
+        <w:t>________________________________________________________________</w:t>
+      </w:r>
+    </w:p>
+    <w:p>
+      <w:r>
+        <w:t>________________________________________________________________</w:t>
+      </w:r>
+    </w:p>
+    <w:p>
+      <w:pPr>
+        <w:pStyle w:val="Heading1"/>
+      </w:pPr>
+      <w:r>
+        <w:t>07. Extra practice · Changed case</w:t>
+      </w:r>
+    </w:p>
+    <w:p>
+      <w:r>
+        <w:t>Use when helpful; keep this practice separate from the selected first attempt.</w:t>
+      </w:r>
+    </w:p>
+    <w:p>
+      <w:pPr>
+        <w:pStyle w:val="Heading2"/>
+      </w:pPr>
+      <w:r>
+        <w:t>Additional evidence</w:t>
+      </w:r>
+    </w:p>
+    <w:p>
+      <w:pPr>
+        <w:spacing w:line="336" w:lineRule="auto" w:after="180"/>
+      </w:pPr>
+      <w:r>
+        <w:rPr>
+          <w:b w:val="0"/>
+        </w:rPr>
+        <w:t>You survey only the chess club about all students' favourite books. Identify the sampling limitation and one improvement.</w:t>
+      </w:r>
+    </w:p>
+    <w:p>
+      <w:pPr>
+        <w:spacing w:line="336" w:lineRule="auto" w:after="180"/>
+      </w:pPr>
+      <w:r>
+        <w:rPr>
+          <w:b w:val="0"/>
+        </w:rPr>
+        <w:t>My practice reasoning</w:t>
+      </w:r>
+    </w:p>
+    <w:p>
+      <w:pPr>
+        <w:pStyle w:val="Heading3"/>
+      </w:pPr>
+      <w:r>
+        <w:t>Write or draw your reasoning and evidence.</w:t>
+      </w:r>
+    </w:p>
+    <w:p>
+      <w:r>
+        <w:t>________________________________________________________________</w:t>
+      </w:r>
+    </w:p>
+    <w:p>
+      <w:r>
+        <w:t>________________________________________________________________</w:t>
+      </w:r>
+    </w:p>
+    <w:p>
+      <w:r>
+        <w:t>________________________________________________________________</w:t>
+      </w:r>
+    </w:p>
+    <w:p>
+      <w:r>
+        <w:t>________________________________________________________________</w:t>
+      </w:r>
+    </w:p>
+    <w:p>
+      <w:r>
+        <w:t>________________________________________________________________</w:t>
+      </w:r>
+    </w:p>
+    <w:p>
+      <w:pPr>
+        <w:pStyle w:val="Heading3"/>
+      </w:pPr>
+      <w:r>
+        <w:t>Week 19 Test and reflect</w:t>
+      </w:r>
+    </w:p>
+    <w:p>
+      <w:pPr>
+        <w:pStyle w:val="Heading1"/>
+      </w:pPr>
+      <w:r>
+        <w:t>08. Extra practice · A revealing test</w:t>
+      </w:r>
+    </w:p>
+    <w:p>
+      <w:r>
+        <w:t>Use when helpful; keep this practice separate from the selected first attempt.</w:t>
+      </w:r>
+    </w:p>
+    <w:p>
+      <w:pPr>
+        <w:pStyle w:val="Heading2"/>
+      </w:pPr>
+      <w:r>
+        <w:t>Additional evidence</w:t>
+      </w:r>
+    </w:p>
+    <w:p>
+      <w:pPr>
+        <w:spacing w:line="336" w:lineRule="auto" w:after="180"/>
+      </w:pPr>
+      <w:r>
+        <w:rPr>
+          <w:b w:val="0"/>
+        </w:rPr>
+        <w:t xml:space="preserve">Create a changed </w:t>
+      </w:r>
+      <w:r>
+        <w:rPr>
+          <w:b/>
+        </w:rPr>
+        <w:t>input</w:t>
+      </w:r>
+      <w:r>
+        <w:rPr>
+          <w:b w:val="0"/>
+        </w:rPr>
+        <w:t xml:space="preserve">, boundary case or missing-information case. Write the expected answer or safe </w:t>
+      </w:r>
+      <w:r>
+        <w:rPr>
+          <w:b/>
+        </w:rPr>
+        <w:t>response</w:t>
+      </w:r>
+      <w:r>
+        <w:rPr>
+          <w:b w:val="0"/>
+        </w:rPr>
+        <w:t xml:space="preserve"> before testing.</w:t>
+      </w:r>
+    </w:p>
+    <w:tbl>
+      <w:tblPr>
+        <w:tblStyle w:val="LightShading-Accent1"/>
+        <w:tblW w:type="auto" w:w="0"/>
+        <w:tblLook w:firstColumn="1" w:firstRow="1" w:lastColumn="0" w:lastRow="0" w:noHBand="0" w:noVBand="1" w:val="04A0"/>
+      </w:tblPr>
+      <w:tblGrid>
+        <w:gridCol w:w="5112"/>
+        <w:gridCol w:w="5112"/>
+      </w:tblGrid>
+      <w:tr>
+        <w:trPr>
+          <w:tblHeader/>
+        </w:trPr>
+        <w:tc>
+          <w:tcPr>
+            <w:tcW w:type="dxa" w:w="5112"/>
+          </w:tcPr>
+          <w:p>
+            <w:r>
+              <w:t>Test record</w:t>
+            </w:r>
+          </w:p>
+        </w:tc>
+        <w:tc>
+          <w:tcPr>
+            <w:tcW w:type="dxa" w:w="5112"/>
+          </w:tcPr>
+          <w:p>
+            <w:r>
+              <w:t>My evidence</w:t>
+            </w:r>
+          </w:p>
+        </w:tc>
+      </w:tr>
+      <w:tr>
+        <w:tc>
+          <w:tcPr>
+            <w:tcW w:type="dxa" w:w="5112"/>
+          </w:tcPr>
+          <w:p>
+            <w:r>
+              <w:t>Changed input or condition</w:t>
+            </w:r>
+          </w:p>
+        </w:tc>
+        <w:tc>
+          <w:tcPr>
+            <w:tcW w:type="dxa" w:w="5112"/>
+          </w:tcPr>
+          <w:p>
+            <w:r/>
+          </w:p>
+        </w:tc>
+      </w:tr>
+      <w:tr>
+        <w:tc>
+          <w:tcPr>
+            <w:tcW w:type="dxa" w:w="5112"/>
+          </w:tcPr>
+          <w:p>
+            <w:r>
+              <w:t>Expected answer or fallback</w:t>
+            </w:r>
+          </w:p>
+        </w:tc>
+        <w:tc>
+          <w:tcPr>
+            <w:tcW w:type="dxa" w:w="5112"/>
+          </w:tcPr>
+          <w:p>
+            <w:r/>
+          </w:p>
+        </w:tc>
+      </w:tr>
+      <w:tr>
+        <w:tc>
+          <w:tcPr>
+            <w:tcW w:type="dxa" w:w="5112"/>
+          </w:tcPr>
+          <w:p>
+            <w:r>
+              <w:t>Observed result</w:t>
+            </w:r>
+          </w:p>
+        </w:tc>
+        <w:tc>
+          <w:tcPr>
+            <w:tcW w:type="dxa" w:w="5112"/>
+          </w:tcPr>
+          <w:p>
+            <w:r/>
+          </w:p>
+        </w:tc>
+      </w:tr>
+      <w:tr>
+        <w:tc>
+          <w:tcPr>
+            <w:tcW w:type="dxa" w:w="5112"/>
+          </w:tcPr>
+          <w:p>
+            <w:r>
+              <w:t>Why the result occurred</w:t>
+            </w:r>
+          </w:p>
+        </w:tc>
+        <w:tc>
+          <w:tcPr>
+            <w:tcW w:type="dxa" w:w="5112"/>
+          </w:tcPr>
+          <w:p>
+            <w:r/>
+          </w:p>
+        </w:tc>
+      </w:tr>
+    </w:tbl>
+    <w:p>
+      <w:pPr>
+        <w:pStyle w:val="Heading1"/>
+      </w:pPr>
+      <w:r>
+        <w:t>11. Extra practice · Earlier transfer</w:t>
+      </w:r>
+    </w:p>
+    <w:p>
+      <w:r>
+        <w:t>Use when helpful; keep this practice separate from the selected first attempt.</w:t>
+      </w:r>
+    </w:p>
+    <w:p>
+      <w:pPr>
+        <w:pStyle w:val="Heading2"/>
+      </w:pPr>
+      <w:r>
+        <w:t>Additional evidence</w:t>
+      </w:r>
+    </w:p>
+    <w:p>
+      <w:pPr>
+        <w:spacing w:line="336" w:lineRule="auto" w:after="180"/>
+      </w:pPr>
+      <w:r>
+        <w:rPr>
+          <w:b w:val="0"/>
+        </w:rPr>
+        <w:t xml:space="preserve">A survey about school reading preferences includes only volunteers from a mystery club. Explain why 100 </w:t>
+      </w:r>
+      <w:r>
+        <w:rPr>
+          <w:b/>
+        </w:rPr>
+        <w:t>response</w:t>
+      </w:r>
+      <w:r>
+        <w:rPr>
+          <w:b w:val="0"/>
+        </w:rPr>
+        <w:t>s may still fail to represent the school. Propose a better sampling plan using fictional data.</w:t>
+      </w:r>
+    </w:p>
+    <w:p>
+      <w:pPr>
+        <w:pStyle w:val="Heading3"/>
+      </w:pPr>
+      <w:r>
+        <w:t>My explanation after practice</w:t>
+      </w:r>
+    </w:p>
+    <w:p>
+      <w:r>
+        <w:t>________________________________________________________________</w:t>
+      </w:r>
+    </w:p>
+    <w:p>
+      <w:r>
+        <w:t>________________________________________________________________</w:t>
+      </w:r>
+    </w:p>
+    <w:p>
+      <w:r>
+        <w:t>________________________________________________________________</w:t>
+      </w:r>
+    </w:p>
+    <w:p>
+      <w:r>
+        <w:t>________________________________________________________________</w:t>
+      </w:r>
+    </w:p>
+    <w:p>
+      <w:r>
+        <w:t>________________________________________________________________</w:t>
+      </w:r>
+    </w:p>
+    <w:p>
+      <w:r>
+        <w:t>________________________________________________________________</w:t>
+      </w:r>
+    </w:p>
+    <w:p>
+      <w:r>
+        <w:t>________________________________________________________________</w:t>
+      </w:r>
+    </w:p>
+    <w:p>
+      <w:pPr>
+        <w:spacing w:line="336" w:lineRule="auto" w:after="180"/>
+      </w:pPr>
+      <w:r>
+        <w:rPr>
+          <w:b w:val="0"/>
+        </w:rPr>
+        <w:t>Record support used: none, hint or teacher explanation.</w:t>
+      </w:r>
+    </w:p>
+    <w:p>
+      <w:pPr>
+        <w:pStyle w:val="Heading1"/>
+      </w:pPr>
+      <w:r>
+        <w:t>15. Reference · Selected W4 response copy</w:t>
+      </w:r>
+    </w:p>
+    <w:p>
+      <w:r>
+        <w:t>Use when helpful; keep this practice separate from the selected first attempt.</w:t>
+      </w:r>
+    </w:p>
+    <w:p>
+      <w:pPr>
+        <w:pStyle w:val="Heading2"/>
+      </w:pPr>
+      <w:r>
+        <w:t>Additional evidence</w:t>
+      </w:r>
+    </w:p>
+    <w:p>
+      <w:pPr>
+        <w:spacing w:line="336" w:lineRule="auto" w:after="180"/>
+      </w:pPr>
+      <w:r>
+        <w:rPr>
+          <w:b w:val="0"/>
+        </w:rPr>
+        <w:t xml:space="preserve">Design an anonymous </w:t>
+      </w:r>
+      <w:r>
+        <w:rPr>
+          <w:b/>
+        </w:rPr>
+        <w:t>sample</w:t>
+      </w:r>
+      <w:r>
+        <w:rPr>
+          <w:b w:val="0"/>
+        </w:rPr>
+        <w:t xml:space="preserve"> plan to ask all Grade 7 about three activity choices. State </w:t>
+      </w:r>
+      <w:r>
+        <w:rPr>
+          <w:b/>
+        </w:rPr>
+        <w:t>population</w:t>
+      </w:r>
+      <w:r>
+        <w:rPr>
+          <w:b w:val="0"/>
+        </w:rPr>
+        <w:t xml:space="preserve">, </w:t>
+      </w:r>
+      <w:r>
+        <w:rPr>
+          <w:b/>
+        </w:rPr>
+        <w:t>sampling frame</w:t>
+      </w:r>
+      <w:r>
+        <w:rPr>
+          <w:b w:val="0"/>
+        </w:rPr>
+        <w:t>, selection method, question, and how you will report non</w:t>
+      </w:r>
+      <w:r>
+        <w:rPr>
+          <w:b/>
+        </w:rPr>
+        <w:t>response</w:t>
+      </w:r>
+      <w:r>
+        <w:rPr>
+          <w:b w:val="0"/>
+        </w:rPr>
+        <w:t>.</w:t>
+      </w:r>
+    </w:p>
+    <w:p>
+      <w:pPr>
+        <w:pStyle w:val="Heading3"/>
+      </w:pPr>
+      <w:r>
+        <w:t>My reasoning and evidence</w:t>
+      </w:r>
+    </w:p>
+    <w:p>
+      <w:r>
+        <w:t>________________________________________________________________</w:t>
+      </w:r>
+    </w:p>
+    <w:p>
+      <w:r>
+        <w:t>________________________________________________________________</w:t>
+      </w:r>
+    </w:p>
+    <w:p>
+      <w:r>
+        <w:t>________________________________________________________________</w:t>
+      </w:r>
+    </w:p>
+    <w:p>
+      <w:r>
+        <w:t>________________________________________________________________</w:t>
+      </w:r>
+    </w:p>
+    <w:p>
+      <w:r>
+        <w:t>________________________________________________________________</w:t>
+      </w:r>
+    </w:p>
+    <w:p>
+      <w:r>
+        <w:t>________________________________________________________________</w:t>
+      </w:r>
+    </w:p>
+    <w:p>
+      <w:r>
+        <w:t>________________________________________________________________</w:t>
+      </w:r>
+    </w:p>
+    <w:p>
+      <w:r>
+        <w:t>________________________________________________________________</w:t>
+      </w:r>
+    </w:p>
+    <w:p>
+      <w:pPr>
+        <w:pStyle w:val="Heading1"/>
+      </w:pPr>
+      <w:r>
+        <w:t>17. Extension · Graphs and honest scales — W1 Read the scale</w:t>
+      </w:r>
+    </w:p>
+    <w:p>
+      <w:r>
+        <w:t>Retained extension task with its own teacher key and response.</w:t>
+      </w:r>
+    </w:p>
+    <w:p>
+      <w:pPr>
+        <w:pStyle w:val="Heading2"/>
+      </w:pPr>
+      <w:r>
+        <w:t>Extension question and record</w:t>
+      </w:r>
+    </w:p>
+    <w:p>
+      <w:pPr>
+        <w:pStyle w:val="ListBullet"/>
+      </w:pPr>
+      <w:r>
+        <w:t>A bar is 6 squares long with 2 votes per square. How many votes is that?</w:t>
+      </w:r>
+    </w:p>
+    <w:p>
+      <w:pPr>
+        <w:pStyle w:val="Heading3"/>
+      </w:pPr>
+      <w:r>
+        <w:t>My reasoning and evidence</w:t>
+      </w:r>
+    </w:p>
+    <w:p>
+      <w:r>
+        <w:t>________________________________________________________________</w:t>
+      </w:r>
+    </w:p>
+    <w:p>
+      <w:r>
+        <w:t>________________________________________________________________</w:t>
+      </w:r>
+    </w:p>
+    <w:p>
+      <w:r>
+        <w:t>________________________________________________________________</w:t>
+      </w:r>
+    </w:p>
+    <w:p>
+      <w:r>
+        <w:t>________________________________________________________________</w:t>
+      </w:r>
+    </w:p>
+    <w:p>
+      <w:r>
+        <w:t>________________________________________________________________</w:t>
+      </w:r>
+    </w:p>
+    <w:p>
+      <w:r>
+        <w:t>________________________________________________________________</w:t>
+      </w:r>
+    </w:p>
+    <w:p>
+      <w:pPr>
+        <w:pStyle w:val="Heading1"/>
+      </w:pPr>
+      <w:r>
+        <w:t>18. Extension · Graphs and honest scales — W2 Compare fairly</w:t>
+      </w:r>
+    </w:p>
+    <w:p>
+      <w:r>
+        <w:t>Retained extension task with its own teacher key and response.</w:t>
+      </w:r>
+    </w:p>
+    <w:p>
+      <w:pPr>
+        <w:pStyle w:val="Heading2"/>
+      </w:pPr>
+      <w:r>
+        <w:t>Extension question and record</w:t>
+      </w:r>
+    </w:p>
+    <w:p>
+      <w:pPr>
+        <w:pStyle w:val="ListBullet"/>
+      </w:pPr>
+      <w:r>
+        <w:t>Counts are 12 and 15. State the difference and ratio using the true values.</w:t>
+      </w:r>
+    </w:p>
+    <w:p>
+      <w:pPr>
+        <w:pStyle w:val="Heading3"/>
+      </w:pPr>
+      <w:r>
+        <w:t>My reasoning and evidence</w:t>
+      </w:r>
+    </w:p>
+    <w:p>
+      <w:r>
+        <w:t>________________________________________________________________</w:t>
+      </w:r>
+    </w:p>
+    <w:p>
+      <w:r>
+        <w:t>________________________________________________________________</w:t>
+      </w:r>
+    </w:p>
+    <w:p>
+      <w:r>
+        <w:t>________________________________________________________________</w:t>
+      </w:r>
+    </w:p>
+    <w:p>
+      <w:r>
+        <w:t>________________________________________________________________</w:t>
+      </w:r>
+    </w:p>
+    <w:p>
+      <w:r>
+        <w:t>________________________________________________________________</w:t>
+      </w:r>
+    </w:p>
+    <w:p>
+      <w:r>
+        <w:t>________________________________________________________________</w:t>
+      </w:r>
+    </w:p>
+    <w:p>
+      <w:pPr>
+        <w:pStyle w:val="Heading1"/>
+      </w:pPr>
+      <w:r>
+        <w:t>19. Extension · Graphs and honest scales — W3 Repair a misleading graph</w:t>
+      </w:r>
+    </w:p>
+    <w:p>
+      <w:r>
+        <w:t>Retained extension task with its own teacher key and response.</w:t>
+      </w:r>
+    </w:p>
+    <w:p>
+      <w:pPr>
+        <w:pStyle w:val="Heading2"/>
+      </w:pPr>
+      <w:r>
+        <w:t>Extension question and record</w:t>
+      </w:r>
+    </w:p>
+    <w:p>
+      <w:pPr>
+        <w:pStyle w:val="ListBullet"/>
+      </w:pPr>
+      <w:r>
+        <w:t>Bars for 12 and 15 start at 10. Explain the misleading lengths and repair.</w:t>
+      </w:r>
+    </w:p>
+    <w:p>
+      <w:pPr>
+        <w:pStyle w:val="Heading3"/>
+      </w:pPr>
+      <w:r>
+        <w:t>My reasoning and evidence</w:t>
+      </w:r>
+    </w:p>
+    <w:p>
+      <w:r>
+        <w:t>________________________________________________________________</w:t>
+      </w:r>
+    </w:p>
+    <w:p>
+      <w:r>
+        <w:t>________________________________________________________________</w:t>
+      </w:r>
+    </w:p>
+    <w:p>
+      <w:r>
+        <w:t>________________________________________________________________</w:t>
+      </w:r>
+    </w:p>
+    <w:p>
+      <w:r>
+        <w:t>________________________________________________________________</w:t>
+      </w:r>
+    </w:p>
+    <w:p>
+      <w:r>
+        <w:t>________________________________________________________________</w:t>
+      </w:r>
+    </w:p>
+    <w:p>
+      <w:r>
+        <w:t>________________________________________________________________</w:t>
+      </w:r>
+    </w:p>
+    <w:p>
+      <w:pPr>
+        <w:pStyle w:val="Heading1"/>
+      </w:pPr>
+      <w:r>
+        <w:t>20. Extension · Graphs and honest scales — W4 Draw independently</w:t>
+      </w:r>
+    </w:p>
+    <w:p>
+      <w:r>
+        <w:t>Retained extension task with its own teacher key and response.</w:t>
+      </w:r>
+    </w:p>
+    <w:p>
+      <w:pPr>
+        <w:pStyle w:val="Heading2"/>
+      </w:pPr>
+      <w:r>
+        <w:t>Extension question and record</w:t>
+      </w:r>
+    </w:p>
+    <w:p>
+      <w:pPr>
+        <w:pStyle w:val="ListBullet"/>
+      </w:pPr>
+      <w:r>
+        <w:t>Draw a bar chart for Music 6, Art 9, Coding 3. Include title, category labels, vote units, zero baseline and equal scale. State two supported comparisons.</w:t>
+      </w:r>
+    </w:p>
+    <w:p>
+      <w:pPr>
+        <w:pStyle w:val="Heading3"/>
+      </w:pPr>
+      <w:r>
+        <w:t>My reasoning and evidence</w:t>
+      </w:r>
+    </w:p>
+    <w:p>
+      <w:r>
+        <w:t>________________________________________________________________</w:t>
+      </w:r>
+    </w:p>
+    <w:p>
+      <w:r>
+        <w:t>________________________________________________________________</w:t>
+      </w:r>
+    </w:p>
+    <w:p>
+      <w:r>
+        <w:t>________________________________________________________________</w:t>
+      </w:r>
+    </w:p>
+    <w:p>
+      <w:r>
+        <w:t>________________________________________________________________</w:t>
+      </w:r>
+    </w:p>
+    <w:p>
+      <w:r>
+        <w:t>________________________________________________________________</w:t>
+      </w:r>
+    </w:p>
+    <w:p>
+      <w:r>
+        <w:t>________________________________________________________________</w:t>
+      </w:r>
+    </w:p>
+    <w:p>
+      <w:r>
+        <w:t>________________________________________________________________</w:t>
+      </w:r>
+    </w:p>
+    <w:p>
+      <w:r>
+        <w:t>________________________________________________________________</w:t>
+      </w:r>
+    </w:p>
+    <w:p>
+      <w:pPr>
+        <w:pStyle w:val="Heading1"/>
+      </w:pPr>
+      <w:r>
+        <w:t>21. Extension · Graphs and honest scales — W5 Limit the claim</w:t>
+      </w:r>
+    </w:p>
+    <w:p>
+      <w:r>
+        <w:t>Retained extension task with its own teacher key and response.</w:t>
+      </w:r>
+    </w:p>
+    <w:p>
+      <w:pPr>
+        <w:pStyle w:val="Heading2"/>
+      </w:pPr>
+      <w:r>
+        <w:t>Extension question and record</w:t>
+      </w:r>
+    </w:p>
+    <w:p>
+      <w:pPr>
+        <w:pStyle w:val="ListBullet"/>
+      </w:pPr>
+      <w:r>
+        <w:t>Art has the most votes among 18 responses. Does that establish Art is best for learning?</w:t>
+      </w:r>
+    </w:p>
+    <w:p>
+      <w:pPr>
+        <w:pStyle w:val="Heading3"/>
+      </w:pPr>
+      <w:r>
+        <w:t>My reasoning and evidence</w:t>
+      </w:r>
+    </w:p>
+    <w:p>
+      <w:r>
+        <w:t>________________________________________________________________</w:t>
+      </w:r>
+    </w:p>
+    <w:p>
+      <w:r>
+        <w:t>________________________________________________________________</w:t>
+      </w:r>
+    </w:p>
+    <w:p>
+      <w:r>
+        <w:t>________________________________________________________________</w:t>
+      </w:r>
+    </w:p>
+    <w:p>
+      <w:r>
+        <w:t>________________________________________________________________</w:t>
+      </w:r>
+    </w:p>
+    <w:p>
+      <w:r>
+        <w:t>________________________________________________________________</w:t>
+      </w:r>
+    </w:p>
+    <w:p>
+      <w:r>
+        <w:t>________________________________________________________________</w:t>
+      </w:r>
+    </w:p>
+    <w:p>
+      <w:pPr>
+        <w:pStyle w:val="Heading1"/>
+      </w:pPr>
+      <w:r>
+        <w:t>23. Extra practice · Pictured case</w:t>
+      </w:r>
+    </w:p>
+    <w:p>
+      <w:r>
+        <w:t>Use when helpful; keep this practice separate from the selected first attempt.</w:t>
+      </w:r>
+    </w:p>
+    <w:p>
+      <w:pPr>
+        <w:pStyle w:val="Heading2"/>
+      </w:pPr>
+      <w:r>
+        <w:t>Additional evidence</w:t>
       </w:r>
     </w:p>
     <w:p>
@@ -2196,7 +2217,6 @@
     <w:p>
       <w:pPr>
         <w:spacing w:line="336" w:lineRule="auto" w:after="180"/>
-        <w:shd w:fill="F5F1FB"/>
       </w:pPr>
       <w:r>
         <w:rPr>
@@ -2281,16 +2301,7 @@
     </w:p>
     <w:p>
       <w:pPr>
-        <w:pStyle w:val="Heading3"/>
-      </w:pPr>
-      <w:r>
-        <w:t>Record the help used</w:t>
-      </w:r>
-    </w:p>
-    <w:p>
-      <w:pPr>
         <w:spacing w:line="336" w:lineRule="auto" w:after="180"/>
-        <w:shd w:fill="F1F6F8"/>
       </w:pPr>
       <w:r>
         <w:rPr>
@@ -2327,12 +2338,20 @@
         <w:pStyle w:val="Heading1"/>
       </w:pPr>
       <w:r>
-        <w:t>24. Project portfolio milestone</w:t>
-      </w:r>
-    </w:p>
-    <w:p>
-      <w:r>
-        <w:t>Keep this week’s input, deciding step, result and limit together in the Transparent Book Recommender record.</w:t>
+        <w:t>24. Reference · Project milestone</w:t>
+      </w:r>
+    </w:p>
+    <w:p>
+      <w:r>
+        <w:t>Use when helpful; keep this practice separate from the selected first attempt.</w:t>
+      </w:r>
+    </w:p>
+    <w:p>
+      <w:pPr>
+        <w:pStyle w:val="Heading2"/>
+      </w:pPr>
+      <w:r>
+        <w:t>Additional evidence</w:t>
       </w:r>
     </w:p>
     <w:p>
@@ -2522,12 +2541,582 @@
         <w:pStyle w:val="Heading1"/>
       </w:pPr>
       <w:r>
-        <w:t>25. Supported practice and learning evidence</w:t>
-      </w:r>
-    </w:p>
-    <w:p>
-      <w:r>
-        <w:t>Try the supported questions before comparing with hints and feedback. Record what you repaired and the evidence you retained.</w:t>
+        <w:t>25. Extra practice · Pictures, feedback and repair</w:t>
+      </w:r>
+    </w:p>
+    <w:p>
+      <w:r>
+        <w:t>Try before opening feedback; keep the selected independent task separate.</w:t>
+      </w:r>
+    </w:p>
+    <w:p>
+      <w:pPr>
+        <w:pStyle w:val="Heading2"/>
+      </w:pPr>
+      <w:r>
+        <w:t>First supported question</w:t>
+      </w:r>
+    </w:p>
+    <w:p>
+      <w:pPr>
+        <w:pStyle w:val="ListBullet"/>
+      </w:pPr>
+      <w:r>
+        <w:t>A fictional Grade 7 class wants to understand book-format preferences across its whole grade.</w:t>
+      </w:r>
+    </w:p>
+    <w:p>
+      <w:pPr>
+        <w:pStyle w:val="Heading3"/>
+      </w:pPr>
+      <w:r>
+        <w:t>Practice 1: explain the deciding evidence</w:t>
+      </w:r>
+    </w:p>
+    <w:p>
+      <w:pPr>
+        <w:pStyle w:val="ListBullet"/>
+      </w:pPr>
+      <w:r>
+        <w:t>Which labelled step matches this detail? Invitation response rate 12/15=80%; preference counts describe respondents.</w:t>
+      </w:r>
+    </w:p>
+    <w:p>
+      <w:pPr>
+        <w:pStyle w:val="ListBullet"/>
+      </w:pPr>
+      <w:r>
+        <w:t>1. Define target</w:t>
+      </w:r>
+    </w:p>
+    <w:p>
+      <w:pPr>
+        <w:pStyle w:val="ListBullet"/>
+      </w:pPr>
+      <w:r>
+        <w:t>2. Report scope</w:t>
+      </w:r>
+    </w:p>
+    <w:p>
+      <w:pPr>
+        <w:pStyle w:val="ListBullet"/>
+      </w:pPr>
+      <w:r>
+        <w:t>3. Record responses</w:t>
+      </w:r>
+    </w:p>
+    <w:p>
+      <w:pPr>
+        <w:pStyle w:val="ListBullet"/>
+      </w:pPr>
+      <w:r>
+        <w:t>4. Select invitations</w:t>
+      </w:r>
+    </w:p>
+    <w:p>
+      <w:pPr>
+        <w:pStyle w:val="Heading3"/>
+      </w:pPr>
+      <w:r>
+        <w:t>My selected conclusion, deciding fact and explanation</w:t>
+      </w:r>
+    </w:p>
+    <w:p>
+      <w:r>
+        <w:t>________________________________________________________________</w:t>
+      </w:r>
+    </w:p>
+    <w:p>
+      <w:r>
+        <w:t>________________________________________________________________</w:t>
+      </w:r>
+    </w:p>
+    <w:p>
+      <w:r>
+        <w:t>________________________________________________________________</w:t>
+      </w:r>
+    </w:p>
+    <w:p>
+      <w:r>
+        <w:t>________________________________________________________________</w:t>
+      </w:r>
+    </w:p>
+    <w:p>
+      <w:r>
+        <w:t>________________________________________________________________</w:t>
+      </w:r>
+    </w:p>
+    <w:p>
+      <w:pPr>
+        <w:pStyle w:val="ListBullet"/>
+      </w:pPr>
+      <w:r>
+        <w:t>Hint if needed: Read the steps in the pictorial case. Match the supplied detail to the stage that performs or records it.</w:t>
+      </w:r>
+    </w:p>
+    <w:p>
+      <w:pPr>
+        <w:pStyle w:val="Heading2"/>
+      </w:pPr>
+      <w:r>
+        <w:t>Check after trying · reference / check after trying</w:t>
+      </w:r>
+    </w:p>
+    <w:p>
+      <w:pPr>
+        <w:spacing w:line="336" w:lineRule="auto" w:after="180"/>
+      </w:pPr>
+      <w:r>
+        <w:rPr>
+          <w:b w:val="0"/>
+        </w:rPr>
+        <w:t xml:space="preserve">After your attempt, compare with the supported explanation: Report scope Invitation </w:t>
+      </w:r>
+      <w:r>
+        <w:rPr>
+          <w:b/>
+        </w:rPr>
+        <w:t>response</w:t>
+      </w:r>
+      <w:r>
+        <w:rPr>
+          <w:b w:val="0"/>
+        </w:rPr>
+        <w:t xml:space="preserve"> rate 12/15=</w:t>
+      </w:r>
+      <w:r>
+        <w:rPr>
+          <w:b/>
+        </w:rPr>
+        <w:t>80%</w:t>
+      </w:r>
+      <w:r>
+        <w:rPr>
+          <w:b w:val="0"/>
+        </w:rPr>
+        <w:t>; preference counts describe respondents.</w:t>
+      </w:r>
+    </w:p>
+    <w:p>
+      <w:pPr>
+        <w:spacing w:line="336" w:lineRule="auto" w:after="180"/>
+      </w:pPr>
+      <w:r>
+        <w:rPr>
+          <w:b w:val="0"/>
+        </w:rPr>
+        <w:t xml:space="preserve">A </w:t>
+      </w:r>
+      <w:r>
+        <w:rPr>
+          <w:b/>
+        </w:rPr>
+        <w:t>sample</w:t>
+      </w:r>
+      <w:r>
+        <w:rPr>
+          <w:b w:val="0"/>
+        </w:rPr>
+        <w:t xml:space="preserve"> plan states who could be selected, how selection happens and what happens after invitation. Random invitations do not guarantee that respondents resemble those who declined.</w:t>
+      </w:r>
+    </w:p>
+    <w:p>
+      <w:pPr>
+        <w:spacing w:line="336" w:lineRule="auto" w:after="180"/>
+      </w:pPr>
+      <w:r>
+        <w:rPr>
+          <w:b w:val="0"/>
+        </w:rPr>
+        <w:t>Use a neutral question and preserve non</w:t>
+      </w:r>
+      <w:r>
+        <w:rPr>
+          <w:b/>
+        </w:rPr>
+        <w:t>response</w:t>
+      </w:r>
+      <w:r>
+        <w:rPr>
+          <w:b w:val="0"/>
+        </w:rPr>
+        <w:t xml:space="preserve"> coverage. Learners can discuss aggregate counts without receiving the identifiable selection frame.</w:t>
+      </w:r>
+    </w:p>
+    <w:p>
+      <w:pPr>
+        <w:pStyle w:val="Heading2"/>
+      </w:pPr>
+      <w:r>
+        <w:t>Changed-case question</w:t>
+      </w:r>
+    </w:p>
+    <w:p>
+      <w:pPr>
+        <w:pStyle w:val="Heading3"/>
+      </w:pPr>
+      <w:r>
+        <w:t>Practice 2: explain the deciding evidence</w:t>
+      </w:r>
+    </w:p>
+    <w:p>
+      <w:pPr>
+        <w:pStyle w:val="ListBullet"/>
+      </w:pPr>
+      <w:r>
+        <w:t>Changed-case practice: Invite only the 15 library-club members instead. Which conclusion is supported by the supplied facts?</w:t>
+      </w:r>
+    </w:p>
+    <w:p>
+      <w:pPr>
+        <w:pStyle w:val="ListBullet"/>
+      </w:pPr>
+      <w:r>
+        <w:t>1. This one example guarantees correct results for every future input.</w:t>
+      </w:r>
+    </w:p>
+    <w:p>
+      <w:pPr>
+        <w:pStyle w:val="ListBullet"/>
+      </w:pPr>
+      <w:r>
+        <w:t>2. The invitation process no longer covers the whole grade through this frame.</w:t>
+      </w:r>
+    </w:p>
+    <w:p>
+      <w:pPr>
+        <w:pStyle w:val="ListBullet"/>
+      </w:pPr>
+      <w:r>
+        <w:t>3. We can decide the result without examining the changed input or the procedure.</w:t>
+      </w:r>
+    </w:p>
+    <w:p>
+      <w:pPr>
+        <w:pStyle w:val="Heading3"/>
+      </w:pPr>
+      <w:r>
+        <w:t>My selected conclusion, deciding fact and explanation</w:t>
+      </w:r>
+    </w:p>
+    <w:p>
+      <w:r>
+        <w:t>________________________________________________________________</w:t>
+      </w:r>
+    </w:p>
+    <w:p>
+      <w:r>
+        <w:t>________________________________________________________________</w:t>
+      </w:r>
+    </w:p>
+    <w:p>
+      <w:r>
+        <w:t>________________________________________________________________</w:t>
+      </w:r>
+    </w:p>
+    <w:p>
+      <w:r>
+        <w:t>________________________________________________________________</w:t>
+      </w:r>
+    </w:p>
+    <w:p>
+      <w:r>
+        <w:t>________________________________________________________________</w:t>
+      </w:r>
+    </w:p>
+    <w:p>
+      <w:pPr>
+        <w:pStyle w:val="ListBullet"/>
+      </w:pPr>
+      <w:r>
+        <w:t>Hint if needed: Use the changed condition and the deciding step in the pictorial trace. The answer must say what follows from those facts.</w:t>
+      </w:r>
+    </w:p>
+    <w:p>
+      <w:pPr>
+        <w:pStyle w:val="Heading2"/>
+      </w:pPr>
+      <w:r>
+        <w:t>Check changed case · reference / check after trying</w:t>
+      </w:r>
+    </w:p>
+    <w:p>
+      <w:pPr>
+        <w:spacing w:line="336" w:lineRule="auto" w:after="180"/>
+      </w:pPr>
+      <w:r>
+        <w:rPr>
+          <w:b w:val="0"/>
+        </w:rPr>
+        <w:t xml:space="preserve">After your attempt, compare with the supported explanation: The invitation </w:t>
+      </w:r>
+      <w:r>
+        <w:rPr>
+          <w:b/>
+        </w:rPr>
+        <w:t>process</w:t>
+      </w:r>
+      <w:r>
+        <w:rPr>
+          <w:b w:val="0"/>
+        </w:rPr>
+        <w:t xml:space="preserve"> no longer covers the whole grade through this frame. Club members may differ in reading interests; selection is now limited to one group.</w:t>
+      </w:r>
+    </w:p>
+    <w:p>
+      <w:pPr>
+        <w:pStyle w:val="Heading2"/>
+      </w:pPr>
+      <w:r>
+        <w:t>Repair and keep evidence</w:t>
+      </w:r>
+    </w:p>
+    <w:p>
+      <w:pPr>
+        <w:spacing w:line="336" w:lineRule="auto" w:after="180"/>
+      </w:pPr>
+      <w:r>
+        <w:rPr>
+          <w:b w:val="0"/>
+        </w:rPr>
+        <w:t>Review Missing Data (ai-2/18). Goal: Detect absent and unusable values. Short practice: Why is the Boolean True rejected even though arithmetic can treat it like 1 in Python?. Return to this week and explain what you changed.</w:t>
+      </w:r>
+    </w:p>
+    <w:p>
+      <w:pPr>
+        <w:spacing w:line="336" w:lineRule="auto" w:after="180"/>
+      </w:pPr>
+      <w:r>
+        <w:rPr>
+          <w:b w:val="0"/>
+        </w:rPr>
+        <w:t>Review Over</w:t>
+      </w:r>
+      <w:r>
+        <w:rPr>
+          <w:b/>
+        </w:rPr>
+        <w:t>fitting</w:t>
+      </w:r>
+      <w:r>
+        <w:rPr>
+          <w:b w:val="0"/>
+        </w:rPr>
+        <w:t xml:space="preserve"> Intuition (ai-2/16). Goal: Compare </w:t>
+      </w:r>
+      <w:r>
+        <w:rPr>
+          <w:b/>
+        </w:rPr>
+        <w:t>training</w:t>
+      </w:r>
+      <w:r>
+        <w:rPr>
+          <w:b w:val="0"/>
+        </w:rPr>
+        <w:t xml:space="preserve"> and validation </w:t>
+      </w:r>
+      <w:r>
+        <w:rPr>
+          <w:b/>
+        </w:rPr>
+        <w:t>evidence</w:t>
+      </w:r>
+      <w:r>
+        <w:rPr>
+          <w:b w:val="0"/>
+        </w:rPr>
+        <w:t xml:space="preserve"> for model capacity. Short practice: Does zero </w:t>
+      </w:r>
+      <w:r>
+        <w:rPr>
+          <w:b/>
+        </w:rPr>
+        <w:t>training</w:t>
+      </w:r>
+      <w:r>
+        <w:rPr>
+          <w:b w:val="0"/>
+        </w:rPr>
+        <w:t xml:space="preserve"> error justify choosing Complex in the original record?.</w:t>
+      </w:r>
+    </w:p>
+    <w:p>
+      <w:pPr>
+        <w:spacing w:line="336" w:lineRule="auto" w:after="180"/>
+      </w:pPr>
+      <w:r>
+        <w:rPr>
+          <w:b w:val="0"/>
+        </w:rPr>
+        <w:t>Return to this week and explain what you changed.</w:t>
+      </w:r>
+    </w:p>
+    <w:p>
+      <w:pPr>
+        <w:spacing w:line="336" w:lineRule="auto" w:after="180"/>
+      </w:pPr>
+      <w:r>
+        <w:rPr>
+          <w:b w:val="0"/>
+        </w:rPr>
+        <w:t xml:space="preserve">Review Types of Classification Error (ai-2/13). Goal: Build a labelled confusion matrix from matched reference and </w:t>
+      </w:r>
+      <w:r>
+        <w:rPr>
+          <w:b/>
+        </w:rPr>
+        <w:t>prediction</w:t>
+      </w:r>
+      <w:r>
+        <w:rPr>
+          <w:b w:val="0"/>
+        </w:rPr>
+        <w:t xml:space="preserve"> pairs. Short practice: Which error causes a sound book to be sent for unnecessary repair review?.</w:t>
+      </w:r>
+    </w:p>
+    <w:p>
+      <w:pPr>
+        <w:spacing w:line="336" w:lineRule="auto" w:after="180"/>
+      </w:pPr>
+      <w:r>
+        <w:rPr>
+          <w:b w:val="0"/>
+        </w:rPr>
+        <w:t>Return to this week and explain what you changed.</w:t>
+      </w:r>
+    </w:p>
+    <w:p>
+      <w:pPr>
+        <w:spacing w:line="336" w:lineRule="auto" w:after="180"/>
+      </w:pPr>
+      <w:r>
+        <w:rPr>
+          <w:b w:val="0"/>
+        </w:rPr>
+        <w:t xml:space="preserve">The browser lab lets you edit the supported Python examples already included in this lesson. Predict first, run, inspect the actual </w:t>
+      </w:r>
+      <w:r>
+        <w:rPr>
+          <w:b/>
+        </w:rPr>
+        <w:t>output</w:t>
+      </w:r>
+      <w:r>
+        <w:rPr>
+          <w:b w:val="0"/>
+        </w:rPr>
+        <w:t xml:space="preserve"> or error, change one </w:t>
+      </w:r>
+      <w:r>
+        <w:rPr>
+          <w:b/>
+        </w:rPr>
+        <w:t>input</w:t>
+      </w:r>
+      <w:r>
+        <w:rPr>
+          <w:b w:val="0"/>
+        </w:rPr>
+        <w:t>, then run again.</w:t>
+      </w:r>
+    </w:p>
+    <w:p>
+      <w:pPr>
+        <w:spacing w:line="336" w:lineRule="auto" w:after="180"/>
+      </w:pPr>
+      <w:r>
+        <w:rPr>
+          <w:b w:val="0"/>
+        </w:rPr>
+        <w:t xml:space="preserve">Keep code, </w:t>
+      </w:r>
+      <w:r>
+        <w:rPr>
+          <w:b/>
+        </w:rPr>
+        <w:t>prediction</w:t>
+      </w:r>
+      <w:r>
+        <w:rPr>
+          <w:b w:val="0"/>
+        </w:rPr>
+        <w:t>s, actual results and a reasoned revision together. On paper, label your result as a trace rather than an execution.</w:t>
+      </w:r>
+    </w:p>
+    <w:p>
+      <w:pPr>
+        <w:spacing w:line="336" w:lineRule="auto" w:after="180"/>
+      </w:pPr>
+      <w:r>
+        <w:rPr>
+          <w:b w:val="0"/>
+        </w:rPr>
+        <w:t xml:space="preserve">Use Download completed work in the hosted lesson to export your answers, reflections, practice feedback and code-run </w:t>
+      </w:r>
+      <w:r>
+        <w:rPr>
+          <w:b/>
+        </w:rPr>
+        <w:t>evidence</w:t>
+      </w:r>
+      <w:r>
+        <w:rPr>
+          <w:b w:val="0"/>
+        </w:rPr>
+        <w:t>. Open the HTML copy to read or print it.</w:t>
+      </w:r>
+    </w:p>
+    <w:p>
+      <w:pPr>
+        <w:spacing w:line="336" w:lineRule="auto" w:after="180"/>
+      </w:pPr>
+      <w:r>
+        <w:rPr>
+          <w:b w:val="0"/>
+        </w:rPr>
+        <w:t>Drafts stay in this browser when storage is available; clear drafts on a shared device.</w:t>
+      </w:r>
+    </w:p>
+    <w:p>
+      <w:pPr>
+        <w:pStyle w:val="Heading3"/>
+      </w:pPr>
+      <w:r>
+        <w:t>What I repaired, the evidence I kept and the next test</w:t>
+      </w:r>
+    </w:p>
+    <w:p>
+      <w:r>
+        <w:t>________________________________________________________________</w:t>
+      </w:r>
+    </w:p>
+    <w:p>
+      <w:r>
+        <w:t>________________________________________________________________</w:t>
+      </w:r>
+    </w:p>
+    <w:p>
+      <w:r>
+        <w:t>________________________________________________________________</w:t>
+      </w:r>
+    </w:p>
+    <w:p>
+      <w:r>
+        <w:t>________________________________________________________________</w:t>
+      </w:r>
+    </w:p>
+    <w:p>
+      <w:r>
+        <w:t>________________________________________________________________</w:t>
+      </w:r>
+    </w:p>
+    <w:p>
+      <w:pPr>
+        <w:pStyle w:val="Heading2"/>
+      </w:pPr>
+      <w:r>
+        <w:t>Earlier wording, alternatives and picture transcripts · reference / check after trying</w:t>
       </w:r>
     </w:p>
     <w:p>
@@ -2543,116 +3132,10 @@
     </w:p>
     <w:p>
       <w:pPr>
-        <w:spacing w:line="336" w:lineRule="auto" w:after="180"/>
-      </w:pPr>
-      <w:r>
-        <w:rPr>
-          <w:b w:val="0"/>
-        </w:rPr>
-        <w:t>A fictional Grade 7 class wants to understand book-format preferences across its whole grade.</w:t>
-      </w:r>
-    </w:p>
-    <w:p>
-      <w:pPr>
         <w:pStyle w:val="Heading3"/>
       </w:pPr>
       <w:r>
-        <w:t>Practice 1: explain the deciding evidence</w:t>
-      </w:r>
-    </w:p>
-    <w:p>
-      <w:pPr>
-        <w:spacing w:line="336" w:lineRule="auto" w:after="180"/>
-      </w:pPr>
-      <w:r>
-        <w:rPr>
-          <w:b w:val="0"/>
-        </w:rPr>
-        <w:t xml:space="preserve">Which labelled step matches this detail? Invitation </w:t>
-      </w:r>
-      <w:r>
-        <w:rPr>
-          <w:b/>
-        </w:rPr>
-        <w:t>response</w:t>
-      </w:r>
-      <w:r>
-        <w:rPr>
-          <w:b w:val="0"/>
-        </w:rPr>
-        <w:t xml:space="preserve"> rate 12/15=</w:t>
-      </w:r>
-      <w:r>
-        <w:rPr>
-          <w:b/>
-        </w:rPr>
-        <w:t>80%</w:t>
-      </w:r>
-      <w:r>
-        <w:rPr>
-          <w:b w:val="0"/>
-        </w:rPr>
-        <w:t>; preference counts describe respondents.</w:t>
-      </w:r>
-    </w:p>
-    <w:p>
-      <w:pPr>
-        <w:spacing w:line="336" w:lineRule="auto" w:after="180"/>
-        <w:shd w:fill="F4F9FC"/>
-      </w:pPr>
-      <w:r>
-        <w:rPr>
-          <w:b w:val="0"/>
-        </w:rPr>
-        <w:t>1. Define target</w:t>
-      </w:r>
-    </w:p>
-    <w:p>
-      <w:pPr>
-        <w:spacing w:line="336" w:lineRule="auto" w:after="180"/>
-        <w:shd w:fill="F4F9FC"/>
-      </w:pPr>
-      <w:r>
-        <w:rPr>
-          <w:b w:val="0"/>
-        </w:rPr>
-        <w:t>2. Report scope</w:t>
-      </w:r>
-    </w:p>
-    <w:p>
-      <w:pPr>
-        <w:spacing w:line="336" w:lineRule="auto" w:after="180"/>
-        <w:shd w:fill="F4F9FC"/>
-      </w:pPr>
-      <w:r>
-        <w:rPr>
-          <w:b w:val="0"/>
-        </w:rPr>
-        <w:t xml:space="preserve">3. Record </w:t>
-      </w:r>
-      <w:r>
-        <w:rPr>
-          <w:b/>
-        </w:rPr>
-        <w:t>response</w:t>
-      </w:r>
-      <w:r>
-        <w:rPr>
-          <w:b w:val="0"/>
-        </w:rPr>
-        <w:t>s</w:t>
-      </w:r>
-    </w:p>
-    <w:p>
-      <w:pPr>
-        <w:spacing w:line="336" w:lineRule="auto" w:after="180"/>
-        <w:shd w:fill="F4F9FC"/>
-      </w:pPr>
-      <w:r>
-        <w:rPr>
-          <w:b w:val="0"/>
-        </w:rPr>
-        <w:t>4. Select invitations</w:t>
+        <w:t>Repair a missing building block</w:t>
       </w:r>
     </w:p>
     <w:p>
@@ -2660,32 +3143,7 @@
         <w:pStyle w:val="Heading3"/>
       </w:pPr>
       <w:r>
-        <w:t>My selected conclusion, deciding fact and explanation</w:t>
-      </w:r>
-    </w:p>
-    <w:p>
-      <w:r>
-        <w:t>________________________________________________________________</w:t>
-      </w:r>
-    </w:p>
-    <w:p>
-      <w:r>
-        <w:t>________________________________________________________________</w:t>
-      </w:r>
-    </w:p>
-    <w:p>
-      <w:r>
-        <w:t>________________________________________________________________</w:t>
-      </w:r>
-    </w:p>
-    <w:p>
-      <w:r>
-        <w:t>________________________________________________________________</w:t>
-      </w:r>
-    </w:p>
-    <w:p>
-      <w:r>
-        <w:t>________________________________________________________________</w:t>
+        <w:t>Predict, run and debug</w:t>
       </w:r>
     </w:p>
     <w:p>
@@ -2693,578 +3151,25 @@
         <w:pStyle w:val="Heading3"/>
       </w:pPr>
       <w:r>
-        <w:t>Hint · try first</w:t>
-      </w:r>
-    </w:p>
-    <w:p>
-      <w:pPr>
-        <w:spacing w:line="336" w:lineRule="auto" w:after="180"/>
-        <w:shd w:fill="F1F6F8"/>
-      </w:pPr>
-      <w:r>
-        <w:rPr>
-          <w:b w:val="0"/>
-        </w:rPr>
-        <w:t>Hint if needed: Read the steps in the pictorial case. Match the supplied detail to the stage that performs or records it.</w:t>
-      </w:r>
-    </w:p>
-    <w:p>
-      <w:pPr>
-        <w:pStyle w:val="Heading3"/>
-      </w:pPr>
-      <w:r>
-        <w:t>Feedback · compare after trying</w:t>
-      </w:r>
-    </w:p>
-    <w:p>
-      <w:pPr>
-        <w:spacing w:line="336" w:lineRule="auto" w:after="180"/>
-        <w:shd w:fill="F1F6FC"/>
-      </w:pPr>
-      <w:r>
-        <w:rPr>
-          <w:b w:val="0"/>
-        </w:rPr>
-        <w:t xml:space="preserve">After your attempt, compare with the supported explanation: Report scope Invitation </w:t>
-      </w:r>
-      <w:r>
-        <w:rPr>
-          <w:b/>
-        </w:rPr>
-        <w:t>response</w:t>
-      </w:r>
-      <w:r>
-        <w:rPr>
-          <w:b w:val="0"/>
-        </w:rPr>
-        <w:t xml:space="preserve"> rate 12/15=</w:t>
-      </w:r>
-      <w:r>
-        <w:rPr>
-          <w:b/>
-        </w:rPr>
-        <w:t>80%</w:t>
-      </w:r>
-      <w:r>
-        <w:rPr>
-          <w:b w:val="0"/>
-        </w:rPr>
-        <w:t>; preference counts describe respondents.</w:t>
-      </w:r>
-    </w:p>
-    <w:p>
-      <w:pPr>
-        <w:spacing w:line="336" w:lineRule="auto" w:after="180"/>
-        <w:shd w:fill="F1F6FC"/>
-      </w:pPr>
-      <w:r>
-        <w:rPr>
-          <w:b w:val="0"/>
-        </w:rPr>
-        <w:t xml:space="preserve">A </w:t>
-      </w:r>
-      <w:r>
-        <w:rPr>
-          <w:b/>
-        </w:rPr>
-        <w:t>sample</w:t>
-      </w:r>
-      <w:r>
-        <w:rPr>
-          <w:b w:val="0"/>
-        </w:rPr>
-        <w:t xml:space="preserve"> plan states who could be selected, how selection happens and what happens after invitation. Random invitations do not guarantee that respondents resemble those who declined.</w:t>
-      </w:r>
-    </w:p>
-    <w:p>
-      <w:pPr>
-        <w:spacing w:line="336" w:lineRule="auto" w:after="180"/>
-        <w:shd w:fill="F1F6FC"/>
-      </w:pPr>
-      <w:r>
-        <w:rPr>
-          <w:b w:val="0"/>
-        </w:rPr>
-        <w:t>Use a neutral question and preserve non</w:t>
-      </w:r>
-      <w:r>
-        <w:rPr>
-          <w:b/>
-        </w:rPr>
-        <w:t>response</w:t>
-      </w:r>
-      <w:r>
-        <w:rPr>
-          <w:b w:val="0"/>
-        </w:rPr>
-        <w:t xml:space="preserve"> coverage. Learners can discuss aggregate counts without receiving the identifiable selection frame.</w:t>
-      </w:r>
-    </w:p>
-    <w:p>
-      <w:pPr>
-        <w:pStyle w:val="Heading3"/>
-      </w:pPr>
-      <w:r>
-        <w:t>Practice 2: explain the deciding evidence</w:t>
-      </w:r>
-    </w:p>
-    <w:p>
-      <w:pPr>
-        <w:pStyle w:val="Heading3"/>
-      </w:pPr>
-      <w:r>
-        <w:t>Changed case · predict first</w:t>
-      </w:r>
-    </w:p>
-    <w:p>
-      <w:pPr>
-        <w:spacing w:line="336" w:lineRule="auto" w:after="180"/>
-        <w:shd w:fill="F5F1FB"/>
-      </w:pPr>
-      <w:r>
-        <w:rPr>
-          <w:b w:val="0"/>
-        </w:rPr>
-        <w:t>Changed-case practice: Invite only the 15 library-club members instead. Which conclusion is supported by the supplied facts?</w:t>
-      </w:r>
-    </w:p>
-    <w:p>
-      <w:pPr>
-        <w:spacing w:line="336" w:lineRule="auto" w:after="180"/>
-        <w:shd w:fill="F4F9FC"/>
-      </w:pPr>
-      <w:r>
-        <w:rPr>
-          <w:b w:val="0"/>
-        </w:rPr>
-        <w:t xml:space="preserve">1. This one example guarantees correct results for every future </w:t>
-      </w:r>
-      <w:r>
-        <w:rPr>
-          <w:b/>
-        </w:rPr>
-        <w:t>input</w:t>
-      </w:r>
-      <w:r>
-        <w:rPr>
-          <w:b w:val="0"/>
-        </w:rPr>
-        <w:t>.</w:t>
-      </w:r>
-    </w:p>
-    <w:p>
-      <w:pPr>
-        <w:spacing w:line="336" w:lineRule="auto" w:after="180"/>
-        <w:shd w:fill="F4F9FC"/>
-      </w:pPr>
-      <w:r>
-        <w:rPr>
-          <w:b w:val="0"/>
-        </w:rPr>
-        <w:t xml:space="preserve">2. The invitation </w:t>
-      </w:r>
-      <w:r>
-        <w:rPr>
-          <w:b/>
-        </w:rPr>
-        <w:t>process</w:t>
-      </w:r>
-      <w:r>
-        <w:rPr>
-          <w:b w:val="0"/>
-        </w:rPr>
-        <w:t xml:space="preserve"> no longer covers the whole grade through this frame.</w:t>
-      </w:r>
-    </w:p>
-    <w:p>
-      <w:pPr>
-        <w:spacing w:line="336" w:lineRule="auto" w:after="180"/>
-        <w:shd w:fill="F4F9FC"/>
-      </w:pPr>
-      <w:r>
-        <w:rPr>
-          <w:b w:val="0"/>
-        </w:rPr>
-        <w:t xml:space="preserve">3. We can decide the result without examining the changed </w:t>
-      </w:r>
-      <w:r>
-        <w:rPr>
-          <w:b/>
-        </w:rPr>
-        <w:t>input</w:t>
-      </w:r>
-      <w:r>
-        <w:rPr>
-          <w:b w:val="0"/>
-        </w:rPr>
-        <w:t xml:space="preserve"> or the procedure.</w:t>
-      </w:r>
-    </w:p>
-    <w:p>
-      <w:pPr>
-        <w:pStyle w:val="Heading3"/>
-      </w:pPr>
-      <w:r>
-        <w:t>My selected conclusion, deciding fact and explanation</w:t>
-      </w:r>
-    </w:p>
-    <w:p>
-      <w:r>
-        <w:t>________________________________________________________________</w:t>
-      </w:r>
-    </w:p>
-    <w:p>
-      <w:r>
-        <w:t>________________________________________________________________</w:t>
-      </w:r>
-    </w:p>
-    <w:p>
-      <w:r>
-        <w:t>________________________________________________________________</w:t>
-      </w:r>
-    </w:p>
-    <w:p>
-      <w:r>
-        <w:t>________________________________________________________________</w:t>
-      </w:r>
-    </w:p>
-    <w:p>
-      <w:r>
-        <w:t>________________________________________________________________</w:t>
-      </w:r>
-    </w:p>
-    <w:p>
-      <w:pPr>
-        <w:pStyle w:val="Heading3"/>
-      </w:pPr>
-      <w:r>
-        <w:t>Hint · try first</w:t>
-      </w:r>
-    </w:p>
-    <w:p>
-      <w:pPr>
-        <w:spacing w:line="336" w:lineRule="auto" w:after="180"/>
-        <w:shd w:fill="F1F6F8"/>
-      </w:pPr>
-      <w:r>
-        <w:rPr>
-          <w:b w:val="0"/>
-        </w:rPr>
-        <w:t>Hint if needed: Use the changed condition and the deciding step in the pictorial trace. The answer must say what follows from those facts.</w:t>
-      </w:r>
-    </w:p>
-    <w:p>
-      <w:pPr>
-        <w:pStyle w:val="Heading3"/>
-      </w:pPr>
-      <w:r>
-        <w:t>Feedback · compare after trying</w:t>
-      </w:r>
-    </w:p>
-    <w:p>
-      <w:pPr>
-        <w:spacing w:line="336" w:lineRule="auto" w:after="180"/>
-        <w:shd w:fill="F1F6FC"/>
-      </w:pPr>
-      <w:r>
-        <w:rPr>
-          <w:b w:val="0"/>
-        </w:rPr>
-        <w:t xml:space="preserve">After your attempt, compare with the supported explanation: The invitation </w:t>
-      </w:r>
-      <w:r>
-        <w:rPr>
-          <w:b/>
-        </w:rPr>
-        <w:t>process</w:t>
-      </w:r>
-      <w:r>
-        <w:rPr>
-          <w:b w:val="0"/>
-        </w:rPr>
-        <w:t xml:space="preserve"> no longer covers the whole grade through this frame. Club members may differ in reading interests; selection is now limited to one group.</w:t>
-      </w:r>
-    </w:p>
-    <w:p>
-      <w:pPr>
-        <w:pStyle w:val="Heading3"/>
-      </w:pPr>
-      <w:r>
-        <w:t>Repair a missing building block</w:t>
-      </w:r>
-    </w:p>
-    <w:p>
-      <w:pPr>
-        <w:spacing w:line="336" w:lineRule="auto" w:after="180"/>
-      </w:pPr>
-      <w:r>
-        <w:rPr>
-          <w:b w:val="0"/>
-        </w:rPr>
-        <w:t>Review Missing Data (ai-2/18). Goal: Detect absent and unusable values. Short practice: Why is the Boolean True rejected even though arithmetic can treat it like 1 in Python?. Return to this week and explain what you changed.</w:t>
-      </w:r>
-    </w:p>
-    <w:p>
-      <w:pPr>
-        <w:spacing w:line="336" w:lineRule="auto" w:after="180"/>
-      </w:pPr>
-      <w:r>
-        <w:rPr>
-          <w:b w:val="0"/>
-        </w:rPr>
-        <w:t>Review Over</w:t>
-      </w:r>
-      <w:r>
-        <w:rPr>
-          <w:b/>
-        </w:rPr>
-        <w:t>fitting</w:t>
-      </w:r>
-      <w:r>
-        <w:rPr>
-          <w:b w:val="0"/>
-        </w:rPr>
-        <w:t xml:space="preserve"> Intuition (ai-2/16). Goal: Compare </w:t>
-      </w:r>
-      <w:r>
-        <w:rPr>
-          <w:b/>
-        </w:rPr>
-        <w:t>training</w:t>
-      </w:r>
-      <w:r>
-        <w:rPr>
-          <w:b w:val="0"/>
-        </w:rPr>
-        <w:t xml:space="preserve"> and validation </w:t>
-      </w:r>
-      <w:r>
-        <w:rPr>
-          <w:b/>
-        </w:rPr>
-        <w:t>evidence</w:t>
-      </w:r>
-      <w:r>
-        <w:rPr>
-          <w:b w:val="0"/>
-        </w:rPr>
-        <w:t xml:space="preserve"> for model capacity. Short practice: Does zero </w:t>
-      </w:r>
-      <w:r>
-        <w:rPr>
-          <w:b/>
-        </w:rPr>
-        <w:t>training</w:t>
-      </w:r>
-      <w:r>
-        <w:rPr>
-          <w:b w:val="0"/>
-        </w:rPr>
-        <w:t xml:space="preserve"> error justify choosing Complex in the original record?.</w:t>
-      </w:r>
-    </w:p>
-    <w:p>
-      <w:pPr>
-        <w:spacing w:line="336" w:lineRule="auto" w:after="180"/>
-      </w:pPr>
-      <w:r>
-        <w:rPr>
-          <w:b w:val="0"/>
-        </w:rPr>
-        <w:t>Return to this week and explain what you changed.</w:t>
-      </w:r>
-    </w:p>
-    <w:p>
-      <w:pPr>
-        <w:spacing w:line="336" w:lineRule="auto" w:after="180"/>
-      </w:pPr>
-      <w:r>
-        <w:rPr>
-          <w:b w:val="0"/>
-        </w:rPr>
-        <w:t xml:space="preserve">Review Types of Classification Error (ai-2/13). Goal: Build a labelled confusion matrix from matched reference and </w:t>
-      </w:r>
-      <w:r>
-        <w:rPr>
-          <w:b/>
-        </w:rPr>
-        <w:t>prediction</w:t>
-      </w:r>
-      <w:r>
-        <w:rPr>
-          <w:b w:val="0"/>
-        </w:rPr>
-        <w:t xml:space="preserve"> pairs. Short practice: Which error causes a sound book to be sent for unnecessary repair review?.</w:t>
-      </w:r>
-    </w:p>
-    <w:p>
-      <w:pPr>
-        <w:spacing w:line="336" w:lineRule="auto" w:after="180"/>
-      </w:pPr>
-      <w:r>
-        <w:rPr>
-          <w:b w:val="0"/>
-        </w:rPr>
-        <w:t>Return to this week and explain what you changed.</w:t>
-      </w:r>
-    </w:p>
-    <w:p>
-      <w:pPr>
-        <w:pStyle w:val="Heading3"/>
-      </w:pPr>
-      <w:r>
-        <w:t>Predict, run and debug</w:t>
-      </w:r>
-    </w:p>
-    <w:p>
-      <w:pPr>
-        <w:spacing w:line="336" w:lineRule="auto" w:after="180"/>
-      </w:pPr>
-      <w:r>
-        <w:rPr>
-          <w:b w:val="0"/>
-        </w:rPr>
-        <w:t xml:space="preserve">The browser lab lets you edit the supported Python examples already included in this lesson. Predict first, run, inspect the actual </w:t>
-      </w:r>
-      <w:r>
-        <w:rPr>
-          <w:b/>
-        </w:rPr>
-        <w:t>output</w:t>
-      </w:r>
-      <w:r>
-        <w:rPr>
-          <w:b w:val="0"/>
-        </w:rPr>
-        <w:t xml:space="preserve"> or error, change one </w:t>
-      </w:r>
-      <w:r>
-        <w:rPr>
-          <w:b/>
-        </w:rPr>
-        <w:t>input</w:t>
-      </w:r>
-      <w:r>
-        <w:rPr>
-          <w:b w:val="0"/>
-        </w:rPr>
-        <w:t>, then run again.</w:t>
-      </w:r>
-    </w:p>
-    <w:p>
-      <w:pPr>
-        <w:spacing w:line="336" w:lineRule="auto" w:after="180"/>
-      </w:pPr>
-      <w:r>
-        <w:rPr>
-          <w:b w:val="0"/>
-        </w:rPr>
-        <w:t xml:space="preserve">Keep code, </w:t>
-      </w:r>
-      <w:r>
-        <w:rPr>
-          <w:b/>
-        </w:rPr>
-        <w:t>prediction</w:t>
-      </w:r>
-      <w:r>
-        <w:rPr>
-          <w:b w:val="0"/>
-        </w:rPr>
-        <w:t>s, actual results and a reasoned revision together. On paper, label your result as a trace rather than an execution.</w:t>
-      </w:r>
-    </w:p>
-    <w:p>
-      <w:pPr>
-        <w:pStyle w:val="Heading3"/>
-      </w:pPr>
-      <w:r>
         <w:t>Keep your completed work</w:t>
       </w:r>
     </w:p>
     <w:p>
       <w:pPr>
-        <w:spacing w:line="336" w:lineRule="auto" w:after="180"/>
-      </w:pPr>
-      <w:r>
-        <w:rPr>
-          <w:b w:val="0"/>
-        </w:rPr>
-        <w:t xml:space="preserve">Use Download completed work in the hosted lesson to export your answers, reflections, practice feedback and code-run </w:t>
-      </w:r>
-      <w:r>
-        <w:rPr>
-          <w:b/>
-        </w:rPr>
-        <w:t>evidence</w:t>
-      </w:r>
-      <w:r>
-        <w:rPr>
-          <w:b w:val="0"/>
-        </w:rPr>
-        <w:t>. Open the HTML copy to read or print it.</w:t>
-      </w:r>
-    </w:p>
-    <w:p>
-      <w:pPr>
-        <w:spacing w:line="336" w:lineRule="auto" w:after="180"/>
-      </w:pPr>
-      <w:r>
-        <w:rPr>
-          <w:b w:val="0"/>
-        </w:rPr>
-        <w:t>Drafts stay in this browser when storage is available; clear drafts on a shared device.</w:t>
-      </w:r>
-    </w:p>
-    <w:p>
-      <w:pPr>
-        <w:pStyle w:val="Heading3"/>
-      </w:pPr>
-      <w:r>
-        <w:t>What I repaired, the evidence I kept and the next test</w:t>
-      </w:r>
-    </w:p>
-    <w:p>
-      <w:r>
-        <w:t>________________________________________________________________</w:t>
-      </w:r>
-    </w:p>
-    <w:p>
-      <w:r>
-        <w:t>________________________________________________________________</w:t>
-      </w:r>
-    </w:p>
-    <w:p>
-      <w:r>
-        <w:t>________________________________________________________________</w:t>
-      </w:r>
-    </w:p>
-    <w:p>
-      <w:r>
-        <w:t>________________________________________________________________</w:t>
-      </w:r>
-    </w:p>
-    <w:p>
-      <w:r>
-        <w:t>________________________________________________________________</w:t>
-      </w:r>
-    </w:p>
-    <w:p>
-      <w:pPr>
         <w:pStyle w:val="Heading1"/>
       </w:pPr>
       <w:r>
-        <w:t>26. Visual concept journey</w:t>
-      </w:r>
-    </w:p>
-    <w:p>
-      <w:r>
-        <w:t>Explain each Sampling and Representation picture from its labels, then record a relevant limit.</w:t>
-      </w:r>
-    </w:p>
-    <w:p>
-      <w:pPr>
-        <w:pStyle w:val="Heading3"/>
+        <w:t>26. Reference · Six-picture response sheets</w:t>
+      </w:r>
+    </w:p>
+    <w:p>
+      <w:r>
+        <w:t>Choose the relevant picture rather than repeating every task.</w:t>
+      </w:r>
+    </w:p>
+    <w:p>
+      <w:pPr>
+        <w:pStyle w:val="Heading2"/>
       </w:pPr>
       <w:r>
         <w:t>01. Sampling and Representation: the case</w:t>
@@ -3343,7 +3248,6 @@
     <w:p>
       <w:pPr>
         <w:spacing w:line="336" w:lineRule="auto" w:after="180"/>
-        <w:shd w:fill="F5F1FB"/>
       </w:pPr>
       <w:r>
         <w:rPr>
@@ -3382,7 +3286,7 @@
     </w:p>
     <w:p>
       <w:pPr>
-        <w:pStyle w:val="Heading3"/>
+        <w:pStyle w:val="Heading2"/>
       </w:pPr>
       <w:r>
         <w:t>02. Follow the deciding steps</w:t>
@@ -3486,7 +3390,6 @@
     <w:p>
       <w:pPr>
         <w:spacing w:line="336" w:lineRule="auto" w:after="180"/>
-        <w:shd w:fill="F5F1FB"/>
       </w:pPr>
       <w:r>
         <w:rPr>
@@ -3537,7 +3440,7 @@
     </w:p>
     <w:p>
       <w:pPr>
-        <w:pStyle w:val="Heading3"/>
+        <w:pStyle w:val="Heading2"/>
       </w:pPr>
       <w:r>
         <w:t>03. Follow the evidence</w:t>
@@ -3641,7 +3544,6 @@
     <w:p>
       <w:pPr>
         <w:spacing w:line="336" w:lineRule="auto" w:after="180"/>
-        <w:shd w:fill="F5F1FB"/>
       </w:pPr>
       <w:r>
         <w:rPr>
@@ -3680,7 +3582,7 @@
     </w:p>
     <w:p>
       <w:pPr>
-        <w:pStyle w:val="Heading3"/>
+        <w:pStyle w:val="Heading2"/>
       </w:pPr>
       <w:r>
         <w:t>04. Change one thing. Trace what follows.</w:t>
@@ -3783,7 +3685,6 @@
     <w:p>
       <w:pPr>
         <w:spacing w:line="336" w:lineRule="auto" w:after="180"/>
-        <w:shd w:fill="F5F1FB"/>
       </w:pPr>
       <w:r>
         <w:rPr>
@@ -3822,7 +3723,7 @@
     </w:p>
     <w:p>
       <w:pPr>
-        <w:pStyle w:val="Heading3"/>
+        <w:pStyle w:val="Heading2"/>
       </w:pPr>
       <w:r>
         <w:t>05. Connect the explanation to its limit</w:t>
@@ -3936,7 +3837,6 @@
     <w:p>
       <w:pPr>
         <w:spacing w:line="336" w:lineRule="auto" w:after="180"/>
-        <w:shd w:fill="F5F1FB"/>
       </w:pPr>
       <w:r>
         <w:rPr>
@@ -3975,7 +3875,7 @@
     </w:p>
     <w:p>
       <w:pPr>
-        <w:pStyle w:val="Heading3"/>
+        <w:pStyle w:val="Heading2"/>
       </w:pPr>
       <w:r>
         <w:t>06. Make the idea visible in your project</w:t>
@@ -4020,7 +3920,6 @@
     <w:p>
       <w:pPr>
         <w:spacing w:line="336" w:lineRule="auto" w:after="180"/>
-        <w:shd w:fill="F5F1FB"/>
       </w:pPr>
       <w:r>
         <w:rPr>
@@ -4044,7 +3943,6 @@
     <w:p>
       <w:pPr>
         <w:spacing w:line="336" w:lineRule="auto" w:after="180"/>
-        <w:shd w:fill="F5F1FB"/>
       </w:pPr>
       <w:r>
         <w:rPr>
@@ -4092,7 +3990,6 @@
     <w:p>
       <w:pPr>
         <w:spacing w:line="336" w:lineRule="auto" w:after="180"/>
-        <w:shd w:fill="F5F1FB"/>
       </w:pPr>
       <w:r>
         <w:rPr>
@@ -4139,6 +4036,62 @@
     <w:p>
       <w:r>
         <w:t>________________________________________________________________</w:t>
+      </w:r>
+    </w:p>
+    <w:p>
+      <w:pPr>
+        <w:pStyle w:val="Heading2"/>
+      </w:pPr>
+      <w:r>
+        <w:t>Earlier wording, alternatives and picture transcripts · reference / check after trying</w:t>
+      </w:r>
+    </w:p>
+    <w:p>
+      <w:pPr>
+        <w:pStyle w:val="Heading3"/>
+      </w:pPr>
+      <w:r>
+        <w:t>01. Sampling and Representation: the case</w:t>
+      </w:r>
+    </w:p>
+    <w:p>
+      <w:pPr>
+        <w:pStyle w:val="Heading3"/>
+      </w:pPr>
+      <w:r>
+        <w:t>02. Follow the deciding steps</w:t>
+      </w:r>
+    </w:p>
+    <w:p>
+      <w:pPr>
+        <w:pStyle w:val="Heading3"/>
+      </w:pPr>
+      <w:r>
+        <w:t>03. Follow the evidence</w:t>
+      </w:r>
+    </w:p>
+    <w:p>
+      <w:pPr>
+        <w:pStyle w:val="Heading3"/>
+      </w:pPr>
+      <w:r>
+        <w:t>04. Change one thing. Trace what follows.</w:t>
+      </w:r>
+    </w:p>
+    <w:p>
+      <w:pPr>
+        <w:pStyle w:val="Heading3"/>
+      </w:pPr>
+      <w:r>
+        <w:t>05. Connect the explanation to its limit</w:t>
+      </w:r>
+    </w:p>
+    <w:p>
+      <w:pPr>
+        <w:pStyle w:val="Heading3"/>
+      </w:pPr>
+      <w:r>
+        <w:t>06. Make the idea visible in your project</w:t>
       </w:r>
     </w:p>
     <w:sectPr>
